--- a/LF11/Projekt/WTF_Systemhaus_Dokumentation.docx
+++ b/LF11/Projekt/WTF_Systemhaus_Dokumentation.docx
@@ -37,6 +37,18 @@
           <w:szCs w:val="24"/>
           <w:highlight w:val="none"/>
           <w:u w:val="single"/>
+          <w:lang w:val="de-DE"/>
+        </w:rPr>
+      </w:r>
+      <w:r>
+        <w:rPr>
+          <w:b/>
+          <w:bCs/>
+          <w:sz w:val="24"/>
+          <w:szCs w:val="24"/>
+          <w:highlight w:val="none"/>
+          <w:u w:val="single"/>
+          <w:lang w:val="de-DE"/>
         </w:rPr>
       </w:r>
     </w:p>
@@ -77,10 +89,20 @@
           <w:u w:val="none"/>
         </w:rPr>
       </w:r>
+      <w:r>
+        <w:rPr>
+          <w:b w:val="0"/>
+          <w:bCs w:val="0"/>
+          <w:sz w:val="24"/>
+          <w:szCs w:val="24"/>
+          <w:highlight w:val="none"/>
+          <w:u w:val="none"/>
+        </w:rPr>
+      </w:r>
     </w:p>
     <w:p>
       <w:pPr>
-        <w:pStyle w:val="668"/>
+        <w:pStyle w:val="912"/>
         <w:numPr>
           <w:ilvl w:val="0"/>
           <w:numId w:val="4"/>
@@ -111,13 +133,24 @@
         <w:rPr>
           <w:b w:val="0"/>
           <w:bCs w:val="0"/>
+          <w:highlight w:val="none"/>
           <w:u w:val="single"/>
+          <w:lang w:val="de-DE"/>
+        </w:rPr>
+      </w:r>
+      <w:r>
+        <w:rPr>
+          <w:b w:val="0"/>
+          <w:bCs w:val="0"/>
+          <w:highlight w:val="none"/>
+          <w:u w:val="single"/>
+          <w:lang w:val="de-DE"/>
         </w:rPr>
       </w:r>
     </w:p>
     <w:p>
       <w:pPr>
-        <w:pStyle w:val="668"/>
+        <w:pStyle w:val="912"/>
         <w:numPr>
           <w:ilvl w:val="0"/>
           <w:numId w:val="3"/>
@@ -148,10 +181,17 @@
           <w:u w:val="none"/>
         </w:rPr>
       </w:r>
+      <w:r>
+        <w:rPr>
+          <w:b w:val="0"/>
+          <w:bCs w:val="0"/>
+          <w:u w:val="none"/>
+        </w:rPr>
+      </w:r>
     </w:p>
     <w:p>
       <w:pPr>
-        <w:pStyle w:val="668"/>
+        <w:pStyle w:val="912"/>
         <w:numPr>
           <w:ilvl w:val="0"/>
           <w:numId w:val="3"/>
@@ -183,10 +223,17 @@
           <w:u w:val="none"/>
         </w:rPr>
       </w:r>
+      <w:r>
+        <w:rPr>
+          <w:b w:val="0"/>
+          <w:bCs w:val="0"/>
+          <w:u w:val="none"/>
+        </w:rPr>
+      </w:r>
     </w:p>
     <w:p>
       <w:pPr>
-        <w:pStyle w:val="668"/>
+        <w:pStyle w:val="912"/>
         <w:numPr>
           <w:ilvl w:val="0"/>
           <w:numId w:val="3"/>
@@ -218,10 +265,17 @@
           <w:u w:val="none"/>
         </w:rPr>
       </w:r>
+      <w:r>
+        <w:rPr>
+          <w:b w:val="0"/>
+          <w:bCs w:val="0"/>
+          <w:u w:val="none"/>
+        </w:rPr>
+      </w:r>
     </w:p>
     <w:p>
       <w:pPr>
-        <w:pStyle w:val="668"/>
+        <w:pStyle w:val="912"/>
         <w:numPr>
           <w:ilvl w:val="0"/>
           <w:numId w:val="3"/>
@@ -301,6 +355,13 @@
           <w:u w:val="single"/>
         </w:rPr>
       </w:r>
+      <w:r>
+        <w:rPr>
+          <w:b w:val="0"/>
+          <w:bCs w:val="0"/>
+          <w:u w:val="single"/>
+        </w:rPr>
+      </w:r>
     </w:p>
     <w:p>
       <w:pPr>
@@ -324,20 +385,19 @@
         </w:rPr>
       </w:r>
       <w:r>
+        <w:rPr>
+          <w:b w:val="0"/>
+          <w:bCs w:val="0"/>
+          <w:highlight w:val="none"/>
+          <w:u w:val="none"/>
+          <w:lang w:val="de-DE"/>
+        </w:rPr>
         <mc:AlternateContent>
           <mc:Choice Requires="wpg">
             <w:drawing>
-              <wp:anchor xmlns:wp="http://schemas.openxmlformats.org/drawingml/2006/wordprocessingDrawing" xmlns:wp14="http://schemas.microsoft.com/office/word/2010/wordprocessingDrawing" distT="0" distB="0" distL="115200" distR="115200" simplePos="0" relativeHeight="2048" behindDoc="1" locked="0" layoutInCell="1" allowOverlap="1">
-                <wp:simplePos x="0" y="0"/>
-                <wp:positionH relativeFrom="margin">
-                  <wp:align>center</wp:align>
-                </wp:positionH>
-                <wp:positionV relativeFrom="paragraph">
-                  <wp:posOffset>0</wp:posOffset>
-                </wp:positionV>
-                <wp:extent cx="6431319" cy="2466246"/>
+              <wp:inline xmlns:wp="http://schemas.openxmlformats.org/drawingml/2006/wordprocessingDrawing" distT="0" distB="0" distL="0" distR="0">
+                <wp:extent cx="5571626" cy="2523396"/>
                 <wp:effectExtent l="0" t="0" r="0" b="0"/>
-                <wp:wrapNone/>
                 <wp:docPr id="1" name=""/>
                 <wp:cNvGraphicFramePr>
                   <a:graphicFrameLocks xmlns:a="http://schemas.openxmlformats.org/drawingml/2006/main" noChangeAspect="1"/>
@@ -346,7 +406,7 @@
                   <a:graphicData uri="http://schemas.openxmlformats.org/drawingml/2006/picture">
                     <pic:pic xmlns:pic="http://schemas.openxmlformats.org/drawingml/2006/picture">
                       <pic:nvPicPr>
-                        <pic:cNvPr id="87261424" name=""/>
+                        <pic:cNvPr id="359877147" name=""/>
                         <pic:cNvPicPr>
                           <a:picLocks noChangeAspect="1"/>
                         </pic:cNvPicPr>
@@ -359,7 +419,7 @@
                       <pic:spPr bwMode="auto">
                         <a:xfrm flipH="0" flipV="0">
                           <a:off x="0" y="0"/>
-                          <a:ext cx="6431319" cy="2466245"/>
+                          <a:ext cx="5571625" cy="2523395"/>
                         </a:xfrm>
                         <a:prstGeom prst="rect">
                           <a:avLst/>
@@ -368,7 +428,7 @@
                     </pic:pic>
                   </a:graphicData>
                 </a:graphic>
-              </wp:anchor>
+              </wp:inline>
             </w:drawing>
           </mc:Choice>
           <mc:Fallback>
@@ -392,7 +452,7 @@
                 <v:path o:extrusionok="f" gradientshapeok="t" o:connecttype="rect"/>
                 <o:lock v:ext="edit" aspectratio="t"/>
               </v:shapetype>
-              <v:shape id="_x0000_i0" o:spid="_x0000_s0" type="#_x0000_t75" style="position:absolute;z-index:-2048;o:allowoverlap:true;o:allowincell:true;mso-position-horizontal-relative:margin;mso-position-horizontal:center;mso-position-vertical-relative:text;margin-top:0.00pt;mso-position-vertical:absolute;width:506.40pt;height:194.19pt;mso-wrap-distance-left:9.07pt;mso-wrap-distance-top:0.00pt;mso-wrap-distance-right:9.07pt;mso-wrap-distance-bottom:0.00pt;z-index:1;" stroked="false">
+              <v:shape id="_x0000_i0" o:spid="_x0000_s0" type="#_x0000_t75" style="width:438.71pt;height:198.69pt;mso-wrap-distance-left:0.00pt;mso-wrap-distance-top:0.00pt;mso-wrap-distance-right:0.00pt;mso-wrap-distance-bottom:0.00pt;z-index:1;" stroked="false">
                 <v:imagedata r:id="rId9" o:title=""/>
                 <o:lock v:ext="edit" rotation="t"/>
               </v:shape>
@@ -400,26 +460,6 @@
           </mc:Fallback>
         </mc:AlternateContent>
       </w:r>
-      <w:r>
-        <w:rPr>
-          <w:b w:val="0"/>
-          <w:bCs w:val="0"/>
-          <w:highlight w:val="none"/>
-          <w:u w:val="none"/>
-          <w:lang w:val="de-DE"/>
-        </w:rPr>
-      </w:r>
-      <w:r/>
-      <w:r>
-        <w:rPr>
-          <w:b w:val="0"/>
-          <w:bCs w:val="0"/>
-          <w:highlight w:val="none"/>
-          <w:u w:val="none"/>
-          <w:lang w:val="de-DE"/>
-        </w:rPr>
-      </w:r>
-      <w:r/>
       <w:r>
         <w:rPr>
           <w:b w:val="0"/>
@@ -438,19 +478,55 @@
           <w:lang w:val="de-DE"/>
         </w:rPr>
       </w:r>
-    </w:p>
-    <w:p>
-      <w:pPr>
-        <w:pBdr/>
-        <w:spacing/>
-        <w:ind w:firstLine="0" w:left="0"/>
-        <w:jc w:val="left"/>
+      <w:r>
+        <w:rPr>
+          <w:b w:val="0"/>
+          <w:bCs w:val="0"/>
+          <w:highlight w:val="none"/>
+          <w:u w:val="none"/>
+          <w:lang w:val="de-DE"/>
+        </w:rPr>
+      </w:r>
+      <w:r>
+        <w:rPr>
+          <w:b w:val="0"/>
+          <w:bCs w:val="0"/>
+          <w:highlight w:val="none"/>
+          <w:u w:val="none"/>
+          <w:lang w:val="de-DE"/>
+        </w:rPr>
+      </w:r>
+      <w:r>
+        <w:rPr>
+          <w:b w:val="0"/>
+          <w:bCs w:val="0"/>
+          <w:highlight w:val="none"/>
+          <w:u w:val="none"/>
+          <w:lang w:val="de-DE"/>
+        </w:rPr>
+      </w:r>
+      <w:r/>
+      <w:r>
         <w:rPr>
           <w:b w:val="0"/>
           <w:bCs w:val="0"/>
           <w:u w:val="none"/>
         </w:rPr>
-      </w:pPr>
+      </w:r>
+      <w:r>
+        <w:rPr>
+          <w:b w:val="0"/>
+          <w:bCs w:val="0"/>
+          <w:u w:val="none"/>
+        </w:rPr>
+      </w:r>
+      <w:r>
+        <w:rPr>
+          <w:b w:val="0"/>
+          <w:bCs w:val="0"/>
+          <w:u w:val="none"/>
+        </w:rPr>
+      </w:r>
       <w:r>
         <w:rPr>
           <w:b w:val="0"/>
@@ -475,9 +551,110 @@
     </w:p>
     <w:p>
       <w:pPr>
-        <w:pBdr/>
-        <w:spacing/>
-        <w:ind w:firstLine="0" w:left="0"/>
+        <w:pStyle w:val="912"/>
+        <w:numPr>
+          <w:ilvl w:val="0"/>
+          <w:numId w:val="6"/>
+        </w:numPr>
+        <w:pBdr/>
+        <w:spacing/>
+        <w:ind/>
+        <w:jc w:val="left"/>
+        <w:rPr>
+          <w:b w:val="0"/>
+          <w:bCs w:val="0"/>
+          <w:highlight w:val="none"/>
+          <w:u w:val="none"/>
+          <w:lang w:val="de-DE"/>
+        </w:rPr>
+      </w:pPr>
+      <w:r>
+        <w:rPr>
+          <w:b w:val="0"/>
+          <w:bCs w:val="0"/>
+          <w:highlight w:val="none"/>
+          <w:u w:val="none"/>
+          <w:lang w:val="de-DE"/>
+        </w:rPr>
+        <w:t xml:space="preserve">Innerhalb von Teams sind MAs Kompetenzbereichen zugeordnet</w:t>
+      </w:r>
+      <w:r>
+        <w:rPr>
+          <w:b w:val="0"/>
+          <w:bCs w:val="0"/>
+          <w:highlight w:val="none"/>
+          <w:u w:val="none"/>
+          <w:lang w:val="de-DE"/>
+        </w:rPr>
+      </w:r>
+      <w:r>
+        <w:rPr>
+          <w:b w:val="0"/>
+          <w:bCs w:val="0"/>
+          <w:highlight w:val="none"/>
+          <w:u w:val="none"/>
+          <w:lang w:val="de-DE"/>
+        </w:rPr>
+      </w:r>
+    </w:p>
+    <w:p>
+      <w:pPr>
+        <w:pStyle w:val="912"/>
+        <w:numPr>
+          <w:ilvl w:val="0"/>
+          <w:numId w:val="6"/>
+        </w:numPr>
+        <w:pBdr/>
+        <w:spacing/>
+        <w:ind/>
+        <w:jc w:val="left"/>
+        <w:rPr>
+          <w:b w:val="0"/>
+          <w:bCs w:val="0"/>
+          <w:highlight w:val="none"/>
+          <w:u w:val="none"/>
+          <w:lang w:val="de-DE"/>
+        </w:rPr>
+      </w:pPr>
+      <w:r>
+        <w:rPr>
+          <w:b w:val="0"/>
+          <w:bCs w:val="0"/>
+          <w:highlight w:val="none"/>
+          <w:u w:val="none"/>
+          <w:lang w:val="de-DE"/>
+        </w:rPr>
+        <w:t xml:space="preserve">Montags Abteilungsmeeting</w:t>
+      </w:r>
+      <w:r>
+        <w:rPr>
+          <w:b w:val="0"/>
+          <w:bCs w:val="0"/>
+          <w:highlight w:val="none"/>
+          <w:u w:val="none"/>
+          <w:lang w:val="de-DE"/>
+        </w:rPr>
+      </w:r>
+      <w:r>
+        <w:rPr>
+          <w:b w:val="0"/>
+          <w:bCs w:val="0"/>
+          <w:highlight w:val="none"/>
+          <w:u w:val="none"/>
+          <w:lang w:val="de-DE"/>
+        </w:rPr>
+      </w:r>
+    </w:p>
+    <w:p>
+      <w:pPr>
+        <w:pStyle w:val="912"/>
+        <w:numPr>
+          <w:ilvl w:val="0"/>
+          <w:numId w:val="6"/>
+        </w:numPr>
+        <w:pBdr/>
+        <w:spacing/>
+        <w:ind/>
         <w:jc w:val="left"/>
         <w:rPr>
           <w:b w:val="0"/>
@@ -487,10 +664,9 @@
       </w:pPr>
       <w:r>
         <w:rPr>
-          <w:b w:val="0"/>
-          <w:bCs w:val="0"/>
-          <w:u w:val="none"/>
+          <w:lang w:val="de-DE"/>
         </w:rPr>
+        <w:t xml:space="preserve">Freitags Teamleitermeeting</w:t>
       </w:r>
       <w:r>
         <w:rPr>
@@ -509,9 +685,14 @@
     </w:p>
     <w:p>
       <w:pPr>
-        <w:pBdr/>
-        <w:spacing/>
-        <w:ind w:firstLine="0" w:left="0"/>
+        <w:pStyle w:val="912"/>
+        <w:numPr>
+          <w:ilvl w:val="0"/>
+          <w:numId w:val="6"/>
+        </w:numPr>
+        <w:pBdr/>
+        <w:spacing/>
+        <w:ind/>
         <w:jc w:val="left"/>
         <w:rPr>
           <w:b w:val="0"/>
@@ -521,10 +702,10 @@
       </w:pPr>
       <w:r>
         <w:rPr>
-          <w:b w:val="0"/>
-          <w:bCs w:val="0"/>
-          <w:u w:val="none"/>
+          <w:highlight w:val="none"/>
+          <w:lang w:val="de-DE"/>
         </w:rPr>
+        <w:t xml:space="preserve">Alle 14 Tage Montags Fachgruppenmeeting</w:t>
       </w:r>
       <w:r>
         <w:rPr>
@@ -543,9 +724,14 @@
     </w:p>
     <w:p>
       <w:pPr>
-        <w:pBdr/>
-        <w:spacing/>
-        <w:ind w:firstLine="0" w:left="0"/>
+        <w:pStyle w:val="912"/>
+        <w:numPr>
+          <w:ilvl w:val="0"/>
+          <w:numId w:val="6"/>
+        </w:numPr>
+        <w:pBdr/>
+        <w:spacing/>
+        <w:ind/>
         <w:jc w:val="left"/>
         <w:rPr>
           <w:b w:val="0"/>
@@ -555,10 +741,10 @@
       </w:pPr>
       <w:r>
         <w:rPr>
-          <w:b w:val="0"/>
-          <w:bCs w:val="0"/>
-          <w:u w:val="none"/>
+          <w:highlight w:val="none"/>
+          <w:lang w:val="de-DE"/>
         </w:rPr>
+        <w:t xml:space="preserve">Einmal Monatlich In-Persona-Meeting für Fachgruppen</w:t>
       </w:r>
       <w:r>
         <w:rPr>
@@ -577,312 +763,7 @@
     </w:p>
     <w:p>
       <w:pPr>
-        <w:pBdr/>
-        <w:spacing/>
-        <w:ind w:firstLine="0" w:left="0"/>
-        <w:jc w:val="left"/>
-        <w:rPr>
-          <w:b w:val="0"/>
-          <w:bCs w:val="0"/>
-          <w:u w:val="none"/>
-        </w:rPr>
-      </w:pPr>
-      <w:r>
-        <w:rPr>
-          <w:b w:val="0"/>
-          <w:bCs w:val="0"/>
-          <w:u w:val="none"/>
-        </w:rPr>
-      </w:r>
-      <w:r>
-        <w:rPr>
-          <w:b w:val="0"/>
-          <w:bCs w:val="0"/>
-          <w:u w:val="none"/>
-        </w:rPr>
-      </w:r>
-      <w:r>
-        <w:rPr>
-          <w:b w:val="0"/>
-          <w:bCs w:val="0"/>
-          <w:u w:val="none"/>
-        </w:rPr>
-      </w:r>
-    </w:p>
-    <w:p>
-      <w:pPr>
-        <w:pBdr/>
-        <w:spacing/>
-        <w:ind w:firstLine="0" w:left="0"/>
-        <w:jc w:val="left"/>
-        <w:rPr>
-          <w:b w:val="0"/>
-          <w:bCs w:val="0"/>
-          <w:u w:val="none"/>
-        </w:rPr>
-      </w:pPr>
-      <w:r>
-        <w:rPr>
-          <w:b w:val="0"/>
-          <w:bCs w:val="0"/>
-          <w:u w:val="none"/>
-        </w:rPr>
-      </w:r>
-      <w:r>
-        <w:rPr>
-          <w:b w:val="0"/>
-          <w:bCs w:val="0"/>
-          <w:u w:val="none"/>
-        </w:rPr>
-      </w:r>
-      <w:r>
-        <w:rPr>
-          <w:b w:val="0"/>
-          <w:bCs w:val="0"/>
-          <w:u w:val="none"/>
-        </w:rPr>
-      </w:r>
-    </w:p>
-    <w:p>
-      <w:pPr>
-        <w:pBdr/>
-        <w:spacing/>
-        <w:ind w:firstLine="0" w:left="0"/>
-        <w:jc w:val="left"/>
-        <w:rPr>
-          <w:b w:val="0"/>
-          <w:bCs w:val="0"/>
-          <w:u w:val="none"/>
-        </w:rPr>
-      </w:pPr>
-      <w:r>
-        <w:rPr>
-          <w:b w:val="0"/>
-          <w:bCs w:val="0"/>
-          <w:u w:val="none"/>
-        </w:rPr>
-      </w:r>
-      <w:r>
-        <w:rPr>
-          <w:b w:val="0"/>
-          <w:bCs w:val="0"/>
-          <w:u w:val="none"/>
-        </w:rPr>
-      </w:r>
-      <w:r>
-        <w:rPr>
-          <w:b w:val="0"/>
-          <w:bCs w:val="0"/>
-          <w:u w:val="none"/>
-        </w:rPr>
-      </w:r>
-    </w:p>
-    <w:p>
-      <w:pPr>
-        <w:pBdr/>
-        <w:spacing/>
-        <w:ind w:firstLine="0" w:left="0"/>
-        <w:jc w:val="left"/>
-        <w:rPr>
-          <w:b w:val="0"/>
-          <w:bCs w:val="0"/>
-          <w:u w:val="none"/>
-        </w:rPr>
-      </w:pPr>
-      <w:r>
-        <w:rPr>
-          <w:b w:val="0"/>
-          <w:bCs w:val="0"/>
-          <w:u w:val="none"/>
-        </w:rPr>
-      </w:r>
-      <w:r>
-        <w:rPr>
-          <w:b w:val="0"/>
-          <w:bCs w:val="0"/>
-          <w:u w:val="none"/>
-        </w:rPr>
-      </w:r>
-      <w:r>
-        <w:rPr>
-          <w:b w:val="0"/>
-          <w:bCs w:val="0"/>
-          <w:u w:val="none"/>
-        </w:rPr>
-      </w:r>
-    </w:p>
-    <w:p>
-      <w:pPr>
-        <w:pStyle w:val="668"/>
-        <w:numPr>
-          <w:ilvl w:val="0"/>
-          <w:numId w:val="6"/>
-        </w:numPr>
-        <w:pBdr/>
-        <w:spacing/>
-        <w:ind/>
-        <w:jc w:val="left"/>
-        <w:rPr>
-          <w:b w:val="0"/>
-          <w:bCs w:val="0"/>
-          <w:highlight w:val="none"/>
-          <w:u w:val="none"/>
-          <w:lang w:val="de-DE"/>
-        </w:rPr>
-      </w:pPr>
-      <w:r>
-        <w:rPr>
-          <w:b w:val="0"/>
-          <w:bCs w:val="0"/>
-          <w:highlight w:val="none"/>
-          <w:u w:val="none"/>
-          <w:lang w:val="de-DE"/>
-        </w:rPr>
-        <w:t xml:space="preserve">Innerhalb von Teams sind MAs Kompetenzbereichen zugeordnet</w:t>
-      </w:r>
-      <w:r>
-        <w:rPr>
-          <w:b w:val="0"/>
-          <w:bCs w:val="0"/>
-          <w:u w:val="none"/>
-        </w:rPr>
-      </w:r>
-    </w:p>
-    <w:p>
-      <w:pPr>
-        <w:pStyle w:val="668"/>
-        <w:numPr>
-          <w:ilvl w:val="0"/>
-          <w:numId w:val="6"/>
-        </w:numPr>
-        <w:pBdr/>
-        <w:spacing/>
-        <w:ind/>
-        <w:jc w:val="left"/>
-        <w:rPr>
-          <w:b w:val="0"/>
-          <w:bCs w:val="0"/>
-          <w:highlight w:val="none"/>
-          <w:u w:val="none"/>
-          <w:lang w:val="de-DE"/>
-        </w:rPr>
-      </w:pPr>
-      <w:r>
-        <w:rPr>
-          <w:b w:val="0"/>
-          <w:bCs w:val="0"/>
-          <w:highlight w:val="none"/>
-          <w:u w:val="none"/>
-          <w:lang w:val="de-DE"/>
-        </w:rPr>
-        <w:t xml:space="preserve">Montags Abteilungsmeeting</w:t>
-      </w:r>
-      <w:r>
-        <w:rPr>
-          <w:b w:val="0"/>
-          <w:bCs w:val="0"/>
-          <w:u w:val="none"/>
-        </w:rPr>
-      </w:r>
-    </w:p>
-    <w:p>
-      <w:pPr>
-        <w:pStyle w:val="668"/>
-        <w:numPr>
-          <w:ilvl w:val="0"/>
-          <w:numId w:val="6"/>
-        </w:numPr>
-        <w:pBdr/>
-        <w:spacing/>
-        <w:ind/>
-        <w:jc w:val="left"/>
-        <w:rPr>
-          <w:b w:val="0"/>
-          <w:bCs w:val="0"/>
-          <w:u w:val="none"/>
-        </w:rPr>
-      </w:pPr>
-      <w:r>
-        <w:rPr>
-          <w:lang w:val="de-DE"/>
-        </w:rPr>
-        <w:t xml:space="preserve">Freitags Teamleitermeeting</w:t>
-      </w:r>
-      <w:r>
-        <w:rPr>
-          <w:b w:val="0"/>
-          <w:bCs w:val="0"/>
-          <w:u w:val="none"/>
-        </w:rPr>
-      </w:r>
-    </w:p>
-    <w:p>
-      <w:pPr>
-        <w:pStyle w:val="668"/>
-        <w:numPr>
-          <w:ilvl w:val="0"/>
-          <w:numId w:val="6"/>
-        </w:numPr>
-        <w:pBdr/>
-        <w:spacing/>
-        <w:ind/>
-        <w:jc w:val="left"/>
-        <w:rPr>
-          <w:b w:val="0"/>
-          <w:bCs w:val="0"/>
-          <w:u w:val="none"/>
-        </w:rPr>
-      </w:pPr>
-      <w:r>
-        <w:rPr>
-          <w:highlight w:val="none"/>
-          <w:lang w:val="de-DE"/>
-        </w:rPr>
-        <w:t xml:space="preserve">Alle 14 Tage Montags Fachgruppenmeeting</w:t>
-      </w:r>
-      <w:r>
-        <w:rPr>
-          <w:b w:val="0"/>
-          <w:bCs w:val="0"/>
-          <w:u w:val="none"/>
-        </w:rPr>
-      </w:r>
-    </w:p>
-    <w:p>
-      <w:pPr>
-        <w:pStyle w:val="668"/>
-        <w:numPr>
-          <w:ilvl w:val="0"/>
-          <w:numId w:val="6"/>
-        </w:numPr>
-        <w:pBdr/>
-        <w:spacing/>
-        <w:ind/>
-        <w:jc w:val="left"/>
-        <w:rPr>
-          <w:b w:val="0"/>
-          <w:bCs w:val="0"/>
-          <w:u w:val="none"/>
-        </w:rPr>
-      </w:pPr>
-      <w:r>
-        <w:rPr>
-          <w:highlight w:val="none"/>
-          <w:lang w:val="de-DE"/>
-        </w:rPr>
-        <w:t xml:space="preserve">Einmal Monatlich In-Persona-Meeting für Fachgruppen</w:t>
-      </w:r>
-      <w:r>
-        <w:rPr>
-          <w:b w:val="0"/>
-          <w:bCs w:val="0"/>
-          <w:u w:val="none"/>
-        </w:rPr>
-      </w:r>
-    </w:p>
-    <w:p>
-      <w:pPr>
-        <w:pStyle w:val="668"/>
+        <w:pStyle w:val="912"/>
         <w:numPr>
           <w:ilvl w:val="0"/>
           <w:numId w:val="6"/>
@@ -917,6 +798,13 @@
           <w:u w:val="none"/>
         </w:rPr>
       </w:r>
+      <w:r>
+        <w:rPr>
+          <w:b w:val="0"/>
+          <w:bCs w:val="0"/>
+          <w:u w:val="none"/>
+        </w:rPr>
+      </w:r>
     </w:p>
     <w:p>
       <w:pPr>
@@ -948,13 +836,21 @@
       <w:r>
         <w:rPr>
           <w:highlight w:val="none"/>
+          <w:u w:val="single"/>
+          <w:lang w:val="de-DE"/>
+        </w:rPr>
+      </w:r>
+      <w:r>
+        <w:rPr>
+          <w:highlight w:val="none"/>
+          <w:u w:val="single"/>
           <w:lang w:val="de-DE"/>
         </w:rPr>
       </w:r>
     </w:p>
     <w:p>
       <w:pPr>
-        <w:pStyle w:val="668"/>
+        <w:pStyle w:val="912"/>
         <w:numPr>
           <w:ilvl w:val="0"/>
           <w:numId w:val="8"/>
@@ -982,10 +878,16 @@
           <w:u w:val="none"/>
         </w:rPr>
       </w:r>
+      <w:r>
+        <w:rPr>
+          <w:highlight w:val="none"/>
+          <w:u w:val="none"/>
+        </w:rPr>
+      </w:r>
     </w:p>
     <w:p>
       <w:pPr>
-        <w:pStyle w:val="668"/>
+        <w:pStyle w:val="912"/>
         <w:numPr>
           <w:ilvl w:val="0"/>
           <w:numId w:val="8"/>
@@ -1013,10 +915,16 @@
           <w:u w:val="none"/>
         </w:rPr>
       </w:r>
+      <w:r>
+        <w:rPr>
+          <w:highlight w:val="none"/>
+          <w:u w:val="none"/>
+        </w:rPr>
+      </w:r>
     </w:p>
     <w:p>
       <w:pPr>
-        <w:pStyle w:val="668"/>
+        <w:pStyle w:val="912"/>
         <w:numPr>
           <w:ilvl w:val="0"/>
           <w:numId w:val="8"/>
@@ -1044,10 +952,16 @@
           <w:u w:val="none"/>
         </w:rPr>
       </w:r>
+      <w:r>
+        <w:rPr>
+          <w:highlight w:val="none"/>
+          <w:u w:val="none"/>
+        </w:rPr>
+      </w:r>
     </w:p>
     <w:p>
       <w:pPr>
-        <w:pStyle w:val="668"/>
+        <w:pStyle w:val="912"/>
         <w:numPr>
           <w:ilvl w:val="0"/>
           <w:numId w:val="8"/>
@@ -1075,10 +989,16 @@
           <w:u w:val="none"/>
         </w:rPr>
       </w:r>
+      <w:r>
+        <w:rPr>
+          <w:highlight w:val="none"/>
+          <w:u w:val="none"/>
+        </w:rPr>
+      </w:r>
     </w:p>
     <w:p>
       <w:pPr>
-        <w:pStyle w:val="668"/>
+        <w:pStyle w:val="912"/>
         <w:numPr>
           <w:ilvl w:val="0"/>
           <w:numId w:val="8"/>
@@ -1106,10 +1026,16 @@
           <w:u w:val="none"/>
         </w:rPr>
       </w:r>
+      <w:r>
+        <w:rPr>
+          <w:highlight w:val="none"/>
+          <w:u w:val="none"/>
+        </w:rPr>
+      </w:r>
     </w:p>
     <w:p>
       <w:pPr>
-        <w:pStyle w:val="668"/>
+        <w:pStyle w:val="912"/>
         <w:numPr>
           <w:ilvl w:val="0"/>
           <w:numId w:val="8"/>
@@ -1137,10 +1063,16 @@
           <w:u w:val="none"/>
         </w:rPr>
       </w:r>
+      <w:r>
+        <w:rPr>
+          <w:highlight w:val="none"/>
+          <w:u w:val="none"/>
+        </w:rPr>
+      </w:r>
     </w:p>
     <w:p>
       <w:pPr>
-        <w:pStyle w:val="668"/>
+        <w:pStyle w:val="912"/>
         <w:numPr>
           <w:ilvl w:val="0"/>
           <w:numId w:val="8"/>
@@ -1161,6 +1093,12 @@
           <w:lang w:val="de-DE" w:bidi="de-DE"/>
         </w:rPr>
         <w:t xml:space="preserve">Projektmanagement</w:t>
+      </w:r>
+      <w:r>
+        <w:rPr>
+          <w:highlight w:val="none"/>
+          <w:u w:val="none"/>
+        </w:rPr>
       </w:r>
       <w:r>
         <w:rPr>
@@ -1201,12 +1139,20 @@
         <w:rPr>
           <w:highlight w:val="none"/>
           <w:u w:val="single"/>
+          <w:lang w:val="de-DE" w:bidi="de-DE"/>
+        </w:rPr>
+      </w:r>
+      <w:r>
+        <w:rPr>
+          <w:highlight w:val="none"/>
+          <w:u w:val="single"/>
+          <w:lang w:val="de-DE" w:bidi="de-DE"/>
         </w:rPr>
       </w:r>
     </w:p>
     <w:p>
       <w:pPr>
-        <w:pStyle w:val="668"/>
+        <w:pStyle w:val="912"/>
         <w:numPr>
           <w:ilvl w:val="0"/>
           <w:numId w:val="9"/>
@@ -1220,6 +1166,463 @@
           <w:u w:val="none"/>
         </w:rPr>
       </w:pPr>
+      <w:r>
+        <w:rPr>
+          <w:highlight w:val="none"/>
+          <w:u w:val="none"/>
+          <w:lang w:val="de-DE"/>
+        </w:rPr>
+        <w:t xml:space="preserve">Zulieferer (Hardware)</w:t>
+      </w:r>
+      <w:r>
+        <w:rPr>
+          <w:highlight w:val="none"/>
+          <w:u w:val="none"/>
+        </w:rPr>
+      </w:r>
+      <w:r>
+        <w:rPr>
+          <w:highlight w:val="none"/>
+          <w:u w:val="none"/>
+        </w:rPr>
+      </w:r>
+    </w:p>
+    <w:p>
+      <w:pPr>
+        <w:pStyle w:val="912"/>
+        <w:numPr>
+          <w:ilvl w:val="0"/>
+          <w:numId w:val="9"/>
+        </w:numPr>
+        <w:pBdr/>
+        <w:spacing/>
+        <w:ind/>
+        <w:jc w:val="left"/>
+        <w:rPr>
+          <w:highlight w:val="none"/>
+          <w:u w:val="none"/>
+        </w:rPr>
+      </w:pPr>
+      <w:r>
+        <w:rPr>
+          <w:highlight w:val="none"/>
+          <w:u w:val="none"/>
+          <w:lang w:val="de-DE"/>
+        </w:rPr>
+        <w:t xml:space="preserve">Wartungsverträge (Drucker, etc.)</w:t>
+      </w:r>
+      <w:r>
+        <w:rPr>
+          <w:highlight w:val="none"/>
+          <w:u w:val="none"/>
+        </w:rPr>
+      </w:r>
+      <w:r>
+        <w:rPr>
+          <w:highlight w:val="none"/>
+          <w:u w:val="none"/>
+        </w:rPr>
+      </w:r>
+    </w:p>
+    <w:p>
+      <w:pPr>
+        <w:pStyle w:val="912"/>
+        <w:numPr>
+          <w:ilvl w:val="0"/>
+          <w:numId w:val="9"/>
+        </w:numPr>
+        <w:pBdr/>
+        <w:spacing/>
+        <w:ind/>
+        <w:jc w:val="left"/>
+        <w:rPr>
+          <w:highlight w:val="none"/>
+          <w:u w:val="none"/>
+        </w:rPr>
+      </w:pPr>
+      <w:r>
+        <w:rPr>
+          <w:highlight w:val="none"/>
+          <w:u w:val="none"/>
+          <w:lang w:val="de-DE"/>
+        </w:rPr>
+        <w:t xml:space="preserve">Dienstleister (Gebäudewartung, Dienstwagen, etc.)</w:t>
+      </w:r>
+      <w:r>
+        <w:rPr>
+          <w:highlight w:val="none"/>
+          <w:u w:val="none"/>
+        </w:rPr>
+      </w:r>
+      <w:r>
+        <w:rPr>
+          <w:highlight w:val="none"/>
+          <w:u w:val="none"/>
+        </w:rPr>
+      </w:r>
+    </w:p>
+    <w:p>
+      <w:pPr>
+        <w:pStyle w:val="912"/>
+        <w:numPr>
+          <w:ilvl w:val="0"/>
+          <w:numId w:val="9"/>
+        </w:numPr>
+        <w:pBdr/>
+        <w:spacing/>
+        <w:ind/>
+        <w:jc w:val="left"/>
+        <w:rPr>
+          <w:highlight w:val="none"/>
+          <w:u w:val="none"/>
+        </w:rPr>
+      </w:pPr>
+      <w:r>
+        <w:rPr>
+          <w:highlight w:val="none"/>
+          <w:u w:val="none"/>
+          <w:lang w:val="de-DE"/>
+        </w:rPr>
+        <w:t xml:space="preserve">Lizenzpartner (Software)</w:t>
+      </w:r>
+      <w:r>
+        <w:rPr>
+          <w:highlight w:val="none"/>
+          <w:u w:val="none"/>
+        </w:rPr>
+      </w:r>
+      <w:r>
+        <w:rPr>
+          <w:highlight w:val="none"/>
+          <w:u w:val="none"/>
+        </w:rPr>
+      </w:r>
+    </w:p>
+    <w:p>
+      <w:pPr>
+        <w:pBdr/>
+        <w:spacing/>
+        <w:ind w:firstLine="0" w:left="0"/>
+        <w:jc w:val="left"/>
+        <w:rPr>
+          <w:highlight w:val="none"/>
+          <w:u w:val="single"/>
+        </w:rPr>
+      </w:pPr>
+      <w:r>
+        <w:rPr>
+          <w:highlight w:val="none"/>
+          <w:u w:val="single"/>
+          <w:lang w:val="de-DE"/>
+        </w:rPr>
+      </w:r>
+      <w:r>
+        <w:rPr>
+          <w:highlight w:val="none"/>
+          <w:u w:val="single"/>
+        </w:rPr>
+      </w:r>
+      <w:r>
+        <w:rPr>
+          <w:highlight w:val="none"/>
+          <w:u w:val="single"/>
+        </w:rPr>
+      </w:r>
+    </w:p>
+    <w:p>
+      <w:pPr>
+        <w:pBdr/>
+        <w:spacing/>
+        <w:ind w:firstLine="0" w:left="0"/>
+        <w:jc w:val="left"/>
+        <w:rPr>
+          <w:highlight w:val="none"/>
+          <w:u w:val="single"/>
+          <w:lang w:val="de-DE"/>
+        </w:rPr>
+      </w:pPr>
+      <w:r>
+        <w:rPr>
+          <w:highlight w:val="none"/>
+          <w:u w:val="none"/>
+          <w:lang w:val="de-DE"/>
+        </w:rPr>
+        <w:t xml:space="preserve">5. </w:t>
+      </w:r>
+      <w:r>
+        <w:rPr>
+          <w:highlight w:val="none"/>
+          <w:u w:val="single"/>
+          <w:lang w:val="de-DE"/>
+        </w:rPr>
+        <w:t xml:space="preserve">Daten</w:t>
+      </w:r>
+      <w:r>
+        <w:rPr>
+          <w:highlight w:val="none"/>
+          <w:u w:val="single"/>
+          <w:lang w:val="de-DE"/>
+        </w:rPr>
+      </w:r>
+      <w:r>
+        <w:rPr>
+          <w:highlight w:val="none"/>
+          <w:u w:val="single"/>
+          <w:lang w:val="de-DE"/>
+        </w:rPr>
+      </w:r>
+    </w:p>
+    <w:p>
+      <w:pPr>
+        <w:pStyle w:val="912"/>
+        <w:numPr>
+          <w:ilvl w:val="0"/>
+          <w:numId w:val="10"/>
+        </w:numPr>
+        <w:pBdr/>
+        <w:spacing/>
+        <w:ind/>
+        <w:jc w:val="left"/>
+        <w:rPr>
+          <w:highlight w:val="none"/>
+          <w:u w:val="none"/>
+        </w:rPr>
+      </w:pPr>
+      <w:r>
+        <w:rPr>
+          <w:highlight w:val="none"/>
+          <w:u w:val="none"/>
+          <w:lang w:val="de-DE" w:bidi="de-DE"/>
+        </w:rPr>
+        <w:t xml:space="preserve">Personenbezogene Daten (Personal, Ansprechpartner Kunden, etc.) -&gt; 2TB</w:t>
+      </w:r>
+      <w:r>
+        <w:rPr>
+          <w:highlight w:val="none"/>
+          <w:u w:val="none"/>
+        </w:rPr>
+      </w:r>
+      <w:r>
+        <w:rPr>
+          <w:highlight w:val="none"/>
+          <w:u w:val="none"/>
+        </w:rPr>
+      </w:r>
+    </w:p>
+    <w:p>
+      <w:pPr>
+        <w:pStyle w:val="912"/>
+        <w:numPr>
+          <w:ilvl w:val="0"/>
+          <w:numId w:val="10"/>
+        </w:numPr>
+        <w:pBdr/>
+        <w:spacing/>
+        <w:ind/>
+        <w:jc w:val="left"/>
+        <w:rPr>
+          <w:highlight w:val="none"/>
+          <w:u w:val="none"/>
+        </w:rPr>
+      </w:pPr>
+      <w:r>
+        <w:rPr>
+          <w:highlight w:val="none"/>
+          <w:u w:val="none"/>
+          <w:lang w:val="de-DE" w:bidi="de-DE"/>
+        </w:rPr>
+        <w:t xml:space="preserve">Mail-Verkehr (inkl. Internetkommunikation via Teams, etc.) -&gt; 60TB</w:t>
+      </w:r>
+      <w:r>
+        <w:rPr>
+          <w:highlight w:val="none"/>
+          <w:u w:val="none"/>
+        </w:rPr>
+      </w:r>
+      <w:r>
+        <w:rPr>
+          <w:highlight w:val="none"/>
+          <w:u w:val="none"/>
+        </w:rPr>
+      </w:r>
+    </w:p>
+    <w:p>
+      <w:pPr>
+        <w:pStyle w:val="912"/>
+        <w:numPr>
+          <w:ilvl w:val="0"/>
+          <w:numId w:val="10"/>
+        </w:numPr>
+        <w:pBdr/>
+        <w:spacing/>
+        <w:ind/>
+        <w:jc w:val="left"/>
+        <w:rPr>
+          <w:highlight w:val="none"/>
+          <w:u w:val="none"/>
+        </w:rPr>
+      </w:pPr>
+      <w:r>
+        <w:rPr>
+          <w:highlight w:val="none"/>
+          <w:u w:val="none"/>
+          <w:lang w:val="de-DE" w:bidi="de-DE"/>
+        </w:rPr>
+        <w:t xml:space="preserve">Transaktionsdaten (Käufe, Buchungen) -&gt; 300GB</w:t>
+      </w:r>
+      <w:r>
+        <w:rPr>
+          <w:highlight w:val="none"/>
+          <w:u w:val="none"/>
+        </w:rPr>
+      </w:r>
+      <w:r>
+        <w:rPr>
+          <w:highlight w:val="none"/>
+          <w:u w:val="none"/>
+        </w:rPr>
+      </w:r>
+    </w:p>
+    <w:p>
+      <w:pPr>
+        <w:pStyle w:val="912"/>
+        <w:numPr>
+          <w:ilvl w:val="0"/>
+          <w:numId w:val="10"/>
+        </w:numPr>
+        <w:pBdr/>
+        <w:spacing/>
+        <w:ind/>
+        <w:jc w:val="left"/>
+        <w:rPr>
+          <w:highlight w:val="none"/>
+          <w:u w:val="none"/>
+        </w:rPr>
+      </w:pPr>
+      <w:r>
+        <w:rPr>
+          <w:highlight w:val="none"/>
+          <w:u w:val="none"/>
+          <w:lang w:val="de-DE" w:bidi="de-DE"/>
+        </w:rPr>
+        <w:t xml:space="preserve">Stammdaten (Kunden, Produkte, Referenten) -&gt; 50GB</w:t>
+      </w:r>
+      <w:r>
+        <w:rPr>
+          <w:highlight w:val="none"/>
+          <w:u w:val="none"/>
+        </w:rPr>
+      </w:r>
+    </w:p>
+    <w:p>
+      <w:pPr>
+        <w:pStyle w:val="912"/>
+        <w:numPr>
+          <w:ilvl w:val="0"/>
+          <w:numId w:val="10"/>
+        </w:numPr>
+        <w:pBdr/>
+        <w:spacing/>
+        <w:ind/>
+        <w:jc w:val="left"/>
+        <w:rPr>
+          <w:highlight w:val="none"/>
+          <w:u w:val="none"/>
+        </w:rPr>
+      </w:pPr>
+      <w:r>
+        <w:rPr>
+          <w:highlight w:val="none"/>
+          <w:u w:val="none"/>
+          <w:lang w:val="de-DE" w:bidi="de-DE"/>
+        </w:rPr>
+        <w:t xml:space="preserve">Metadaten -&gt; 25TB</w:t>
+      </w:r>
+      <w:r>
+        <w:rPr>
+          <w:highlight w:val="none"/>
+          <w:u w:val="none"/>
+        </w:rPr>
+      </w:r>
+      <w:r>
+        <w:rPr>
+          <w:highlight w:val="none"/>
+          <w:u w:val="none"/>
+        </w:rPr>
+      </w:r>
+    </w:p>
+    <w:p>
+      <w:pPr>
+        <w:pStyle w:val="912"/>
+        <w:numPr>
+          <w:ilvl w:val="0"/>
+          <w:numId w:val="10"/>
+        </w:numPr>
+        <w:pBdr/>
+        <w:spacing/>
+        <w:ind/>
+        <w:jc w:val="left"/>
+        <w:rPr>
+          <w:highlight w:val="none"/>
+          <w:u w:val="none"/>
+        </w:rPr>
+      </w:pPr>
+      <w:r>
+        <w:rPr>
+          <w:highlight w:val="none"/>
+          <w:u w:val="none"/>
+          <w:lang w:val="de-DE" w:bidi="de-DE"/>
+        </w:rPr>
+      </w:r>
+      <w:r>
+        <w:rPr>
+          <w:highlight w:val="none"/>
+          <w:u w:val="none"/>
+          <w:lang w:val="de-DE" w:bidi="de-DE"/>
+        </w:rPr>
+        <w:t xml:space="preserve">Zugangsdaten für Kundensysteme (z.B. Via Wartungsvertrag, etc.) -&gt; 1GB</w:t>
+      </w:r>
+      <w:r>
+        <w:rPr>
+          <w:highlight w:val="none"/>
+          <w:u w:val="none"/>
+        </w:rPr>
+      </w:r>
+      <w:r>
+        <w:rPr>
+          <w:highlight w:val="none"/>
+          <w:u w:val="none"/>
+        </w:rPr>
+      </w:r>
+    </w:p>
+    <w:p>
+      <w:pPr>
+        <w:pBdr/>
+        <w:spacing/>
+        <w:ind/>
+        <w:jc w:val="left"/>
+        <w:rPr>
+          <w:highlight w:val="none"/>
+          <w:u w:val="single"/>
+          <w:lang w:val="de-DE" w:bidi="de-DE"/>
+        </w:rPr>
+      </w:pPr>
+      <w:r>
+        <w:rPr>
+          <w:highlight w:val="none"/>
+          <w:u w:val="none"/>
+          <w:lang w:val="de-DE" w:bidi="de-DE"/>
+        </w:rPr>
+        <w:t xml:space="preserve">6. </w:t>
+      </w:r>
+      <w:r>
+        <w:rPr>
+          <w:highlight w:val="none"/>
+          <w:u w:val="single"/>
+          <w:lang w:val="de-DE" w:bidi="de-DE"/>
+        </w:rPr>
+        <w:t xml:space="preserve">IT-Infrastruktur</w:t>
+      </w:r>
       <w:r>
         <w:rPr>
           <w:highlight w:val="none"/>
@@ -1230,6 +1633,562 @@
       <w:r>
         <w:rPr>
           <w:highlight w:val="none"/>
+          <w:u w:val="single"/>
+          <w:lang w:val="de-DE" w:bidi="de-DE"/>
+        </w:rPr>
+      </w:r>
+    </w:p>
+    <w:p>
+      <w:pPr>
+        <w:pStyle w:val="912"/>
+        <w:numPr>
+          <w:ilvl w:val="0"/>
+          <w:numId w:val="11"/>
+        </w:numPr>
+        <w:pBdr/>
+        <w:spacing/>
+        <w:ind/>
+        <w:jc w:val="left"/>
+        <w:rPr>
+          <w:highlight w:val="none"/>
+          <w:u w:val="none"/>
+        </w:rPr>
+      </w:pPr>
+      <w:r>
+        <w:rPr>
+          <w:highlight w:val="none"/>
+          <w:u w:val="none"/>
+          <w:lang w:val="de-DE" w:bidi="de-DE"/>
+        </w:rPr>
+        <w:t xml:space="preserve">Firmeninternes WLan (Abdeckung durch APs)</w:t>
+      </w:r>
+      <w:r>
+        <w:rPr>
+          <w:highlight w:val="none"/>
+          <w:u w:val="none"/>
+        </w:rPr>
+      </w:r>
+      <w:r>
+        <w:rPr>
+          <w:highlight w:val="none"/>
+          <w:u w:val="none"/>
+        </w:rPr>
+      </w:r>
+    </w:p>
+    <w:p>
+      <w:pPr>
+        <w:pStyle w:val="912"/>
+        <w:numPr>
+          <w:ilvl w:val="0"/>
+          <w:numId w:val="11"/>
+        </w:numPr>
+        <w:pBdr/>
+        <w:spacing/>
+        <w:ind/>
+        <w:jc w:val="left"/>
+        <w:rPr>
+          <w:highlight w:val="none"/>
+          <w:u w:val="none"/>
+        </w:rPr>
+      </w:pPr>
+      <w:r>
+        <w:rPr>
+          <w:highlight w:val="none"/>
+          <w:u w:val="none"/>
+          <w:lang w:val="de-DE" w:bidi="de-DE"/>
+        </w:rPr>
+        <w:t xml:space="preserve">Firmeninternes Lan</w:t>
+      </w:r>
+      <w:r>
+        <w:rPr>
+          <w:highlight w:val="none"/>
+          <w:u w:val="none"/>
+        </w:rPr>
+      </w:r>
+      <w:r>
+        <w:rPr>
+          <w:highlight w:val="none"/>
+          <w:u w:val="none"/>
+        </w:rPr>
+      </w:r>
+    </w:p>
+    <w:p>
+      <w:pPr>
+        <w:pStyle w:val="912"/>
+        <w:numPr>
+          <w:ilvl w:val="0"/>
+          <w:numId w:val="11"/>
+        </w:numPr>
+        <w:pBdr/>
+        <w:spacing/>
+        <w:ind/>
+        <w:jc w:val="left"/>
+        <w:rPr>
+          <w:highlight w:val="none"/>
+          <w:u w:val="none"/>
+        </w:rPr>
+      </w:pPr>
+      <w:r>
+        <w:rPr>
+          <w:highlight w:val="none"/>
+          <w:u w:val="none"/>
+          <w:lang w:val="de-DE" w:bidi="de-DE"/>
+        </w:rPr>
+        <w:t xml:space="preserve">Gastzugänge per WPA-Enterprise (WLan)</w:t>
+      </w:r>
+      <w:r>
+        <w:rPr>
+          <w:highlight w:val="none"/>
+          <w:u w:val="none"/>
+        </w:rPr>
+      </w:r>
+      <w:r>
+        <w:rPr>
+          <w:highlight w:val="none"/>
+          <w:u w:val="none"/>
+        </w:rPr>
+      </w:r>
+    </w:p>
+    <w:p>
+      <w:pPr>
+        <w:pStyle w:val="912"/>
+        <w:numPr>
+          <w:ilvl w:val="0"/>
+          <w:numId w:val="11"/>
+        </w:numPr>
+        <w:pBdr/>
+        <w:spacing/>
+        <w:ind/>
+        <w:jc w:val="left"/>
+        <w:rPr>
+          <w:highlight w:val="none"/>
+          <w:u w:val="none"/>
+        </w:rPr>
+      </w:pPr>
+      <w:r>
+        <w:rPr>
+          <w:highlight w:val="none"/>
+          <w:u w:val="none"/>
+          <w:lang w:val="de-DE" w:bidi="de-DE"/>
+        </w:rPr>
+        <w:t xml:space="preserve">Sharepoint/selfhosted Cloud</w:t>
+      </w:r>
+      <w:r>
+        <w:rPr>
+          <w:highlight w:val="none"/>
+          <w:u w:val="none"/>
+        </w:rPr>
+      </w:r>
+      <w:r>
+        <w:rPr>
+          <w:highlight w:val="none"/>
+          <w:u w:val="none"/>
+        </w:rPr>
+      </w:r>
+    </w:p>
+    <w:p>
+      <w:pPr>
+        <w:pStyle w:val="912"/>
+        <w:numPr>
+          <w:ilvl w:val="0"/>
+          <w:numId w:val="11"/>
+        </w:numPr>
+        <w:pBdr/>
+        <w:spacing/>
+        <w:ind/>
+        <w:jc w:val="left"/>
+        <w:rPr>
+          <w:highlight w:val="none"/>
+          <w:u w:val="none"/>
+        </w:rPr>
+      </w:pPr>
+      <w:r>
+        <w:rPr>
+          <w:highlight w:val="none"/>
+          <w:u w:val="none"/>
+          <w:lang w:val="de-DE" w:bidi="de-DE"/>
+        </w:rPr>
+        <w:t xml:space="preserve">Intranet/Website (inkl. Kundenbereich)</w:t>
+      </w:r>
+      <w:r>
+        <w:rPr>
+          <w:highlight w:val="none"/>
+          <w:u w:val="none"/>
+        </w:rPr>
+      </w:r>
+      <w:r>
+        <w:rPr>
+          <w:highlight w:val="none"/>
+          <w:u w:val="none"/>
+        </w:rPr>
+      </w:r>
+    </w:p>
+    <w:p>
+      <w:pPr>
+        <w:pStyle w:val="912"/>
+        <w:numPr>
+          <w:ilvl w:val="0"/>
+          <w:numId w:val="11"/>
+        </w:numPr>
+        <w:pBdr/>
+        <w:spacing/>
+        <w:ind/>
+        <w:jc w:val="left"/>
+        <w:rPr>
+          <w:highlight w:val="none"/>
+          <w:u w:val="none"/>
+        </w:rPr>
+      </w:pPr>
+      <w:r>
+        <w:rPr>
+          <w:highlight w:val="none"/>
+          <w:u w:val="none"/>
+          <w:lang w:val="de-DE" w:bidi="de-DE"/>
+        </w:rPr>
+        <w:t xml:space="preserve">Exchange-Server (Mail)</w:t>
+      </w:r>
+      <w:r>
+        <w:rPr>
+          <w:highlight w:val="none"/>
+          <w:u w:val="none"/>
+        </w:rPr>
+      </w:r>
+      <w:r>
+        <w:rPr>
+          <w:highlight w:val="none"/>
+          <w:u w:val="none"/>
+        </w:rPr>
+      </w:r>
+    </w:p>
+    <w:p>
+      <w:pPr>
+        <w:pStyle w:val="912"/>
+        <w:numPr>
+          <w:ilvl w:val="0"/>
+          <w:numId w:val="11"/>
+        </w:numPr>
+        <w:pBdr/>
+        <w:spacing/>
+        <w:ind/>
+        <w:jc w:val="left"/>
+        <w:rPr>
+          <w:highlight w:val="none"/>
+          <w:u w:val="none"/>
+        </w:rPr>
+      </w:pPr>
+      <w:r>
+        <w:rPr>
+          <w:highlight w:val="none"/>
+          <w:u w:val="none"/>
+          <w:lang w:val="de-DE" w:bidi="de-DE"/>
+        </w:rPr>
+        <w:t xml:space="preserve">Lokaler Fileserver</w:t>
+      </w:r>
+      <w:r>
+        <w:rPr>
+          <w:highlight w:val="none"/>
+          <w:u w:val="none"/>
+        </w:rPr>
+      </w:r>
+      <w:r>
+        <w:rPr>
+          <w:highlight w:val="none"/>
+          <w:u w:val="none"/>
+        </w:rPr>
+      </w:r>
+    </w:p>
+    <w:p>
+      <w:pPr>
+        <w:pStyle w:val="912"/>
+        <w:numPr>
+          <w:ilvl w:val="0"/>
+          <w:numId w:val="11"/>
+        </w:numPr>
+        <w:pBdr/>
+        <w:spacing/>
+        <w:ind/>
+        <w:jc w:val="left"/>
+        <w:rPr>
+          <w:highlight w:val="none"/>
+          <w:u w:val="none"/>
+        </w:rPr>
+      </w:pPr>
+      <w:r>
+        <w:rPr>
+          <w:highlight w:val="none"/>
+          <w:u w:val="none"/>
+          <w:lang w:val="de-DE" w:bidi="de-DE"/>
+        </w:rPr>
+        <w:t xml:space="preserve">Internetanschluss (z.B. Stadtwerke)</w:t>
+      </w:r>
+      <w:r>
+        <w:rPr>
+          <w:highlight w:val="none"/>
+          <w:u w:val="none"/>
+        </w:rPr>
+      </w:r>
+      <w:r>
+        <w:rPr>
+          <w:highlight w:val="none"/>
+          <w:u w:val="none"/>
+        </w:rPr>
+      </w:r>
+    </w:p>
+    <w:p>
+      <w:pPr>
+        <w:pStyle w:val="912"/>
+        <w:numPr>
+          <w:ilvl w:val="0"/>
+          <w:numId w:val="11"/>
+        </w:numPr>
+        <w:pBdr/>
+        <w:spacing/>
+        <w:ind/>
+        <w:jc w:val="left"/>
+        <w:rPr>
+          <w:highlight w:val="none"/>
+          <w:u w:val="none"/>
+        </w:rPr>
+      </w:pPr>
+      <w:r>
+        <w:rPr>
+          <w:highlight w:val="none"/>
+          <w:u w:val="none"/>
+          <w:lang w:val="de-DE" w:bidi="de-DE"/>
+        </w:rPr>
+        <w:t xml:space="preserve">Mobile Zugänge per VPN</w:t>
+      </w:r>
+      <w:r>
+        <w:rPr>
+          <w:highlight w:val="none"/>
+          <w:u w:val="none"/>
+        </w:rPr>
+      </w:r>
+      <w:r>
+        <w:rPr>
+          <w:highlight w:val="none"/>
+          <w:u w:val="none"/>
+        </w:rPr>
+      </w:r>
+    </w:p>
+    <w:p>
+      <w:pPr>
+        <w:pStyle w:val="912"/>
+        <w:numPr>
+          <w:ilvl w:val="0"/>
+          <w:numId w:val="11"/>
+        </w:numPr>
+        <w:pBdr/>
+        <w:spacing/>
+        <w:ind/>
+        <w:jc w:val="left"/>
+        <w:rPr>
+          <w:highlight w:val="none"/>
+          <w:u w:val="none"/>
+        </w:rPr>
+      </w:pPr>
+      <w:r>
+        <w:rPr>
+          <w:highlight w:val="none"/>
+          <w:u w:val="none"/>
+          <w:lang w:val="de-DE" w:bidi="de-DE"/>
+        </w:rPr>
+        <w:t xml:space="preserve">Gehostete Kundenserverinfrastruktur per VPN</w:t>
+      </w:r>
+      <w:r>
+        <w:rPr>
+          <w:highlight w:val="none"/>
+          <w:u w:val="none"/>
+        </w:rPr>
+      </w:r>
+      <w:r>
+        <w:rPr>
+          <w:highlight w:val="none"/>
+          <w:u w:val="none"/>
+        </w:rPr>
+      </w:r>
+    </w:p>
+    <w:p>
+      <w:pPr>
+        <w:pStyle w:val="912"/>
+        <w:numPr>
+          <w:ilvl w:val="0"/>
+          <w:numId w:val="11"/>
+        </w:numPr>
+        <w:pBdr/>
+        <w:spacing/>
+        <w:ind/>
+        <w:jc w:val="left"/>
+        <w:rPr>
+          <w:highlight w:val="none"/>
+          <w:u w:val="none"/>
+        </w:rPr>
+      </w:pPr>
+      <w:r>
+        <w:rPr>
+          <w:highlight w:val="none"/>
+          <w:u w:val="none"/>
+          <w:lang w:val="de-DE" w:bidi="de-DE"/>
+        </w:rPr>
+        <w:t xml:space="preserve">Test-Netzwerk (getrennt von Firmennetzwerk)</w:t>
+      </w:r>
+      <w:r>
+        <w:rPr>
+          <w:highlight w:val="none"/>
+          <w:u w:val="none"/>
+        </w:rPr>
+      </w:r>
+      <w:r>
+        <w:rPr>
+          <w:highlight w:val="none"/>
+          <w:u w:val="none"/>
+        </w:rPr>
+      </w:r>
+    </w:p>
+    <w:p>
+      <w:pPr>
+        <w:pStyle w:val="912"/>
+        <w:numPr>
+          <w:ilvl w:val="0"/>
+          <w:numId w:val="11"/>
+        </w:numPr>
+        <w:pBdr/>
+        <w:spacing/>
+        <w:ind/>
+        <w:jc w:val="left"/>
+        <w:rPr>
+          <w:highlight w:val="none"/>
+          <w:u w:val="none"/>
+        </w:rPr>
+      </w:pPr>
+      <w:r>
+        <w:rPr>
+          <w:highlight w:val="none"/>
+          <w:u w:val="none"/>
+          <w:lang w:val="de-DE" w:bidi="de-DE"/>
+        </w:rPr>
+        <w:t xml:space="preserve">Telefonanlage</w:t>
+      </w:r>
+      <w:r>
+        <w:rPr>
+          <w:highlight w:val="none"/>
+          <w:u w:val="none"/>
+        </w:rPr>
+      </w:r>
+      <w:r>
+        <w:rPr>
+          <w:highlight w:val="none"/>
+          <w:u w:val="none"/>
+        </w:rPr>
+      </w:r>
+    </w:p>
+    <w:p>
+      <w:pPr>
+        <w:pStyle w:val="912"/>
+        <w:numPr>
+          <w:ilvl w:val="0"/>
+          <w:numId w:val="11"/>
+        </w:numPr>
+        <w:pBdr/>
+        <w:spacing/>
+        <w:ind/>
+        <w:jc w:val="left"/>
+        <w:rPr>
+          <w:highlight w:val="none"/>
+          <w:u w:val="none"/>
+        </w:rPr>
+      </w:pPr>
+      <w:r>
+        <w:rPr>
+          <w:highlight w:val="none"/>
+          <w:u w:val="none"/>
+          <w:lang w:val="de-DE" w:bidi="de-DE"/>
+        </w:rPr>
+        <w:t xml:space="preserve">Desksharing Arbeitsplätze (Notebook, Dockinstation, 2x Monitor, Lan-Anschluss, Periperie)</w:t>
+      </w:r>
+      <w:r>
+        <w:rPr>
+          <w:highlight w:val="none"/>
+          <w:u w:val="none"/>
+        </w:rPr>
+      </w:r>
+      <w:r>
+        <w:rPr>
+          <w:highlight w:val="none"/>
+          <w:u w:val="none"/>
+        </w:rPr>
+      </w:r>
+    </w:p>
+    <w:p>
+      <w:pPr>
+        <w:pStyle w:val="912"/>
+        <w:numPr>
+          <w:ilvl w:val="0"/>
+          <w:numId w:val="11"/>
+        </w:numPr>
+        <w:pBdr/>
+        <w:spacing/>
+        <w:ind/>
+        <w:jc w:val="left"/>
+        <w:rPr>
+          <w:highlight w:val="none"/>
+          <w:u w:val="none"/>
+        </w:rPr>
+      </w:pPr>
+      <w:r>
+        <w:rPr>
+          <w:highlight w:val="none"/>
+          <w:u w:val="none"/>
+          <w:lang w:val="de-DE" w:bidi="de-DE"/>
+        </w:rPr>
+        <w:t xml:space="preserve">Druckserver (uniFlow)</w:t>
+      </w:r>
+      <w:r>
+        <w:rPr>
+          <w:highlight w:val="none"/>
+          <w:u w:val="none"/>
+        </w:rPr>
+      </w:r>
+      <w:r>
+        <w:rPr>
+          <w:highlight w:val="none"/>
+          <w:u w:val="none"/>
+        </w:rPr>
+      </w:r>
+    </w:p>
+    <w:p>
+      <w:pPr>
+        <w:pStyle w:val="912"/>
+        <w:numPr>
+          <w:ilvl w:val="0"/>
+          <w:numId w:val="11"/>
+        </w:numPr>
+        <w:pBdr/>
+        <w:spacing/>
+        <w:ind/>
+        <w:jc w:val="left"/>
+        <w:rPr>
+          <w:highlight w:val="none"/>
+          <w:u w:val="none"/>
+        </w:rPr>
+      </w:pPr>
+      <w:r>
+        <w:rPr>
+          <w:highlight w:val="none"/>
+          <w:u w:val="none"/>
+          <w:lang w:val="de-DE" w:bidi="de-DE"/>
+        </w:rPr>
+        <w:t xml:space="preserve">DHCP/DNS-Server</w:t>
+      </w:r>
+      <w:r>
+        <w:rPr>
+          <w:highlight w:val="none"/>
+          <w:u w:val="none"/>
+        </w:rPr>
+      </w:r>
+      <w:r>
+        <w:rPr>
+          <w:highlight w:val="none"/>
           <w:u w:val="none"/>
         </w:rPr>
       </w:r>
@@ -1254,14 +2213,16 @@
       </w:r>
       <w:r>
         <w:rPr>
-          <w:highlight w:val="none"/>
-          <w:lang w:val="de-DE"/>
+          <w:b w:val="0"/>
+          <w:bCs w:val="0"/>
+          <w:u w:val="single"/>
         </w:rPr>
       </w:r>
       <w:r>
         <w:rPr>
-          <w:highlight w:val="none"/>
-          <w:lang w:val="de-DE"/>
+          <w:b w:val="0"/>
+          <w:bCs w:val="0"/>
+          <w:u w:val="single"/>
         </w:rPr>
       </w:r>
     </w:p>
@@ -1287,7 +2248,6 @@
         <w:ind/>
         <w:rPr/>
       </w:pPr>
-      <w:r/>
       <w:r>
         <w:separator/>
       </w:r>
@@ -1302,7 +2262,6 @@
         <w:ind/>
         <w:rPr/>
       </w:pPr>
-      <w:r/>
       <w:r>
         <w:continuationSeparator/>
       </w:r>
@@ -1322,7 +2281,6 @@
         <w:ind/>
         <w:rPr/>
       </w:pPr>
-      <w:r/>
       <w:r>
         <w:separator/>
       </w:r>
@@ -1337,7 +2295,6 @@
         <w:ind/>
         <w:rPr/>
       </w:pPr>
-      <w:r/>
       <w:r>
         <w:continuationSeparator/>
       </w:r>
@@ -2509,6 +3466,300 @@
   </w:abstractNum>
   <w:abstractNum w:abstractNumId="8">
     <w:nsid w:val="5486F8AD"/>
+    <w:lvl w:ilvl="0">
+      <w:isLgl w:val="false"/>
+      <w:lvlJc w:val="left"/>
+      <w:lvlText w:val="–"/>
+      <w:numFmt w:val="bullet"/>
+      <w:pPr>
+        <w:pBdr/>
+        <w:spacing/>
+        <w:ind w:hanging="360" w:left="709"/>
+      </w:pPr>
+      <w:rPr>
+        <w:rFonts w:hint="default" w:ascii="Arial" w:hAnsi="Arial" w:eastAsia="Arial" w:cs="Arial"/>
+      </w:rPr>
+      <w:start w:val="1"/>
+      <w:suff w:val="tab"/>
+    </w:lvl>
+    <w:lvl w:ilvl="1">
+      <w:isLgl w:val="false"/>
+      <w:lvlJc w:val="left"/>
+      <w:lvlText w:val="o"/>
+      <w:numFmt w:val="bullet"/>
+      <w:pPr>
+        <w:pBdr/>
+        <w:spacing/>
+        <w:ind w:hanging="360" w:left="1429"/>
+      </w:pPr>
+      <w:rPr>
+        <w:rFonts w:hint="default" w:ascii="Courier New" w:hAnsi="Courier New" w:eastAsia="Courier New" w:cs="Courier New"/>
+      </w:rPr>
+      <w:start w:val="1"/>
+      <w:suff w:val="tab"/>
+    </w:lvl>
+    <w:lvl w:ilvl="2">
+      <w:isLgl w:val="false"/>
+      <w:lvlJc w:val="left"/>
+      <w:lvlText w:val="§"/>
+      <w:numFmt w:val="bullet"/>
+      <w:pPr>
+        <w:pBdr/>
+        <w:spacing/>
+        <w:ind w:hanging="360" w:left="2149"/>
+      </w:pPr>
+      <w:rPr>
+        <w:rFonts w:hint="default" w:ascii="Wingdings" w:hAnsi="Wingdings" w:eastAsia="Wingdings" w:cs="Wingdings"/>
+      </w:rPr>
+      <w:start w:val="1"/>
+      <w:suff w:val="tab"/>
+    </w:lvl>
+    <w:lvl w:ilvl="3">
+      <w:isLgl w:val="false"/>
+      <w:lvlJc w:val="left"/>
+      <w:lvlText w:val="·"/>
+      <w:numFmt w:val="bullet"/>
+      <w:pPr>
+        <w:pBdr/>
+        <w:spacing/>
+        <w:ind w:hanging="360" w:left="2869"/>
+      </w:pPr>
+      <w:rPr>
+        <w:rFonts w:hint="default" w:ascii="Symbol" w:hAnsi="Symbol" w:eastAsia="Symbol" w:cs="Symbol"/>
+      </w:rPr>
+      <w:start w:val="1"/>
+      <w:suff w:val="tab"/>
+    </w:lvl>
+    <w:lvl w:ilvl="4">
+      <w:isLgl w:val="false"/>
+      <w:lvlJc w:val="left"/>
+      <w:lvlText w:val="o"/>
+      <w:numFmt w:val="bullet"/>
+      <w:pPr>
+        <w:pBdr/>
+        <w:spacing/>
+        <w:ind w:hanging="360" w:left="3589"/>
+      </w:pPr>
+      <w:rPr>
+        <w:rFonts w:hint="default" w:ascii="Courier New" w:hAnsi="Courier New" w:eastAsia="Courier New" w:cs="Courier New"/>
+      </w:rPr>
+      <w:start w:val="1"/>
+      <w:suff w:val="tab"/>
+    </w:lvl>
+    <w:lvl w:ilvl="5">
+      <w:isLgl w:val="false"/>
+      <w:lvlJc w:val="left"/>
+      <w:lvlText w:val="§"/>
+      <w:numFmt w:val="bullet"/>
+      <w:pPr>
+        <w:pBdr/>
+        <w:spacing/>
+        <w:ind w:hanging="360" w:left="4309"/>
+      </w:pPr>
+      <w:rPr>
+        <w:rFonts w:hint="default" w:ascii="Wingdings" w:hAnsi="Wingdings" w:eastAsia="Wingdings" w:cs="Wingdings"/>
+      </w:rPr>
+      <w:start w:val="1"/>
+      <w:suff w:val="tab"/>
+    </w:lvl>
+    <w:lvl w:ilvl="6">
+      <w:isLgl w:val="false"/>
+      <w:lvlJc w:val="left"/>
+      <w:lvlText w:val="·"/>
+      <w:numFmt w:val="bullet"/>
+      <w:pPr>
+        <w:pBdr/>
+        <w:spacing/>
+        <w:ind w:hanging="360" w:left="5029"/>
+      </w:pPr>
+      <w:rPr>
+        <w:rFonts w:hint="default" w:ascii="Symbol" w:hAnsi="Symbol" w:eastAsia="Symbol" w:cs="Symbol"/>
+      </w:rPr>
+      <w:start w:val="1"/>
+      <w:suff w:val="tab"/>
+    </w:lvl>
+    <w:lvl w:ilvl="7">
+      <w:isLgl w:val="false"/>
+      <w:lvlJc w:val="left"/>
+      <w:lvlText w:val="o"/>
+      <w:numFmt w:val="bullet"/>
+      <w:pPr>
+        <w:pBdr/>
+        <w:spacing/>
+        <w:ind w:hanging="360" w:left="5749"/>
+      </w:pPr>
+      <w:rPr>
+        <w:rFonts w:hint="default" w:ascii="Courier New" w:hAnsi="Courier New" w:eastAsia="Courier New" w:cs="Courier New"/>
+      </w:rPr>
+      <w:start w:val="1"/>
+      <w:suff w:val="tab"/>
+    </w:lvl>
+    <w:lvl w:ilvl="8">
+      <w:isLgl w:val="false"/>
+      <w:lvlJc w:val="left"/>
+      <w:lvlText w:val="§"/>
+      <w:numFmt w:val="bullet"/>
+      <w:pPr>
+        <w:pBdr/>
+        <w:spacing/>
+        <w:ind w:hanging="360" w:left="6469"/>
+      </w:pPr>
+      <w:rPr>
+        <w:rFonts w:hint="default" w:ascii="Wingdings" w:hAnsi="Wingdings" w:eastAsia="Wingdings" w:cs="Wingdings"/>
+      </w:rPr>
+      <w:start w:val="1"/>
+      <w:suff w:val="tab"/>
+    </w:lvl>
+  </w:abstractNum>
+  <w:abstractNum w:abstractNumId="9">
+    <w:nsid w:val="6CD1F9AE"/>
+    <w:lvl w:ilvl="0">
+      <w:isLgl w:val="false"/>
+      <w:lvlJc w:val="left"/>
+      <w:lvlText w:val="–"/>
+      <w:numFmt w:val="bullet"/>
+      <w:pPr>
+        <w:pBdr/>
+        <w:spacing/>
+        <w:ind w:hanging="360" w:left="709"/>
+      </w:pPr>
+      <w:rPr>
+        <w:rFonts w:hint="default" w:ascii="Arial" w:hAnsi="Arial" w:eastAsia="Arial" w:cs="Arial"/>
+      </w:rPr>
+      <w:start w:val="1"/>
+      <w:suff w:val="tab"/>
+    </w:lvl>
+    <w:lvl w:ilvl="1">
+      <w:isLgl w:val="false"/>
+      <w:lvlJc w:val="left"/>
+      <w:lvlText w:val="o"/>
+      <w:numFmt w:val="bullet"/>
+      <w:pPr>
+        <w:pBdr/>
+        <w:spacing/>
+        <w:ind w:hanging="360" w:left="1429"/>
+      </w:pPr>
+      <w:rPr>
+        <w:rFonts w:hint="default" w:ascii="Courier New" w:hAnsi="Courier New" w:eastAsia="Courier New" w:cs="Courier New"/>
+      </w:rPr>
+      <w:start w:val="1"/>
+      <w:suff w:val="tab"/>
+    </w:lvl>
+    <w:lvl w:ilvl="2">
+      <w:isLgl w:val="false"/>
+      <w:lvlJc w:val="left"/>
+      <w:lvlText w:val="§"/>
+      <w:numFmt w:val="bullet"/>
+      <w:pPr>
+        <w:pBdr/>
+        <w:spacing/>
+        <w:ind w:hanging="360" w:left="2149"/>
+      </w:pPr>
+      <w:rPr>
+        <w:rFonts w:hint="default" w:ascii="Wingdings" w:hAnsi="Wingdings" w:eastAsia="Wingdings" w:cs="Wingdings"/>
+      </w:rPr>
+      <w:start w:val="1"/>
+      <w:suff w:val="tab"/>
+    </w:lvl>
+    <w:lvl w:ilvl="3">
+      <w:isLgl w:val="false"/>
+      <w:lvlJc w:val="left"/>
+      <w:lvlText w:val="·"/>
+      <w:numFmt w:val="bullet"/>
+      <w:pPr>
+        <w:pBdr/>
+        <w:spacing/>
+        <w:ind w:hanging="360" w:left="2869"/>
+      </w:pPr>
+      <w:rPr>
+        <w:rFonts w:hint="default" w:ascii="Symbol" w:hAnsi="Symbol" w:eastAsia="Symbol" w:cs="Symbol"/>
+      </w:rPr>
+      <w:start w:val="1"/>
+      <w:suff w:val="tab"/>
+    </w:lvl>
+    <w:lvl w:ilvl="4">
+      <w:isLgl w:val="false"/>
+      <w:lvlJc w:val="left"/>
+      <w:lvlText w:val="o"/>
+      <w:numFmt w:val="bullet"/>
+      <w:pPr>
+        <w:pBdr/>
+        <w:spacing/>
+        <w:ind w:hanging="360" w:left="3589"/>
+      </w:pPr>
+      <w:rPr>
+        <w:rFonts w:hint="default" w:ascii="Courier New" w:hAnsi="Courier New" w:eastAsia="Courier New" w:cs="Courier New"/>
+      </w:rPr>
+      <w:start w:val="1"/>
+      <w:suff w:val="tab"/>
+    </w:lvl>
+    <w:lvl w:ilvl="5">
+      <w:isLgl w:val="false"/>
+      <w:lvlJc w:val="left"/>
+      <w:lvlText w:val="§"/>
+      <w:numFmt w:val="bullet"/>
+      <w:pPr>
+        <w:pBdr/>
+        <w:spacing/>
+        <w:ind w:hanging="360" w:left="4309"/>
+      </w:pPr>
+      <w:rPr>
+        <w:rFonts w:hint="default" w:ascii="Wingdings" w:hAnsi="Wingdings" w:eastAsia="Wingdings" w:cs="Wingdings"/>
+      </w:rPr>
+      <w:start w:val="1"/>
+      <w:suff w:val="tab"/>
+    </w:lvl>
+    <w:lvl w:ilvl="6">
+      <w:isLgl w:val="false"/>
+      <w:lvlJc w:val="left"/>
+      <w:lvlText w:val="·"/>
+      <w:numFmt w:val="bullet"/>
+      <w:pPr>
+        <w:pBdr/>
+        <w:spacing/>
+        <w:ind w:hanging="360" w:left="5029"/>
+      </w:pPr>
+      <w:rPr>
+        <w:rFonts w:hint="default" w:ascii="Symbol" w:hAnsi="Symbol" w:eastAsia="Symbol" w:cs="Symbol"/>
+      </w:rPr>
+      <w:start w:val="1"/>
+      <w:suff w:val="tab"/>
+    </w:lvl>
+    <w:lvl w:ilvl="7">
+      <w:isLgl w:val="false"/>
+      <w:lvlJc w:val="left"/>
+      <w:lvlText w:val="o"/>
+      <w:numFmt w:val="bullet"/>
+      <w:pPr>
+        <w:pBdr/>
+        <w:spacing/>
+        <w:ind w:hanging="360" w:left="5749"/>
+      </w:pPr>
+      <w:rPr>
+        <w:rFonts w:hint="default" w:ascii="Courier New" w:hAnsi="Courier New" w:eastAsia="Courier New" w:cs="Courier New"/>
+      </w:rPr>
+      <w:start w:val="1"/>
+      <w:suff w:val="tab"/>
+    </w:lvl>
+    <w:lvl w:ilvl="8">
+      <w:isLgl w:val="false"/>
+      <w:lvlJc w:val="left"/>
+      <w:lvlText w:val="§"/>
+      <w:numFmt w:val="bullet"/>
+      <w:pPr>
+        <w:pBdr/>
+        <w:spacing/>
+        <w:ind w:hanging="360" w:left="6469"/>
+      </w:pPr>
+      <w:rPr>
+        <w:rFonts w:hint="default" w:ascii="Wingdings" w:hAnsi="Wingdings" w:eastAsia="Wingdings" w:cs="Wingdings"/>
+      </w:rPr>
+      <w:start w:val="1"/>
+      <w:suff w:val="tab"/>
+    </w:lvl>
+  </w:abstractNum>
+  <w:abstractNum w:abstractNumId="10">
+    <w:nsid w:val="15962C4B"/>
     <w:lvl w:ilvl="0">
       <w:isLgl w:val="false"/>
       <w:lvlJc w:val="left"/>
@@ -2680,6 +3931,12 @@
   </w:num>
   <w:num w:numId="9">
     <w:abstractNumId w:val="8"/>
+  </w:num>
+  <w:num w:numId="10">
+    <w:abstractNumId w:val="9"/>
+  </w:num>
+  <w:num w:numId="11">
+    <w:abstractNumId w:val="10"/>
   </w:num>
 </w:numbering>
 </file>
@@ -2842,9 +4099,9 @@
     <w:lsdException w:name="Bibliography" w:uiPriority="37"/>
     <w:lsdException w:name="TOC Heading" w:uiPriority="39" w:qFormat="1"/>
   </w:latentStyles>
-  <w:style w:type="table" w:styleId="12">
+  <w:style w:type="table" w:styleId="723">
     <w:name w:val="Table Grid"/>
-    <w:basedOn w:val="665"/>
+    <w:basedOn w:val="909"/>
     <w:uiPriority w:val="59"/>
     <w:pPr>
       <w:pBdr/>
@@ -3041,9 +4298,9 @@
       </w:tcPr>
     </w:tblStylePr>
   </w:style>
-  <w:style w:type="table" w:styleId="13">
+  <w:style w:type="table" w:styleId="724">
     <w:name w:val="Table Grid Light"/>
-    <w:basedOn w:val="665"/>
+    <w:basedOn w:val="909"/>
     <w:uiPriority w:val="59"/>
     <w:pPr>
       <w:pBdr/>
@@ -3240,9 +4497,9 @@
       </w:tcPr>
     </w:tblStylePr>
   </w:style>
-  <w:style w:type="table" w:styleId="14">
+  <w:style w:type="table" w:styleId="725">
     <w:name w:val="Plain Table 1"/>
-    <w:basedOn w:val="665"/>
+    <w:basedOn w:val="909"/>
     <w:uiPriority w:val="59"/>
     <w:pPr>
       <w:pBdr/>
@@ -3465,9 +4722,9 @@
       </w:tcPr>
     </w:tblStylePr>
   </w:style>
-  <w:style w:type="table" w:styleId="15">
+  <w:style w:type="table" w:styleId="726">
     <w:name w:val="Plain Table 2"/>
-    <w:basedOn w:val="665"/>
+    <w:basedOn w:val="909"/>
     <w:uiPriority w:val="59"/>
     <w:pPr>
       <w:pBdr/>
@@ -3698,9 +4955,9 @@
       </w:tcPr>
     </w:tblStylePr>
   </w:style>
-  <w:style w:type="table" w:styleId="16">
+  <w:style w:type="table" w:styleId="727">
     <w:name w:val="Plain Table 3"/>
-    <w:basedOn w:val="665"/>
+    <w:basedOn w:val="909"/>
     <w:uiPriority w:val="99"/>
     <w:pPr>
       <w:pBdr/>
@@ -3928,9 +5185,9 @@
       </w:tcPr>
     </w:tblStylePr>
   </w:style>
-  <w:style w:type="table" w:styleId="17">
+  <w:style w:type="table" w:styleId="728">
     <w:name w:val="Plain Table 4"/>
-    <w:basedOn w:val="665"/>
+    <w:basedOn w:val="909"/>
     <w:uiPriority w:val="99"/>
     <w:pPr>
       <w:pBdr/>
@@ -4144,9 +5401,9 @@
       </w:tcPr>
     </w:tblStylePr>
   </w:style>
-  <w:style w:type="table" w:styleId="18">
+  <w:style w:type="table" w:styleId="729">
     <w:name w:val="Plain Table 5"/>
-    <w:basedOn w:val="665"/>
+    <w:basedOn w:val="909"/>
     <w:uiPriority w:val="99"/>
     <w:pPr>
       <w:pBdr/>
@@ -4377,9 +5634,9 @@
       </w:tcPr>
     </w:tblStylePr>
   </w:style>
-  <w:style w:type="table" w:styleId="19">
+  <w:style w:type="table" w:styleId="730">
     <w:name w:val="Grid Table 1 Light"/>
-    <w:basedOn w:val="665"/>
+    <w:basedOn w:val="909"/>
     <w:uiPriority w:val="99"/>
     <w:pPr>
       <w:pBdr/>
@@ -4600,9 +5857,9 @@
       </w:tcPr>
     </w:tblStylePr>
   </w:style>
-  <w:style w:type="table" w:styleId="20">
+  <w:style w:type="table" w:styleId="731">
     <w:name w:val="Grid Table 1 Light - Accent 1"/>
-    <w:basedOn w:val="665"/>
+    <w:basedOn w:val="909"/>
     <w:uiPriority w:val="99"/>
     <w:pPr>
       <w:pBdr/>
@@ -4823,9 +6080,9 @@
       </w:tcPr>
     </w:tblStylePr>
   </w:style>
-  <w:style w:type="table" w:styleId="21">
+  <w:style w:type="table" w:styleId="732">
     <w:name w:val="Grid Table 1 Light - Accent 2"/>
-    <w:basedOn w:val="665"/>
+    <w:basedOn w:val="909"/>
     <w:uiPriority w:val="99"/>
     <w:pPr>
       <w:pBdr/>
@@ -5046,9 +6303,9 @@
       </w:tcPr>
     </w:tblStylePr>
   </w:style>
-  <w:style w:type="table" w:styleId="22">
+  <w:style w:type="table" w:styleId="733">
     <w:name w:val="Grid Table 1 Light - Accent 3"/>
-    <w:basedOn w:val="665"/>
+    <w:basedOn w:val="909"/>
     <w:uiPriority w:val="99"/>
     <w:pPr>
       <w:pBdr/>
@@ -5269,9 +6526,9 @@
       </w:tcPr>
     </w:tblStylePr>
   </w:style>
-  <w:style w:type="table" w:styleId="23">
+  <w:style w:type="table" w:styleId="734">
     <w:name w:val="Grid Table 1 Light - Accent 4"/>
-    <w:basedOn w:val="665"/>
+    <w:basedOn w:val="909"/>
     <w:uiPriority w:val="99"/>
     <w:pPr>
       <w:pBdr/>
@@ -5492,9 +6749,9 @@
       </w:tcPr>
     </w:tblStylePr>
   </w:style>
-  <w:style w:type="table" w:styleId="24">
+  <w:style w:type="table" w:styleId="735">
     <w:name w:val="Grid Table 1 Light - Accent 5"/>
-    <w:basedOn w:val="665"/>
+    <w:basedOn w:val="909"/>
     <w:uiPriority w:val="99"/>
     <w:pPr>
       <w:pBdr/>
@@ -5715,9 +6972,9 @@
       </w:tcPr>
     </w:tblStylePr>
   </w:style>
-  <w:style w:type="table" w:styleId="25">
+  <w:style w:type="table" w:styleId="736">
     <w:name w:val="Grid Table 1 Light - Accent 6"/>
-    <w:basedOn w:val="665"/>
+    <w:basedOn w:val="909"/>
     <w:uiPriority w:val="99"/>
     <w:pPr>
       <w:pBdr/>
@@ -5938,9 +7195,9 @@
       </w:tcPr>
     </w:tblStylePr>
   </w:style>
-  <w:style w:type="table" w:styleId="26">
+  <w:style w:type="table" w:styleId="737">
     <w:name w:val="Grid Table 2"/>
-    <w:basedOn w:val="665"/>
+    <w:basedOn w:val="909"/>
     <w:uiPriority w:val="99"/>
     <w:pPr>
       <w:pBdr/>
@@ -6170,9 +7427,9 @@
       </w:tcPr>
     </w:tblStylePr>
   </w:style>
-  <w:style w:type="table" w:styleId="27">
+  <w:style w:type="table" w:styleId="738">
     <w:name w:val="Grid Table 2 - Accent 1"/>
-    <w:basedOn w:val="665"/>
+    <w:basedOn w:val="909"/>
     <w:uiPriority w:val="99"/>
     <w:pPr>
       <w:pBdr/>
@@ -6402,9 +7659,9 @@
       </w:tcPr>
     </w:tblStylePr>
   </w:style>
-  <w:style w:type="table" w:styleId="28">
+  <w:style w:type="table" w:styleId="739">
     <w:name w:val="Grid Table 2 - Accent 2"/>
-    <w:basedOn w:val="665"/>
+    <w:basedOn w:val="909"/>
     <w:uiPriority w:val="99"/>
     <w:pPr>
       <w:pBdr/>
@@ -6634,9 +7891,9 @@
       </w:tcPr>
     </w:tblStylePr>
   </w:style>
-  <w:style w:type="table" w:styleId="29">
+  <w:style w:type="table" w:styleId="740">
     <w:name w:val="Grid Table 2 - Accent 3"/>
-    <w:basedOn w:val="665"/>
+    <w:basedOn w:val="909"/>
     <w:uiPriority w:val="99"/>
     <w:pPr>
       <w:pBdr/>
@@ -6866,9 +8123,9 @@
       </w:tcPr>
     </w:tblStylePr>
   </w:style>
-  <w:style w:type="table" w:styleId="30">
+  <w:style w:type="table" w:styleId="741">
     <w:name w:val="Grid Table 2 - Accent 4"/>
-    <w:basedOn w:val="665"/>
+    <w:basedOn w:val="909"/>
     <w:uiPriority w:val="99"/>
     <w:pPr>
       <w:pBdr/>
@@ -7098,9 +8355,9 @@
       </w:tcPr>
     </w:tblStylePr>
   </w:style>
-  <w:style w:type="table" w:styleId="31">
+  <w:style w:type="table" w:styleId="742">
     <w:name w:val="Grid Table 2 - Accent 5"/>
-    <w:basedOn w:val="665"/>
+    <w:basedOn w:val="909"/>
     <w:uiPriority w:val="99"/>
     <w:pPr>
       <w:pBdr/>
@@ -7330,9 +8587,9 @@
       </w:tcPr>
     </w:tblStylePr>
   </w:style>
-  <w:style w:type="table" w:styleId="32">
+  <w:style w:type="table" w:styleId="743">
     <w:name w:val="Grid Table 2 - Accent 6"/>
-    <w:basedOn w:val="665"/>
+    <w:basedOn w:val="909"/>
     <w:uiPriority w:val="99"/>
     <w:pPr>
       <w:pBdr/>
@@ -7562,9 +8819,9 @@
       </w:tcPr>
     </w:tblStylePr>
   </w:style>
-  <w:style w:type="table" w:styleId="33">
+  <w:style w:type="table" w:styleId="744">
     <w:name w:val="Grid Table 3"/>
-    <w:basedOn w:val="665"/>
+    <w:basedOn w:val="909"/>
     <w:uiPriority w:val="99"/>
     <w:pPr>
       <w:pBdr/>
@@ -7663,29 +8920,6 @@
         <w:tblBorders/>
       </w:tblPr>
       <w:tcPr>
-        <w:shd w:color="ffffff"/>
-        <w:tcBorders>
-          <w:top w:val="none" w:color="000000" w:sz="4" w:space="0"/>
-          <w:left w:val="none" w:color="000000" w:sz="4" w:space="0"/>
-          <w:bottom w:val="none" w:color="000000" w:sz="4" w:space="0"/>
-          <w:right w:val="none" w:color="000000" w:sz="4" w:space="0"/>
-        </w:tcBorders>
-      </w:tcPr>
-    </w:tblStylePr>
-    <w:tblStylePr w:type="firstRow">
-      <w:rPr>
-        <w:b/>
-        <w:color w:val="404040"/>
-      </w:rPr>
-      <w:pPr>
-        <w:pBdr/>
-        <w:spacing/>
-        <w:ind/>
-      </w:pPr>
-      <w:tblPr>
-        <w:tblBorders/>
-      </w:tblPr>
-      <w:tcPr>
         <w:shd w:val="clear" w:color="ffffff"/>
         <w:tcBorders>
           <w:top w:val="none" w:color="000000" w:sz="4" w:space="0"/>
@@ -7695,30 +8929,7 @@
         </w:tcBorders>
       </w:tcPr>
     </w:tblStylePr>
-    <w:tblStylePr w:type="lastCol">
-      <w:rPr>
-        <w:i/>
-        <w:color w:val="404040"/>
-      </w:rPr>
-      <w:pPr>
-        <w:pBdr/>
-        <w:spacing/>
-        <w:ind/>
-      </w:pPr>
-      <w:tblPr>
-        <w:tblBorders/>
-      </w:tblPr>
-      <w:tcPr>
-        <w:shd w:color="ffffff"/>
-        <w:tcBorders>
-          <w:top w:val="none" w:color="000000" w:sz="4" w:space="0"/>
-          <w:left w:val="none" w:color="000000" w:sz="4" w:space="0"/>
-          <w:bottom w:val="none" w:color="000000" w:sz="4" w:space="0"/>
-          <w:right w:val="none" w:color="000000" w:sz="4" w:space="0"/>
-        </w:tcBorders>
-      </w:tcPr>
-    </w:tblStylePr>
-    <w:tblStylePr w:type="lastRow">
+    <w:tblStylePr w:type="firstRow">
       <w:rPr>
         <w:b/>
         <w:color w:val="404040"/>
@@ -7741,6 +8952,52 @@
         </w:tcBorders>
       </w:tcPr>
     </w:tblStylePr>
+    <w:tblStylePr w:type="lastCol">
+      <w:rPr>
+        <w:i/>
+        <w:color w:val="404040"/>
+      </w:rPr>
+      <w:pPr>
+        <w:pBdr/>
+        <w:spacing/>
+        <w:ind/>
+      </w:pPr>
+      <w:tblPr>
+        <w:tblBorders/>
+      </w:tblPr>
+      <w:tcPr>
+        <w:shd w:val="clear" w:color="ffffff"/>
+        <w:tcBorders>
+          <w:top w:val="none" w:color="000000" w:sz="4" w:space="0"/>
+          <w:left w:val="none" w:color="000000" w:sz="4" w:space="0"/>
+          <w:bottom w:val="none" w:color="000000" w:sz="4" w:space="0"/>
+          <w:right w:val="none" w:color="000000" w:sz="4" w:space="0"/>
+        </w:tcBorders>
+      </w:tcPr>
+    </w:tblStylePr>
+    <w:tblStylePr w:type="lastRow">
+      <w:rPr>
+        <w:b/>
+        <w:color w:val="404040"/>
+      </w:rPr>
+      <w:pPr>
+        <w:pBdr/>
+        <w:spacing/>
+        <w:ind/>
+      </w:pPr>
+      <w:tblPr>
+        <w:tblBorders/>
+      </w:tblPr>
+      <w:tcPr>
+        <w:shd w:val="clear" w:color="ffffff"/>
+        <w:tcBorders>
+          <w:top w:val="none" w:color="000000" w:sz="4" w:space="0"/>
+          <w:left w:val="none" w:color="000000" w:sz="4" w:space="0"/>
+          <w:bottom w:val="none" w:color="000000" w:sz="4" w:space="0"/>
+          <w:right w:val="none" w:color="000000" w:sz="4" w:space="0"/>
+        </w:tcBorders>
+      </w:tcPr>
+    </w:tblStylePr>
     <w:tblStylePr w:type="nwCell">
       <w:pPr>
         <w:pBdr/>
@@ -7807,9 +9064,9 @@
       </w:tcPr>
     </w:tblStylePr>
   </w:style>
-  <w:style w:type="table" w:styleId="34">
+  <w:style w:type="table" w:styleId="745">
     <w:name w:val="Grid Table 3 - Accent 1"/>
-    <w:basedOn w:val="665"/>
+    <w:basedOn w:val="909"/>
     <w:uiPriority w:val="99"/>
     <w:pPr>
       <w:pBdr/>
@@ -7908,29 +9165,6 @@
         <w:tblBorders/>
       </w:tblPr>
       <w:tcPr>
-        <w:shd w:color="ffffff"/>
-        <w:tcBorders>
-          <w:top w:val="none" w:color="000000" w:sz="4" w:space="0"/>
-          <w:left w:val="none" w:color="000000" w:sz="4" w:space="0"/>
-          <w:bottom w:val="none" w:color="000000" w:sz="4" w:space="0"/>
-          <w:right w:val="none" w:color="000000" w:sz="4" w:space="0"/>
-        </w:tcBorders>
-      </w:tcPr>
-    </w:tblStylePr>
-    <w:tblStylePr w:type="firstRow">
-      <w:rPr>
-        <w:b/>
-        <w:color w:val="404040"/>
-      </w:rPr>
-      <w:pPr>
-        <w:pBdr/>
-        <w:spacing/>
-        <w:ind/>
-      </w:pPr>
-      <w:tblPr>
-        <w:tblBorders/>
-      </w:tblPr>
-      <w:tcPr>
         <w:shd w:val="clear" w:color="ffffff"/>
         <w:tcBorders>
           <w:top w:val="none" w:color="000000" w:sz="4" w:space="0"/>
@@ -7940,30 +9174,7 @@
         </w:tcBorders>
       </w:tcPr>
     </w:tblStylePr>
-    <w:tblStylePr w:type="lastCol">
-      <w:rPr>
-        <w:i/>
-        <w:color w:val="404040"/>
-      </w:rPr>
-      <w:pPr>
-        <w:pBdr/>
-        <w:spacing/>
-        <w:ind/>
-      </w:pPr>
-      <w:tblPr>
-        <w:tblBorders/>
-      </w:tblPr>
-      <w:tcPr>
-        <w:shd w:color="ffffff"/>
-        <w:tcBorders>
-          <w:top w:val="none" w:color="000000" w:sz="4" w:space="0"/>
-          <w:left w:val="none" w:color="000000" w:sz="4" w:space="0"/>
-          <w:bottom w:val="none" w:color="000000" w:sz="4" w:space="0"/>
-          <w:right w:val="none" w:color="000000" w:sz="4" w:space="0"/>
-        </w:tcBorders>
-      </w:tcPr>
-    </w:tblStylePr>
-    <w:tblStylePr w:type="lastRow">
+    <w:tblStylePr w:type="firstRow">
       <w:rPr>
         <w:b/>
         <w:color w:val="404040"/>
@@ -7986,6 +9197,52 @@
         </w:tcBorders>
       </w:tcPr>
     </w:tblStylePr>
+    <w:tblStylePr w:type="lastCol">
+      <w:rPr>
+        <w:i/>
+        <w:color w:val="404040"/>
+      </w:rPr>
+      <w:pPr>
+        <w:pBdr/>
+        <w:spacing/>
+        <w:ind/>
+      </w:pPr>
+      <w:tblPr>
+        <w:tblBorders/>
+      </w:tblPr>
+      <w:tcPr>
+        <w:shd w:val="clear" w:color="ffffff"/>
+        <w:tcBorders>
+          <w:top w:val="none" w:color="000000" w:sz="4" w:space="0"/>
+          <w:left w:val="none" w:color="000000" w:sz="4" w:space="0"/>
+          <w:bottom w:val="none" w:color="000000" w:sz="4" w:space="0"/>
+          <w:right w:val="none" w:color="000000" w:sz="4" w:space="0"/>
+        </w:tcBorders>
+      </w:tcPr>
+    </w:tblStylePr>
+    <w:tblStylePr w:type="lastRow">
+      <w:rPr>
+        <w:b/>
+        <w:color w:val="404040"/>
+      </w:rPr>
+      <w:pPr>
+        <w:pBdr/>
+        <w:spacing/>
+        <w:ind/>
+      </w:pPr>
+      <w:tblPr>
+        <w:tblBorders/>
+      </w:tblPr>
+      <w:tcPr>
+        <w:shd w:val="clear" w:color="ffffff"/>
+        <w:tcBorders>
+          <w:top w:val="none" w:color="000000" w:sz="4" w:space="0"/>
+          <w:left w:val="none" w:color="000000" w:sz="4" w:space="0"/>
+          <w:bottom w:val="none" w:color="000000" w:sz="4" w:space="0"/>
+          <w:right w:val="none" w:color="000000" w:sz="4" w:space="0"/>
+        </w:tcBorders>
+      </w:tcPr>
+    </w:tblStylePr>
     <w:tblStylePr w:type="nwCell">
       <w:pPr>
         <w:pBdr/>
@@ -8052,9 +9309,9 @@
       </w:tcPr>
     </w:tblStylePr>
   </w:style>
-  <w:style w:type="table" w:styleId="35">
+  <w:style w:type="table" w:styleId="746">
     <w:name w:val="Grid Table 3 - Accent 2"/>
-    <w:basedOn w:val="665"/>
+    <w:basedOn w:val="909"/>
     <w:uiPriority w:val="99"/>
     <w:pPr>
       <w:pBdr/>
@@ -8153,29 +9410,6 @@
         <w:tblBorders/>
       </w:tblPr>
       <w:tcPr>
-        <w:shd w:color="ffffff"/>
-        <w:tcBorders>
-          <w:top w:val="none" w:color="000000" w:sz="4" w:space="0"/>
-          <w:left w:val="none" w:color="000000" w:sz="4" w:space="0"/>
-          <w:bottom w:val="none" w:color="000000" w:sz="4" w:space="0"/>
-          <w:right w:val="none" w:color="000000" w:sz="4" w:space="0"/>
-        </w:tcBorders>
-      </w:tcPr>
-    </w:tblStylePr>
-    <w:tblStylePr w:type="firstRow">
-      <w:rPr>
-        <w:b/>
-        <w:color w:val="404040"/>
-      </w:rPr>
-      <w:pPr>
-        <w:pBdr/>
-        <w:spacing/>
-        <w:ind/>
-      </w:pPr>
-      <w:tblPr>
-        <w:tblBorders/>
-      </w:tblPr>
-      <w:tcPr>
         <w:shd w:val="clear" w:color="ffffff"/>
         <w:tcBorders>
           <w:top w:val="none" w:color="000000" w:sz="4" w:space="0"/>
@@ -8185,30 +9419,7 @@
         </w:tcBorders>
       </w:tcPr>
     </w:tblStylePr>
-    <w:tblStylePr w:type="lastCol">
-      <w:rPr>
-        <w:i/>
-        <w:color w:val="404040"/>
-      </w:rPr>
-      <w:pPr>
-        <w:pBdr/>
-        <w:spacing/>
-        <w:ind/>
-      </w:pPr>
-      <w:tblPr>
-        <w:tblBorders/>
-      </w:tblPr>
-      <w:tcPr>
-        <w:shd w:color="ffffff"/>
-        <w:tcBorders>
-          <w:top w:val="none" w:color="000000" w:sz="4" w:space="0"/>
-          <w:left w:val="none" w:color="000000" w:sz="4" w:space="0"/>
-          <w:bottom w:val="none" w:color="000000" w:sz="4" w:space="0"/>
-          <w:right w:val="none" w:color="000000" w:sz="4" w:space="0"/>
-        </w:tcBorders>
-      </w:tcPr>
-    </w:tblStylePr>
-    <w:tblStylePr w:type="lastRow">
+    <w:tblStylePr w:type="firstRow">
       <w:rPr>
         <w:b/>
         <w:color w:val="404040"/>
@@ -8231,6 +9442,52 @@
         </w:tcBorders>
       </w:tcPr>
     </w:tblStylePr>
+    <w:tblStylePr w:type="lastCol">
+      <w:rPr>
+        <w:i/>
+        <w:color w:val="404040"/>
+      </w:rPr>
+      <w:pPr>
+        <w:pBdr/>
+        <w:spacing/>
+        <w:ind/>
+      </w:pPr>
+      <w:tblPr>
+        <w:tblBorders/>
+      </w:tblPr>
+      <w:tcPr>
+        <w:shd w:val="clear" w:color="ffffff"/>
+        <w:tcBorders>
+          <w:top w:val="none" w:color="000000" w:sz="4" w:space="0"/>
+          <w:left w:val="none" w:color="000000" w:sz="4" w:space="0"/>
+          <w:bottom w:val="none" w:color="000000" w:sz="4" w:space="0"/>
+          <w:right w:val="none" w:color="000000" w:sz="4" w:space="0"/>
+        </w:tcBorders>
+      </w:tcPr>
+    </w:tblStylePr>
+    <w:tblStylePr w:type="lastRow">
+      <w:rPr>
+        <w:b/>
+        <w:color w:val="404040"/>
+      </w:rPr>
+      <w:pPr>
+        <w:pBdr/>
+        <w:spacing/>
+        <w:ind/>
+      </w:pPr>
+      <w:tblPr>
+        <w:tblBorders/>
+      </w:tblPr>
+      <w:tcPr>
+        <w:shd w:val="clear" w:color="ffffff"/>
+        <w:tcBorders>
+          <w:top w:val="none" w:color="000000" w:sz="4" w:space="0"/>
+          <w:left w:val="none" w:color="000000" w:sz="4" w:space="0"/>
+          <w:bottom w:val="none" w:color="000000" w:sz="4" w:space="0"/>
+          <w:right w:val="none" w:color="000000" w:sz="4" w:space="0"/>
+        </w:tcBorders>
+      </w:tcPr>
+    </w:tblStylePr>
     <w:tblStylePr w:type="nwCell">
       <w:pPr>
         <w:pBdr/>
@@ -8297,9 +9554,9 @@
       </w:tcPr>
     </w:tblStylePr>
   </w:style>
-  <w:style w:type="table" w:styleId="36">
+  <w:style w:type="table" w:styleId="747">
     <w:name w:val="Grid Table 3 - Accent 3"/>
-    <w:basedOn w:val="665"/>
+    <w:basedOn w:val="909"/>
     <w:uiPriority w:val="99"/>
     <w:pPr>
       <w:pBdr/>
@@ -8398,29 +9655,6 @@
         <w:tblBorders/>
       </w:tblPr>
       <w:tcPr>
-        <w:shd w:color="ffffff"/>
-        <w:tcBorders>
-          <w:top w:val="none" w:color="000000" w:sz="4" w:space="0"/>
-          <w:left w:val="none" w:color="000000" w:sz="4" w:space="0"/>
-          <w:bottom w:val="none" w:color="000000" w:sz="4" w:space="0"/>
-          <w:right w:val="none" w:color="000000" w:sz="4" w:space="0"/>
-        </w:tcBorders>
-      </w:tcPr>
-    </w:tblStylePr>
-    <w:tblStylePr w:type="firstRow">
-      <w:rPr>
-        <w:b/>
-        <w:color w:val="404040"/>
-      </w:rPr>
-      <w:pPr>
-        <w:pBdr/>
-        <w:spacing/>
-        <w:ind/>
-      </w:pPr>
-      <w:tblPr>
-        <w:tblBorders/>
-      </w:tblPr>
-      <w:tcPr>
         <w:shd w:val="clear" w:color="ffffff"/>
         <w:tcBorders>
           <w:top w:val="none" w:color="000000" w:sz="4" w:space="0"/>
@@ -8430,30 +9664,7 @@
         </w:tcBorders>
       </w:tcPr>
     </w:tblStylePr>
-    <w:tblStylePr w:type="lastCol">
-      <w:rPr>
-        <w:i/>
-        <w:color w:val="404040"/>
-      </w:rPr>
-      <w:pPr>
-        <w:pBdr/>
-        <w:spacing/>
-        <w:ind/>
-      </w:pPr>
-      <w:tblPr>
-        <w:tblBorders/>
-      </w:tblPr>
-      <w:tcPr>
-        <w:shd w:color="ffffff"/>
-        <w:tcBorders>
-          <w:top w:val="none" w:color="000000" w:sz="4" w:space="0"/>
-          <w:left w:val="none" w:color="000000" w:sz="4" w:space="0"/>
-          <w:bottom w:val="none" w:color="000000" w:sz="4" w:space="0"/>
-          <w:right w:val="none" w:color="000000" w:sz="4" w:space="0"/>
-        </w:tcBorders>
-      </w:tcPr>
-    </w:tblStylePr>
-    <w:tblStylePr w:type="lastRow">
+    <w:tblStylePr w:type="firstRow">
       <w:rPr>
         <w:b/>
         <w:color w:val="404040"/>
@@ -8476,6 +9687,52 @@
         </w:tcBorders>
       </w:tcPr>
     </w:tblStylePr>
+    <w:tblStylePr w:type="lastCol">
+      <w:rPr>
+        <w:i/>
+        <w:color w:val="404040"/>
+      </w:rPr>
+      <w:pPr>
+        <w:pBdr/>
+        <w:spacing/>
+        <w:ind/>
+      </w:pPr>
+      <w:tblPr>
+        <w:tblBorders/>
+      </w:tblPr>
+      <w:tcPr>
+        <w:shd w:val="clear" w:color="ffffff"/>
+        <w:tcBorders>
+          <w:top w:val="none" w:color="000000" w:sz="4" w:space="0"/>
+          <w:left w:val="none" w:color="000000" w:sz="4" w:space="0"/>
+          <w:bottom w:val="none" w:color="000000" w:sz="4" w:space="0"/>
+          <w:right w:val="none" w:color="000000" w:sz="4" w:space="0"/>
+        </w:tcBorders>
+      </w:tcPr>
+    </w:tblStylePr>
+    <w:tblStylePr w:type="lastRow">
+      <w:rPr>
+        <w:b/>
+        <w:color w:val="404040"/>
+      </w:rPr>
+      <w:pPr>
+        <w:pBdr/>
+        <w:spacing/>
+        <w:ind/>
+      </w:pPr>
+      <w:tblPr>
+        <w:tblBorders/>
+      </w:tblPr>
+      <w:tcPr>
+        <w:shd w:val="clear" w:color="ffffff"/>
+        <w:tcBorders>
+          <w:top w:val="none" w:color="000000" w:sz="4" w:space="0"/>
+          <w:left w:val="none" w:color="000000" w:sz="4" w:space="0"/>
+          <w:bottom w:val="none" w:color="000000" w:sz="4" w:space="0"/>
+          <w:right w:val="none" w:color="000000" w:sz="4" w:space="0"/>
+        </w:tcBorders>
+      </w:tcPr>
+    </w:tblStylePr>
     <w:tblStylePr w:type="nwCell">
       <w:pPr>
         <w:pBdr/>
@@ -8542,9 +9799,9 @@
       </w:tcPr>
     </w:tblStylePr>
   </w:style>
-  <w:style w:type="table" w:styleId="37">
+  <w:style w:type="table" w:styleId="748">
     <w:name w:val="Grid Table 3 - Accent 4"/>
-    <w:basedOn w:val="665"/>
+    <w:basedOn w:val="909"/>
     <w:uiPriority w:val="99"/>
     <w:pPr>
       <w:pBdr/>
@@ -8643,29 +9900,6 @@
         <w:tblBorders/>
       </w:tblPr>
       <w:tcPr>
-        <w:shd w:color="ffffff"/>
-        <w:tcBorders>
-          <w:top w:val="none" w:color="000000" w:sz="4" w:space="0"/>
-          <w:left w:val="none" w:color="000000" w:sz="4" w:space="0"/>
-          <w:bottom w:val="none" w:color="000000" w:sz="4" w:space="0"/>
-          <w:right w:val="none" w:color="000000" w:sz="4" w:space="0"/>
-        </w:tcBorders>
-      </w:tcPr>
-    </w:tblStylePr>
-    <w:tblStylePr w:type="firstRow">
-      <w:rPr>
-        <w:b/>
-        <w:color w:val="404040"/>
-      </w:rPr>
-      <w:pPr>
-        <w:pBdr/>
-        <w:spacing/>
-        <w:ind/>
-      </w:pPr>
-      <w:tblPr>
-        <w:tblBorders/>
-      </w:tblPr>
-      <w:tcPr>
         <w:shd w:val="clear" w:color="ffffff"/>
         <w:tcBorders>
           <w:top w:val="none" w:color="000000" w:sz="4" w:space="0"/>
@@ -8675,30 +9909,7 @@
         </w:tcBorders>
       </w:tcPr>
     </w:tblStylePr>
-    <w:tblStylePr w:type="lastCol">
-      <w:rPr>
-        <w:i/>
-        <w:color w:val="404040"/>
-      </w:rPr>
-      <w:pPr>
-        <w:pBdr/>
-        <w:spacing/>
-        <w:ind/>
-      </w:pPr>
-      <w:tblPr>
-        <w:tblBorders/>
-      </w:tblPr>
-      <w:tcPr>
-        <w:shd w:color="ffffff"/>
-        <w:tcBorders>
-          <w:top w:val="none" w:color="000000" w:sz="4" w:space="0"/>
-          <w:left w:val="none" w:color="000000" w:sz="4" w:space="0"/>
-          <w:bottom w:val="none" w:color="000000" w:sz="4" w:space="0"/>
-          <w:right w:val="none" w:color="000000" w:sz="4" w:space="0"/>
-        </w:tcBorders>
-      </w:tcPr>
-    </w:tblStylePr>
-    <w:tblStylePr w:type="lastRow">
+    <w:tblStylePr w:type="firstRow">
       <w:rPr>
         <w:b/>
         <w:color w:val="404040"/>
@@ -8721,6 +9932,52 @@
         </w:tcBorders>
       </w:tcPr>
     </w:tblStylePr>
+    <w:tblStylePr w:type="lastCol">
+      <w:rPr>
+        <w:i/>
+        <w:color w:val="404040"/>
+      </w:rPr>
+      <w:pPr>
+        <w:pBdr/>
+        <w:spacing/>
+        <w:ind/>
+      </w:pPr>
+      <w:tblPr>
+        <w:tblBorders/>
+      </w:tblPr>
+      <w:tcPr>
+        <w:shd w:val="clear" w:color="ffffff"/>
+        <w:tcBorders>
+          <w:top w:val="none" w:color="000000" w:sz="4" w:space="0"/>
+          <w:left w:val="none" w:color="000000" w:sz="4" w:space="0"/>
+          <w:bottom w:val="none" w:color="000000" w:sz="4" w:space="0"/>
+          <w:right w:val="none" w:color="000000" w:sz="4" w:space="0"/>
+        </w:tcBorders>
+      </w:tcPr>
+    </w:tblStylePr>
+    <w:tblStylePr w:type="lastRow">
+      <w:rPr>
+        <w:b/>
+        <w:color w:val="404040"/>
+      </w:rPr>
+      <w:pPr>
+        <w:pBdr/>
+        <w:spacing/>
+        <w:ind/>
+      </w:pPr>
+      <w:tblPr>
+        <w:tblBorders/>
+      </w:tblPr>
+      <w:tcPr>
+        <w:shd w:val="clear" w:color="ffffff"/>
+        <w:tcBorders>
+          <w:top w:val="none" w:color="000000" w:sz="4" w:space="0"/>
+          <w:left w:val="none" w:color="000000" w:sz="4" w:space="0"/>
+          <w:bottom w:val="none" w:color="000000" w:sz="4" w:space="0"/>
+          <w:right w:val="none" w:color="000000" w:sz="4" w:space="0"/>
+        </w:tcBorders>
+      </w:tcPr>
+    </w:tblStylePr>
     <w:tblStylePr w:type="nwCell">
       <w:pPr>
         <w:pBdr/>
@@ -8787,9 +10044,9 @@
       </w:tcPr>
     </w:tblStylePr>
   </w:style>
-  <w:style w:type="table" w:styleId="38">
+  <w:style w:type="table" w:styleId="749">
     <w:name w:val="Grid Table 3 - Accent 5"/>
-    <w:basedOn w:val="665"/>
+    <w:basedOn w:val="909"/>
     <w:uiPriority w:val="99"/>
     <w:pPr>
       <w:pBdr/>
@@ -8888,29 +10145,6 @@
         <w:tblBorders/>
       </w:tblPr>
       <w:tcPr>
-        <w:shd w:color="ffffff"/>
-        <w:tcBorders>
-          <w:top w:val="none" w:color="000000" w:sz="4" w:space="0"/>
-          <w:left w:val="none" w:color="000000" w:sz="4" w:space="0"/>
-          <w:bottom w:val="none" w:color="000000" w:sz="4" w:space="0"/>
-          <w:right w:val="none" w:color="000000" w:sz="4" w:space="0"/>
-        </w:tcBorders>
-      </w:tcPr>
-    </w:tblStylePr>
-    <w:tblStylePr w:type="firstRow">
-      <w:rPr>
-        <w:b/>
-        <w:color w:val="404040"/>
-      </w:rPr>
-      <w:pPr>
-        <w:pBdr/>
-        <w:spacing/>
-        <w:ind/>
-      </w:pPr>
-      <w:tblPr>
-        <w:tblBorders/>
-      </w:tblPr>
-      <w:tcPr>
         <w:shd w:val="clear" w:color="ffffff"/>
         <w:tcBorders>
           <w:top w:val="none" w:color="000000" w:sz="4" w:space="0"/>
@@ -8920,30 +10154,7 @@
         </w:tcBorders>
       </w:tcPr>
     </w:tblStylePr>
-    <w:tblStylePr w:type="lastCol">
-      <w:rPr>
-        <w:i/>
-        <w:color w:val="404040"/>
-      </w:rPr>
-      <w:pPr>
-        <w:pBdr/>
-        <w:spacing/>
-        <w:ind/>
-      </w:pPr>
-      <w:tblPr>
-        <w:tblBorders/>
-      </w:tblPr>
-      <w:tcPr>
-        <w:shd w:color="ffffff"/>
-        <w:tcBorders>
-          <w:top w:val="none" w:color="000000" w:sz="4" w:space="0"/>
-          <w:left w:val="none" w:color="000000" w:sz="4" w:space="0"/>
-          <w:bottom w:val="none" w:color="000000" w:sz="4" w:space="0"/>
-          <w:right w:val="none" w:color="000000" w:sz="4" w:space="0"/>
-        </w:tcBorders>
-      </w:tcPr>
-    </w:tblStylePr>
-    <w:tblStylePr w:type="lastRow">
+    <w:tblStylePr w:type="firstRow">
       <w:rPr>
         <w:b/>
         <w:color w:val="404040"/>
@@ -8966,6 +10177,52 @@
         </w:tcBorders>
       </w:tcPr>
     </w:tblStylePr>
+    <w:tblStylePr w:type="lastCol">
+      <w:rPr>
+        <w:i/>
+        <w:color w:val="404040"/>
+      </w:rPr>
+      <w:pPr>
+        <w:pBdr/>
+        <w:spacing/>
+        <w:ind/>
+      </w:pPr>
+      <w:tblPr>
+        <w:tblBorders/>
+      </w:tblPr>
+      <w:tcPr>
+        <w:shd w:val="clear" w:color="ffffff"/>
+        <w:tcBorders>
+          <w:top w:val="none" w:color="000000" w:sz="4" w:space="0"/>
+          <w:left w:val="none" w:color="000000" w:sz="4" w:space="0"/>
+          <w:bottom w:val="none" w:color="000000" w:sz="4" w:space="0"/>
+          <w:right w:val="none" w:color="000000" w:sz="4" w:space="0"/>
+        </w:tcBorders>
+      </w:tcPr>
+    </w:tblStylePr>
+    <w:tblStylePr w:type="lastRow">
+      <w:rPr>
+        <w:b/>
+        <w:color w:val="404040"/>
+      </w:rPr>
+      <w:pPr>
+        <w:pBdr/>
+        <w:spacing/>
+        <w:ind/>
+      </w:pPr>
+      <w:tblPr>
+        <w:tblBorders/>
+      </w:tblPr>
+      <w:tcPr>
+        <w:shd w:val="clear" w:color="ffffff"/>
+        <w:tcBorders>
+          <w:top w:val="none" w:color="000000" w:sz="4" w:space="0"/>
+          <w:left w:val="none" w:color="000000" w:sz="4" w:space="0"/>
+          <w:bottom w:val="none" w:color="000000" w:sz="4" w:space="0"/>
+          <w:right w:val="none" w:color="000000" w:sz="4" w:space="0"/>
+        </w:tcBorders>
+      </w:tcPr>
+    </w:tblStylePr>
     <w:tblStylePr w:type="nwCell">
       <w:pPr>
         <w:pBdr/>
@@ -9032,9 +10289,9 @@
       </w:tcPr>
     </w:tblStylePr>
   </w:style>
-  <w:style w:type="table" w:styleId="39">
+  <w:style w:type="table" w:styleId="750">
     <w:name w:val="Grid Table 3 - Accent 6"/>
-    <w:basedOn w:val="665"/>
+    <w:basedOn w:val="909"/>
     <w:uiPriority w:val="99"/>
     <w:pPr>
       <w:pBdr/>
@@ -9133,29 +10390,6 @@
         <w:tblBorders/>
       </w:tblPr>
       <w:tcPr>
-        <w:shd w:color="ffffff"/>
-        <w:tcBorders>
-          <w:top w:val="none" w:color="000000" w:sz="4" w:space="0"/>
-          <w:left w:val="none" w:color="000000" w:sz="4" w:space="0"/>
-          <w:bottom w:val="none" w:color="000000" w:sz="4" w:space="0"/>
-          <w:right w:val="none" w:color="000000" w:sz="4" w:space="0"/>
-        </w:tcBorders>
-      </w:tcPr>
-    </w:tblStylePr>
-    <w:tblStylePr w:type="firstRow">
-      <w:rPr>
-        <w:b/>
-        <w:color w:val="404040"/>
-      </w:rPr>
-      <w:pPr>
-        <w:pBdr/>
-        <w:spacing/>
-        <w:ind/>
-      </w:pPr>
-      <w:tblPr>
-        <w:tblBorders/>
-      </w:tblPr>
-      <w:tcPr>
         <w:shd w:val="clear" w:color="ffffff"/>
         <w:tcBorders>
           <w:top w:val="none" w:color="000000" w:sz="4" w:space="0"/>
@@ -9165,30 +10399,7 @@
         </w:tcBorders>
       </w:tcPr>
     </w:tblStylePr>
-    <w:tblStylePr w:type="lastCol">
-      <w:rPr>
-        <w:i/>
-        <w:color w:val="404040"/>
-      </w:rPr>
-      <w:pPr>
-        <w:pBdr/>
-        <w:spacing/>
-        <w:ind/>
-      </w:pPr>
-      <w:tblPr>
-        <w:tblBorders/>
-      </w:tblPr>
-      <w:tcPr>
-        <w:shd w:color="ffffff"/>
-        <w:tcBorders>
-          <w:top w:val="none" w:color="000000" w:sz="4" w:space="0"/>
-          <w:left w:val="none" w:color="000000" w:sz="4" w:space="0"/>
-          <w:bottom w:val="none" w:color="000000" w:sz="4" w:space="0"/>
-          <w:right w:val="none" w:color="000000" w:sz="4" w:space="0"/>
-        </w:tcBorders>
-      </w:tcPr>
-    </w:tblStylePr>
-    <w:tblStylePr w:type="lastRow">
+    <w:tblStylePr w:type="firstRow">
       <w:rPr>
         <w:b/>
         <w:color w:val="404040"/>
@@ -9211,6 +10422,52 @@
         </w:tcBorders>
       </w:tcPr>
     </w:tblStylePr>
+    <w:tblStylePr w:type="lastCol">
+      <w:rPr>
+        <w:i/>
+        <w:color w:val="404040"/>
+      </w:rPr>
+      <w:pPr>
+        <w:pBdr/>
+        <w:spacing/>
+        <w:ind/>
+      </w:pPr>
+      <w:tblPr>
+        <w:tblBorders/>
+      </w:tblPr>
+      <w:tcPr>
+        <w:shd w:val="clear" w:color="ffffff"/>
+        <w:tcBorders>
+          <w:top w:val="none" w:color="000000" w:sz="4" w:space="0"/>
+          <w:left w:val="none" w:color="000000" w:sz="4" w:space="0"/>
+          <w:bottom w:val="none" w:color="000000" w:sz="4" w:space="0"/>
+          <w:right w:val="none" w:color="000000" w:sz="4" w:space="0"/>
+        </w:tcBorders>
+      </w:tcPr>
+    </w:tblStylePr>
+    <w:tblStylePr w:type="lastRow">
+      <w:rPr>
+        <w:b/>
+        <w:color w:val="404040"/>
+      </w:rPr>
+      <w:pPr>
+        <w:pBdr/>
+        <w:spacing/>
+        <w:ind/>
+      </w:pPr>
+      <w:tblPr>
+        <w:tblBorders/>
+      </w:tblPr>
+      <w:tcPr>
+        <w:shd w:val="clear" w:color="ffffff"/>
+        <w:tcBorders>
+          <w:top w:val="none" w:color="000000" w:sz="4" w:space="0"/>
+          <w:left w:val="none" w:color="000000" w:sz="4" w:space="0"/>
+          <w:bottom w:val="none" w:color="000000" w:sz="4" w:space="0"/>
+          <w:right w:val="none" w:color="000000" w:sz="4" w:space="0"/>
+        </w:tcBorders>
+      </w:tcPr>
+    </w:tblStylePr>
     <w:tblStylePr w:type="nwCell">
       <w:pPr>
         <w:pBdr/>
@@ -9277,9 +10534,9 @@
       </w:tcPr>
     </w:tblStylePr>
   </w:style>
-  <w:style w:type="table" w:styleId="40">
+  <w:style w:type="table" w:styleId="751">
     <w:name w:val="Grid Table 4"/>
-    <w:basedOn w:val="665"/>
+    <w:basedOn w:val="909"/>
     <w:uiPriority w:val="59"/>
     <w:pPr>
       <w:pBdr/>
@@ -9510,9 +10767,9 @@
       </w:tcPr>
     </w:tblStylePr>
   </w:style>
-  <w:style w:type="table" w:styleId="41">
+  <w:style w:type="table" w:styleId="752">
     <w:name w:val="Grid Table 4 - Accent 1"/>
-    <w:basedOn w:val="665"/>
+    <w:basedOn w:val="909"/>
     <w:uiPriority w:val="59"/>
     <w:pPr>
       <w:pBdr/>
@@ -9743,9 +11000,9 @@
       </w:tcPr>
     </w:tblStylePr>
   </w:style>
-  <w:style w:type="table" w:styleId="42">
+  <w:style w:type="table" w:styleId="753">
     <w:name w:val="Grid Table 4 - Accent 2"/>
-    <w:basedOn w:val="665"/>
+    <w:basedOn w:val="909"/>
     <w:uiPriority w:val="59"/>
     <w:pPr>
       <w:pBdr/>
@@ -9976,9 +11233,9 @@
       </w:tcPr>
     </w:tblStylePr>
   </w:style>
-  <w:style w:type="table" w:styleId="43">
+  <w:style w:type="table" w:styleId="754">
     <w:name w:val="Grid Table 4 - Accent 3"/>
-    <w:basedOn w:val="665"/>
+    <w:basedOn w:val="909"/>
     <w:uiPriority w:val="59"/>
     <w:pPr>
       <w:pBdr/>
@@ -10209,9 +11466,9 @@
       </w:tcPr>
     </w:tblStylePr>
   </w:style>
-  <w:style w:type="table" w:styleId="44">
+  <w:style w:type="table" w:styleId="755">
     <w:name w:val="Grid Table 4 - Accent 4"/>
-    <w:basedOn w:val="665"/>
+    <w:basedOn w:val="909"/>
     <w:uiPriority w:val="59"/>
     <w:pPr>
       <w:pBdr/>
@@ -10442,9 +11699,9 @@
       </w:tcPr>
     </w:tblStylePr>
   </w:style>
-  <w:style w:type="table" w:styleId="45">
+  <w:style w:type="table" w:styleId="756">
     <w:name w:val="Grid Table 4 - Accent 5"/>
-    <w:basedOn w:val="665"/>
+    <w:basedOn w:val="909"/>
     <w:uiPriority w:val="59"/>
     <w:pPr>
       <w:pBdr/>
@@ -10675,9 +11932,9 @@
       </w:tcPr>
     </w:tblStylePr>
   </w:style>
-  <w:style w:type="table" w:styleId="46">
+  <w:style w:type="table" w:styleId="757">
     <w:name w:val="Grid Table 4 - Accent 6"/>
-    <w:basedOn w:val="665"/>
+    <w:basedOn w:val="909"/>
     <w:uiPriority w:val="59"/>
     <w:pPr>
       <w:pBdr/>
@@ -10908,9 +12165,9 @@
       </w:tcPr>
     </w:tblStylePr>
   </w:style>
-  <w:style w:type="table" w:styleId="47">
+  <w:style w:type="table" w:styleId="758">
     <w:name w:val="Grid Table 5 Dark"/>
-    <w:basedOn w:val="665"/>
+    <w:basedOn w:val="909"/>
     <w:uiPriority w:val="99"/>
     <w:pPr>
       <w:pBdr/>
@@ -11136,9 +12393,9 @@
       </w:tcPr>
     </w:tblStylePr>
   </w:style>
-  <w:style w:type="table" w:styleId="48">
+  <w:style w:type="table" w:styleId="759">
     <w:name w:val="Grid Table 5 Dark- Accent 1"/>
-    <w:basedOn w:val="665"/>
+    <w:basedOn w:val="909"/>
     <w:uiPriority w:val="99"/>
     <w:pPr>
       <w:pBdr/>
@@ -11364,9 +12621,9 @@
       </w:tcPr>
     </w:tblStylePr>
   </w:style>
-  <w:style w:type="table" w:styleId="49">
+  <w:style w:type="table" w:styleId="760">
     <w:name w:val="Grid Table 5 Dark - Accent 2"/>
-    <w:basedOn w:val="665"/>
+    <w:basedOn w:val="909"/>
     <w:uiPriority w:val="99"/>
     <w:pPr>
       <w:pBdr/>
@@ -11592,9 +12849,9 @@
       </w:tcPr>
     </w:tblStylePr>
   </w:style>
-  <w:style w:type="table" w:styleId="50">
+  <w:style w:type="table" w:styleId="761">
     <w:name w:val="Grid Table 5 Dark - Accent 3"/>
-    <w:basedOn w:val="665"/>
+    <w:basedOn w:val="909"/>
     <w:uiPriority w:val="99"/>
     <w:pPr>
       <w:pBdr/>
@@ -11820,9 +13077,9 @@
       </w:tcPr>
     </w:tblStylePr>
   </w:style>
-  <w:style w:type="table" w:styleId="51">
+  <w:style w:type="table" w:styleId="762">
     <w:name w:val="Grid Table 5 Dark- Accent 4"/>
-    <w:basedOn w:val="665"/>
+    <w:basedOn w:val="909"/>
     <w:uiPriority w:val="99"/>
     <w:pPr>
       <w:pBdr/>
@@ -12048,9 +13305,9 @@
       </w:tcPr>
     </w:tblStylePr>
   </w:style>
-  <w:style w:type="table" w:styleId="52">
+  <w:style w:type="table" w:styleId="763">
     <w:name w:val="Grid Table 5 Dark - Accent 5"/>
-    <w:basedOn w:val="665"/>
+    <w:basedOn w:val="909"/>
     <w:uiPriority w:val="99"/>
     <w:pPr>
       <w:pBdr/>
@@ -12276,9 +13533,9 @@
       </w:tcPr>
     </w:tblStylePr>
   </w:style>
-  <w:style w:type="table" w:styleId="53">
+  <w:style w:type="table" w:styleId="764">
     <w:name w:val="Grid Table 5 Dark - Accent 6"/>
-    <w:basedOn w:val="665"/>
+    <w:basedOn w:val="909"/>
     <w:uiPriority w:val="99"/>
     <w:pPr>
       <w:pBdr/>
@@ -12504,9 +13761,9 @@
       </w:tcPr>
     </w:tblStylePr>
   </w:style>
-  <w:style w:type="table" w:styleId="54">
+  <w:style w:type="table" w:styleId="765">
     <w:name w:val="Grid Table 6 Colorful"/>
-    <w:basedOn w:val="665"/>
+    <w:basedOn w:val="909"/>
     <w:uiPriority w:val="99"/>
     <w:pPr>
       <w:pBdr/>
@@ -12734,9 +13991,9 @@
       </w:tcPr>
     </w:tblStylePr>
   </w:style>
-  <w:style w:type="table" w:styleId="55">
+  <w:style w:type="table" w:styleId="766">
     <w:name w:val="Grid Table 6 Colorful - Accent 1"/>
-    <w:basedOn w:val="665"/>
+    <w:basedOn w:val="909"/>
     <w:uiPriority w:val="99"/>
     <w:pPr>
       <w:pBdr/>
@@ -12964,9 +14221,9 @@
       </w:tcPr>
     </w:tblStylePr>
   </w:style>
-  <w:style w:type="table" w:styleId="56">
+  <w:style w:type="table" w:styleId="767">
     <w:name w:val="Grid Table 6 Colorful - Accent 2"/>
-    <w:basedOn w:val="665"/>
+    <w:basedOn w:val="909"/>
     <w:uiPriority w:val="99"/>
     <w:pPr>
       <w:pBdr/>
@@ -13194,9 +14451,9 @@
       </w:tcPr>
     </w:tblStylePr>
   </w:style>
-  <w:style w:type="table" w:styleId="57">
+  <w:style w:type="table" w:styleId="768">
     <w:name w:val="Grid Table 6 Colorful - Accent 3"/>
-    <w:basedOn w:val="665"/>
+    <w:basedOn w:val="909"/>
     <w:uiPriority w:val="99"/>
     <w:pPr>
       <w:pBdr/>
@@ -13424,9 +14681,9 @@
       </w:tcPr>
     </w:tblStylePr>
   </w:style>
-  <w:style w:type="table" w:styleId="58">
+  <w:style w:type="table" w:styleId="769">
     <w:name w:val="Grid Table 6 Colorful - Accent 4"/>
-    <w:basedOn w:val="665"/>
+    <w:basedOn w:val="909"/>
     <w:uiPriority w:val="99"/>
     <w:pPr>
       <w:pBdr/>
@@ -13654,9 +14911,9 @@
       </w:tcPr>
     </w:tblStylePr>
   </w:style>
-  <w:style w:type="table" w:styleId="59">
+  <w:style w:type="table" w:styleId="770">
     <w:name w:val="Grid Table 6 Colorful - Accent 5"/>
-    <w:basedOn w:val="665"/>
+    <w:basedOn w:val="909"/>
     <w:uiPriority w:val="99"/>
     <w:pPr>
       <w:pBdr/>
@@ -13884,9 +15141,9 @@
       </w:tcPr>
     </w:tblStylePr>
   </w:style>
-  <w:style w:type="table" w:styleId="60">
+  <w:style w:type="table" w:styleId="771">
     <w:name w:val="Grid Table 6 Colorful - Accent 6"/>
-    <w:basedOn w:val="665"/>
+    <w:basedOn w:val="909"/>
     <w:uiPriority w:val="99"/>
     <w:pPr>
       <w:pBdr/>
@@ -14114,9 +15371,9 @@
       </w:tcPr>
     </w:tblStylePr>
   </w:style>
-  <w:style w:type="table" w:styleId="61">
+  <w:style w:type="table" w:styleId="772">
     <w:name w:val="Grid Table 7 Colorful"/>
-    <w:basedOn w:val="665"/>
+    <w:basedOn w:val="909"/>
     <w:uiPriority w:val="99"/>
     <w:pPr>
       <w:pBdr/>
@@ -14218,11 +15475,11 @@
         <w:tblBorders/>
       </w:tblPr>
       <w:tcPr>
-        <w:shd w:color="ffffff"/>
+        <w:shd w:val="clear" w:color="ffffff"/>
         <w:tcBorders>
-          <w:top w:val="none"/>
-          <w:left w:val="none"/>
-          <w:bottom w:val="none"/>
+          <w:top w:val="none" w:color="000000" w:sz="4" w:space="0"/>
+          <w:left w:val="none" w:color="000000" w:sz="4" w:space="0"/>
+          <w:bottom w:val="none" w:color="000000" w:sz="4" w:space="0"/>
           <w:right w:val="single" w:color="000000" w:themeColor="text1" w:themeTint="80" w:sz="4" w:space="0"/>
         </w:tcBorders>
       </w:tcPr>
@@ -14245,10 +15502,10 @@
       <w:tcPr>
         <w:shd w:val="clear" w:color="ffffff" w:themeColor="light1" w:fill="ffffff" w:themeFill="light1"/>
         <w:tcBorders>
-          <w:top w:val="none"/>
-          <w:left w:val="none"/>
+          <w:top w:val="none" w:color="000000" w:sz="4" w:space="0"/>
+          <w:left w:val="none" w:color="000000" w:sz="4" w:space="0"/>
           <w:bottom w:val="single" w:color="000000" w:themeColor="text1" w:themeTint="80" w:sz="4" w:space="0"/>
-          <w:right w:val="none"/>
+          <w:right w:val="none" w:color="000000" w:sz="4" w:space="0"/>
         </w:tcBorders>
       </w:tcPr>
     </w:tblStylePr>
@@ -14268,12 +15525,12 @@
         <w:tblBorders/>
       </w:tblPr>
       <w:tcPr>
-        <w:shd w:color="ffffff"/>
+        <w:shd w:val="clear" w:color="ffffff"/>
         <w:tcBorders>
-          <w:top w:val="none"/>
+          <w:top w:val="none" w:color="000000" w:sz="4" w:space="0"/>
           <w:left w:val="single" w:color="000000" w:themeColor="text1" w:themeTint="80" w:sz="4" w:space="0"/>
-          <w:bottom w:val="none"/>
-          <w:right w:val="none"/>
+          <w:bottom w:val="none" w:color="000000" w:sz="4" w:space="0"/>
+          <w:right w:val="none" w:color="000000" w:sz="4" w:space="0"/>
         </w:tcBorders>
       </w:tcPr>
     </w:tblStylePr>
@@ -14296,9 +15553,9 @@
         <w:shd w:val="clear" w:color="ffffff" w:themeColor="light1" w:fill="ffffff" w:themeFill="light1"/>
         <w:tcBorders>
           <w:top w:val="single" w:color="000000" w:themeColor="text1" w:themeTint="80" w:sz="4" w:space="0"/>
-          <w:left w:val="none"/>
-          <w:bottom w:val="none"/>
-          <w:right w:val="none"/>
+          <w:left w:val="none" w:color="000000" w:sz="4" w:space="0"/>
+          <w:bottom w:val="none" w:color="000000" w:sz="4" w:space="0"/>
+          <w:right w:val="none" w:color="000000" w:sz="4" w:space="0"/>
         </w:tcBorders>
       </w:tcPr>
     </w:tblStylePr>
@@ -14368,9 +15625,9 @@
       </w:tcPr>
     </w:tblStylePr>
   </w:style>
-  <w:style w:type="table" w:styleId="62">
+  <w:style w:type="table" w:styleId="773">
     <w:name w:val="Grid Table 7 Colorful - Accent 1"/>
-    <w:basedOn w:val="665"/>
+    <w:basedOn w:val="909"/>
     <w:uiPriority w:val="99"/>
     <w:pPr>
       <w:pBdr/>
@@ -14472,11 +15729,11 @@
         <w:tblBorders/>
       </w:tblPr>
       <w:tcPr>
-        <w:shd w:color="ffffff"/>
+        <w:shd w:val="clear" w:color="ffffff"/>
         <w:tcBorders>
-          <w:top w:val="none"/>
-          <w:left w:val="none"/>
-          <w:bottom w:val="none"/>
+          <w:top w:val="none" w:color="000000" w:sz="4" w:space="0"/>
+          <w:left w:val="none" w:color="000000" w:sz="4" w:space="0"/>
+          <w:bottom w:val="none" w:color="000000" w:sz="4" w:space="0"/>
           <w:right w:val="single" w:color="000000" w:themeColor="accent1" w:themeTint="80" w:sz="4" w:space="0"/>
         </w:tcBorders>
       </w:tcPr>
@@ -14499,10 +15756,10 @@
       <w:tcPr>
         <w:shd w:val="clear" w:color="ffffff" w:themeColor="light1" w:fill="ffffff" w:themeFill="light1"/>
         <w:tcBorders>
-          <w:top w:val="none"/>
-          <w:left w:val="none"/>
+          <w:top w:val="none" w:color="000000" w:sz="4" w:space="0"/>
+          <w:left w:val="none" w:color="000000" w:sz="4" w:space="0"/>
           <w:bottom w:val="single" w:color="000000" w:themeColor="accent1" w:themeTint="80" w:sz="4" w:space="0"/>
-          <w:right w:val="none"/>
+          <w:right w:val="none" w:color="000000" w:sz="4" w:space="0"/>
         </w:tcBorders>
       </w:tcPr>
     </w:tblStylePr>
@@ -14522,12 +15779,12 @@
         <w:tblBorders/>
       </w:tblPr>
       <w:tcPr>
-        <w:shd w:color="ffffff"/>
+        <w:shd w:val="clear" w:color="ffffff"/>
         <w:tcBorders>
-          <w:top w:val="none"/>
+          <w:top w:val="none" w:color="000000" w:sz="4" w:space="0"/>
           <w:left w:val="single" w:color="000000" w:themeColor="accent1" w:themeTint="80" w:sz="4" w:space="0"/>
-          <w:bottom w:val="none"/>
-          <w:right w:val="none"/>
+          <w:bottom w:val="none" w:color="000000" w:sz="4" w:space="0"/>
+          <w:right w:val="none" w:color="000000" w:sz="4" w:space="0"/>
         </w:tcBorders>
       </w:tcPr>
     </w:tblStylePr>
@@ -14550,9 +15807,9 @@
         <w:shd w:val="clear" w:color="ffffff" w:themeColor="light1" w:fill="ffffff" w:themeFill="light1"/>
         <w:tcBorders>
           <w:top w:val="single" w:color="000000" w:themeColor="accent1" w:themeTint="80" w:sz="4" w:space="0"/>
-          <w:left w:val="none"/>
-          <w:bottom w:val="none"/>
-          <w:right w:val="none"/>
+          <w:left w:val="none" w:color="000000" w:sz="4" w:space="0"/>
+          <w:bottom w:val="none" w:color="000000" w:sz="4" w:space="0"/>
+          <w:right w:val="none" w:color="000000" w:sz="4" w:space="0"/>
         </w:tcBorders>
       </w:tcPr>
     </w:tblStylePr>
@@ -14622,9 +15879,9 @@
       </w:tcPr>
     </w:tblStylePr>
   </w:style>
-  <w:style w:type="table" w:styleId="63">
+  <w:style w:type="table" w:styleId="774">
     <w:name w:val="Grid Table 7 Colorful - Accent 2"/>
-    <w:basedOn w:val="665"/>
+    <w:basedOn w:val="909"/>
     <w:uiPriority w:val="99"/>
     <w:pPr>
       <w:pBdr/>
@@ -14726,11 +15983,11 @@
         <w:tblBorders/>
       </w:tblPr>
       <w:tcPr>
-        <w:shd w:color="ffffff"/>
+        <w:shd w:val="clear" w:color="ffffff"/>
         <w:tcBorders>
-          <w:top w:val="none"/>
-          <w:left w:val="none"/>
-          <w:bottom w:val="none"/>
+          <w:top w:val="none" w:color="000000" w:sz="4" w:space="0"/>
+          <w:left w:val="none" w:color="000000" w:sz="4" w:space="0"/>
+          <w:bottom w:val="none" w:color="000000" w:sz="4" w:space="0"/>
           <w:right w:val="single" w:color="000000" w:themeColor="accent2" w:themeTint="97" w:sz="4" w:space="0"/>
         </w:tcBorders>
       </w:tcPr>
@@ -14753,10 +16010,10 @@
       <w:tcPr>
         <w:shd w:val="clear" w:color="ffffff" w:themeColor="light1" w:fill="ffffff" w:themeFill="light1"/>
         <w:tcBorders>
-          <w:top w:val="none"/>
-          <w:left w:val="none"/>
+          <w:top w:val="none" w:color="000000" w:sz="4" w:space="0"/>
+          <w:left w:val="none" w:color="000000" w:sz="4" w:space="0"/>
           <w:bottom w:val="single" w:color="000000" w:themeColor="accent2" w:themeTint="97" w:sz="4" w:space="0"/>
-          <w:right w:val="none"/>
+          <w:right w:val="none" w:color="000000" w:sz="4" w:space="0"/>
         </w:tcBorders>
       </w:tcPr>
     </w:tblStylePr>
@@ -14776,12 +16033,12 @@
         <w:tblBorders/>
       </w:tblPr>
       <w:tcPr>
-        <w:shd w:color="ffffff"/>
+        <w:shd w:val="clear" w:color="ffffff"/>
         <w:tcBorders>
-          <w:top w:val="none"/>
+          <w:top w:val="none" w:color="000000" w:sz="4" w:space="0"/>
           <w:left w:val="single" w:color="000000" w:themeColor="accent2" w:themeTint="97" w:sz="4" w:space="0"/>
-          <w:bottom w:val="none"/>
-          <w:right w:val="none"/>
+          <w:bottom w:val="none" w:color="000000" w:sz="4" w:space="0"/>
+          <w:right w:val="none" w:color="000000" w:sz="4" w:space="0"/>
         </w:tcBorders>
       </w:tcPr>
     </w:tblStylePr>
@@ -14804,9 +16061,9 @@
         <w:shd w:val="clear" w:color="ffffff" w:themeColor="light1" w:fill="ffffff" w:themeFill="light1"/>
         <w:tcBorders>
           <w:top w:val="single" w:color="000000" w:themeColor="accent2" w:themeTint="97" w:sz="4" w:space="0"/>
-          <w:left w:val="none"/>
-          <w:bottom w:val="none"/>
-          <w:right w:val="none"/>
+          <w:left w:val="none" w:color="000000" w:sz="4" w:space="0"/>
+          <w:bottom w:val="none" w:color="000000" w:sz="4" w:space="0"/>
+          <w:right w:val="none" w:color="000000" w:sz="4" w:space="0"/>
         </w:tcBorders>
       </w:tcPr>
     </w:tblStylePr>
@@ -14876,9 +16133,9 @@
       </w:tcPr>
     </w:tblStylePr>
   </w:style>
-  <w:style w:type="table" w:styleId="64">
+  <w:style w:type="table" w:styleId="775">
     <w:name w:val="Grid Table 7 Colorful - Accent 3"/>
-    <w:basedOn w:val="665"/>
+    <w:basedOn w:val="909"/>
     <w:uiPriority w:val="99"/>
     <w:pPr>
       <w:pBdr/>
@@ -14980,11 +16237,11 @@
         <w:tblBorders/>
       </w:tblPr>
       <w:tcPr>
-        <w:shd w:color="ffffff"/>
+        <w:shd w:val="clear" w:color="ffffff"/>
         <w:tcBorders>
-          <w:top w:val="none"/>
-          <w:left w:val="none"/>
-          <w:bottom w:val="none"/>
+          <w:top w:val="none" w:color="000000" w:sz="4" w:space="0"/>
+          <w:left w:val="none" w:color="000000" w:sz="4" w:space="0"/>
+          <w:bottom w:val="none" w:color="000000" w:sz="4" w:space="0"/>
           <w:right w:val="single" w:color="000000" w:themeColor="accent3" w:themeTint="FE" w:sz="4" w:space="0"/>
         </w:tcBorders>
       </w:tcPr>
@@ -15007,10 +16264,10 @@
       <w:tcPr>
         <w:shd w:val="clear" w:color="ffffff" w:themeColor="light1" w:fill="ffffff" w:themeFill="light1"/>
         <w:tcBorders>
-          <w:top w:val="none"/>
-          <w:left w:val="none"/>
+          <w:top w:val="none" w:color="000000" w:sz="4" w:space="0"/>
+          <w:left w:val="none" w:color="000000" w:sz="4" w:space="0"/>
           <w:bottom w:val="single" w:color="000000" w:themeColor="accent3" w:themeTint="FE" w:sz="4" w:space="0"/>
-          <w:right w:val="none"/>
+          <w:right w:val="none" w:color="000000" w:sz="4" w:space="0"/>
         </w:tcBorders>
       </w:tcPr>
     </w:tblStylePr>
@@ -15030,12 +16287,12 @@
         <w:tblBorders/>
       </w:tblPr>
       <w:tcPr>
-        <w:shd w:color="ffffff"/>
+        <w:shd w:val="clear" w:color="ffffff"/>
         <w:tcBorders>
-          <w:top w:val="none"/>
+          <w:top w:val="none" w:color="000000" w:sz="4" w:space="0"/>
           <w:left w:val="single" w:color="000000" w:themeColor="accent3" w:themeTint="FE" w:sz="4" w:space="0"/>
-          <w:bottom w:val="none"/>
-          <w:right w:val="none"/>
+          <w:bottom w:val="none" w:color="000000" w:sz="4" w:space="0"/>
+          <w:right w:val="none" w:color="000000" w:sz="4" w:space="0"/>
         </w:tcBorders>
       </w:tcPr>
     </w:tblStylePr>
@@ -15058,9 +16315,9 @@
         <w:shd w:val="clear" w:color="ffffff" w:themeColor="light1" w:fill="ffffff" w:themeFill="light1"/>
         <w:tcBorders>
           <w:top w:val="single" w:color="000000" w:themeColor="accent3" w:themeTint="FE" w:sz="4" w:space="0"/>
-          <w:left w:val="none"/>
-          <w:bottom w:val="none"/>
-          <w:right w:val="none"/>
+          <w:left w:val="none" w:color="000000" w:sz="4" w:space="0"/>
+          <w:bottom w:val="none" w:color="000000" w:sz="4" w:space="0"/>
+          <w:right w:val="none" w:color="000000" w:sz="4" w:space="0"/>
         </w:tcBorders>
       </w:tcPr>
     </w:tblStylePr>
@@ -15130,9 +16387,9 @@
       </w:tcPr>
     </w:tblStylePr>
   </w:style>
-  <w:style w:type="table" w:styleId="65">
+  <w:style w:type="table" w:styleId="776">
     <w:name w:val="Grid Table 7 Colorful - Accent 4"/>
-    <w:basedOn w:val="665"/>
+    <w:basedOn w:val="909"/>
     <w:uiPriority w:val="99"/>
     <w:pPr>
       <w:pBdr/>
@@ -15234,11 +16491,11 @@
         <w:tblBorders/>
       </w:tblPr>
       <w:tcPr>
-        <w:shd w:color="ffffff"/>
+        <w:shd w:val="clear" w:color="ffffff"/>
         <w:tcBorders>
-          <w:top w:val="none"/>
-          <w:left w:val="none"/>
-          <w:bottom w:val="none"/>
+          <w:top w:val="none" w:color="000000" w:sz="4" w:space="0"/>
+          <w:left w:val="none" w:color="000000" w:sz="4" w:space="0"/>
+          <w:bottom w:val="none" w:color="000000" w:sz="4" w:space="0"/>
           <w:right w:val="single" w:color="000000" w:themeColor="accent4" w:themeTint="9A" w:sz="4" w:space="0"/>
         </w:tcBorders>
       </w:tcPr>
@@ -15261,10 +16518,10 @@
       <w:tcPr>
         <w:shd w:val="clear" w:color="ffffff" w:themeColor="light1" w:fill="ffffff" w:themeFill="light1"/>
         <w:tcBorders>
-          <w:top w:val="none"/>
-          <w:left w:val="none"/>
+          <w:top w:val="none" w:color="000000" w:sz="4" w:space="0"/>
+          <w:left w:val="none" w:color="000000" w:sz="4" w:space="0"/>
           <w:bottom w:val="single" w:color="000000" w:themeColor="accent4" w:themeTint="9A" w:sz="4" w:space="0"/>
-          <w:right w:val="none"/>
+          <w:right w:val="none" w:color="000000" w:sz="4" w:space="0"/>
         </w:tcBorders>
       </w:tcPr>
     </w:tblStylePr>
@@ -15284,12 +16541,12 @@
         <w:tblBorders/>
       </w:tblPr>
       <w:tcPr>
-        <w:shd w:color="ffffff"/>
+        <w:shd w:val="clear" w:color="ffffff"/>
         <w:tcBorders>
-          <w:top w:val="none"/>
+          <w:top w:val="none" w:color="000000" w:sz="4" w:space="0"/>
           <w:left w:val="single" w:color="000000" w:themeColor="accent4" w:themeTint="9A" w:sz="4" w:space="0"/>
-          <w:bottom w:val="none"/>
-          <w:right w:val="none"/>
+          <w:bottom w:val="none" w:color="000000" w:sz="4" w:space="0"/>
+          <w:right w:val="none" w:color="000000" w:sz="4" w:space="0"/>
         </w:tcBorders>
       </w:tcPr>
     </w:tblStylePr>
@@ -15312,9 +16569,9 @@
         <w:shd w:val="clear" w:color="ffffff" w:themeColor="light1" w:fill="ffffff" w:themeFill="light1"/>
         <w:tcBorders>
           <w:top w:val="single" w:color="000000" w:themeColor="accent4" w:themeTint="9A" w:sz="4" w:space="0"/>
-          <w:left w:val="none"/>
-          <w:bottom w:val="none"/>
-          <w:right w:val="none"/>
+          <w:left w:val="none" w:color="000000" w:sz="4" w:space="0"/>
+          <w:bottom w:val="none" w:color="000000" w:sz="4" w:space="0"/>
+          <w:right w:val="none" w:color="000000" w:sz="4" w:space="0"/>
         </w:tcBorders>
       </w:tcPr>
     </w:tblStylePr>
@@ -15384,9 +16641,9 @@
       </w:tcPr>
     </w:tblStylePr>
   </w:style>
-  <w:style w:type="table" w:styleId="66">
+  <w:style w:type="table" w:styleId="777">
     <w:name w:val="Grid Table 7 Colorful - Accent 5"/>
-    <w:basedOn w:val="665"/>
+    <w:basedOn w:val="909"/>
     <w:uiPriority w:val="99"/>
     <w:pPr>
       <w:pBdr/>
@@ -15488,11 +16745,11 @@
         <w:tblBorders/>
       </w:tblPr>
       <w:tcPr>
-        <w:shd w:color="ffffff"/>
+        <w:shd w:val="clear" w:color="ffffff"/>
         <w:tcBorders>
-          <w:top w:val="none"/>
-          <w:left w:val="none"/>
-          <w:bottom w:val="none"/>
+          <w:top w:val="none" w:color="000000" w:sz="4" w:space="0"/>
+          <w:left w:val="none" w:color="000000" w:sz="4" w:space="0"/>
+          <w:bottom w:val="none" w:color="000000" w:sz="4" w:space="0"/>
           <w:right w:val="single" w:color="000000" w:themeColor="accent5" w:themeTint="90" w:sz="4" w:space="0"/>
         </w:tcBorders>
       </w:tcPr>
@@ -15515,10 +16772,10 @@
       <w:tcPr>
         <w:shd w:val="clear" w:color="ffffff" w:themeColor="light1" w:fill="ffffff" w:themeFill="light1"/>
         <w:tcBorders>
-          <w:top w:val="none"/>
-          <w:left w:val="none"/>
+          <w:top w:val="none" w:color="000000" w:sz="4" w:space="0"/>
+          <w:left w:val="none" w:color="000000" w:sz="4" w:space="0"/>
           <w:bottom w:val="single" w:color="000000" w:themeColor="accent5" w:themeTint="90" w:sz="4" w:space="0"/>
-          <w:right w:val="none"/>
+          <w:right w:val="none" w:color="000000" w:sz="4" w:space="0"/>
         </w:tcBorders>
       </w:tcPr>
     </w:tblStylePr>
@@ -15538,12 +16795,12 @@
         <w:tblBorders/>
       </w:tblPr>
       <w:tcPr>
-        <w:shd w:color="ffffff"/>
+        <w:shd w:val="clear" w:color="ffffff"/>
         <w:tcBorders>
-          <w:top w:val="none"/>
+          <w:top w:val="none" w:color="000000" w:sz="4" w:space="0"/>
           <w:left w:val="single" w:color="000000" w:themeColor="accent5" w:themeTint="90" w:sz="4" w:space="0"/>
-          <w:bottom w:val="none"/>
-          <w:right w:val="none"/>
+          <w:bottom w:val="none" w:color="000000" w:sz="4" w:space="0"/>
+          <w:right w:val="none" w:color="000000" w:sz="4" w:space="0"/>
         </w:tcBorders>
       </w:tcPr>
     </w:tblStylePr>
@@ -15566,9 +16823,9 @@
         <w:shd w:val="clear" w:color="ffffff" w:themeColor="light1" w:fill="ffffff" w:themeFill="light1"/>
         <w:tcBorders>
           <w:top w:val="single" w:color="000000" w:themeColor="accent5" w:themeTint="90" w:sz="4" w:space="0"/>
-          <w:left w:val="none"/>
-          <w:bottom w:val="none"/>
-          <w:right w:val="none"/>
+          <w:left w:val="none" w:color="000000" w:sz="4" w:space="0"/>
+          <w:bottom w:val="none" w:color="000000" w:sz="4" w:space="0"/>
+          <w:right w:val="none" w:color="000000" w:sz="4" w:space="0"/>
         </w:tcBorders>
       </w:tcPr>
     </w:tblStylePr>
@@ -15638,9 +16895,9 @@
       </w:tcPr>
     </w:tblStylePr>
   </w:style>
-  <w:style w:type="table" w:styleId="67">
+  <w:style w:type="table" w:styleId="778">
     <w:name w:val="Grid Table 7 Colorful - Accent 6"/>
-    <w:basedOn w:val="665"/>
+    <w:basedOn w:val="909"/>
     <w:uiPriority w:val="99"/>
     <w:pPr>
       <w:pBdr/>
@@ -15742,11 +16999,11 @@
         <w:tblBorders/>
       </w:tblPr>
       <w:tcPr>
-        <w:shd w:color="ffffff"/>
+        <w:shd w:val="clear" w:color="ffffff"/>
         <w:tcBorders>
-          <w:top w:val="none"/>
-          <w:left w:val="none"/>
-          <w:bottom w:val="none"/>
+          <w:top w:val="none" w:color="000000" w:sz="4" w:space="0"/>
+          <w:left w:val="none" w:color="000000" w:sz="4" w:space="0"/>
+          <w:bottom w:val="none" w:color="000000" w:sz="4" w:space="0"/>
           <w:right w:val="single" w:color="000000" w:themeColor="accent6" w:themeTint="90" w:sz="4" w:space="0"/>
         </w:tcBorders>
       </w:tcPr>
@@ -15769,10 +17026,10 @@
       <w:tcPr>
         <w:shd w:val="clear" w:color="ffffff" w:themeColor="light1" w:fill="ffffff" w:themeFill="light1"/>
         <w:tcBorders>
-          <w:top w:val="none"/>
-          <w:left w:val="none"/>
+          <w:top w:val="none" w:color="000000" w:sz="4" w:space="0"/>
+          <w:left w:val="none" w:color="000000" w:sz="4" w:space="0"/>
           <w:bottom w:val="single" w:color="000000" w:themeColor="accent6" w:themeTint="90" w:sz="4" w:space="0"/>
-          <w:right w:val="none"/>
+          <w:right w:val="none" w:color="000000" w:sz="4" w:space="0"/>
         </w:tcBorders>
       </w:tcPr>
     </w:tblStylePr>
@@ -15792,12 +17049,12 @@
         <w:tblBorders/>
       </w:tblPr>
       <w:tcPr>
-        <w:shd w:color="ffffff"/>
+        <w:shd w:val="clear" w:color="ffffff"/>
         <w:tcBorders>
-          <w:top w:val="none"/>
+          <w:top w:val="none" w:color="000000" w:sz="4" w:space="0"/>
           <w:left w:val="single" w:color="000000" w:themeColor="accent6" w:themeTint="90" w:sz="4" w:space="0"/>
-          <w:bottom w:val="none"/>
-          <w:right w:val="none"/>
+          <w:bottom w:val="none" w:color="000000" w:sz="4" w:space="0"/>
+          <w:right w:val="none" w:color="000000" w:sz="4" w:space="0"/>
         </w:tcBorders>
       </w:tcPr>
     </w:tblStylePr>
@@ -15820,9 +17077,9 @@
         <w:shd w:val="clear" w:color="ffffff" w:themeColor="light1" w:fill="ffffff" w:themeFill="light1"/>
         <w:tcBorders>
           <w:top w:val="single" w:color="000000" w:themeColor="accent6" w:themeTint="90" w:sz="4" w:space="0"/>
-          <w:left w:val="none"/>
-          <w:bottom w:val="none"/>
-          <w:right w:val="none"/>
+          <w:left w:val="none" w:color="000000" w:sz="4" w:space="0"/>
+          <w:bottom w:val="none" w:color="000000" w:sz="4" w:space="0"/>
+          <w:right w:val="none" w:color="000000" w:sz="4" w:space="0"/>
         </w:tcBorders>
       </w:tcPr>
     </w:tblStylePr>
@@ -15892,9 +17149,9 @@
       </w:tcPr>
     </w:tblStylePr>
   </w:style>
-  <w:style w:type="table" w:styleId="68">
+  <w:style w:type="table" w:styleId="779">
     <w:name w:val="List Table 1 Light"/>
-    <w:basedOn w:val="665"/>
+    <w:basedOn w:val="909"/>
     <w:uiPriority w:val="99"/>
     <w:pPr>
       <w:pBdr/>
@@ -16108,9 +17365,9 @@
       </w:tcPr>
     </w:tblStylePr>
   </w:style>
-  <w:style w:type="table" w:styleId="69">
+  <w:style w:type="table" w:styleId="780">
     <w:name w:val="List Table 1 Light - Accent 1"/>
-    <w:basedOn w:val="665"/>
+    <w:basedOn w:val="909"/>
     <w:uiPriority w:val="99"/>
     <w:pPr>
       <w:pBdr/>
@@ -16324,9 +17581,9 @@
       </w:tcPr>
     </w:tblStylePr>
   </w:style>
-  <w:style w:type="table" w:styleId="70">
+  <w:style w:type="table" w:styleId="781">
     <w:name w:val="List Table 1 Light - Accent 2"/>
-    <w:basedOn w:val="665"/>
+    <w:basedOn w:val="909"/>
     <w:uiPriority w:val="99"/>
     <w:pPr>
       <w:pBdr/>
@@ -16540,9 +17797,9 @@
       </w:tcPr>
     </w:tblStylePr>
   </w:style>
-  <w:style w:type="table" w:styleId="71">
+  <w:style w:type="table" w:styleId="782">
     <w:name w:val="List Table 1 Light - Accent 3"/>
-    <w:basedOn w:val="665"/>
+    <w:basedOn w:val="909"/>
     <w:uiPriority w:val="99"/>
     <w:pPr>
       <w:pBdr/>
@@ -16756,9 +18013,9 @@
       </w:tcPr>
     </w:tblStylePr>
   </w:style>
-  <w:style w:type="table" w:styleId="72">
+  <w:style w:type="table" w:styleId="783">
     <w:name w:val="List Table 1 Light - Accent 4"/>
-    <w:basedOn w:val="665"/>
+    <w:basedOn w:val="909"/>
     <w:uiPriority w:val="99"/>
     <w:pPr>
       <w:pBdr/>
@@ -16972,9 +18229,9 @@
       </w:tcPr>
     </w:tblStylePr>
   </w:style>
-  <w:style w:type="table" w:styleId="73">
+  <w:style w:type="table" w:styleId="784">
     <w:name w:val="List Table 1 Light - Accent 5"/>
-    <w:basedOn w:val="665"/>
+    <w:basedOn w:val="909"/>
     <w:uiPriority w:val="99"/>
     <w:pPr>
       <w:pBdr/>
@@ -17188,9 +18445,9 @@
       </w:tcPr>
     </w:tblStylePr>
   </w:style>
-  <w:style w:type="table" w:styleId="74">
+  <w:style w:type="table" w:styleId="785">
     <w:name w:val="List Table 1 Light - Accent 6"/>
-    <w:basedOn w:val="665"/>
+    <w:basedOn w:val="909"/>
     <w:uiPriority w:val="99"/>
     <w:pPr>
       <w:pBdr/>
@@ -17404,9 +18661,9 @@
       </w:tcPr>
     </w:tblStylePr>
   </w:style>
-  <w:style w:type="table" w:styleId="75">
+  <w:style w:type="table" w:styleId="786">
     <w:name w:val="List Table 2"/>
-    <w:basedOn w:val="665"/>
+    <w:basedOn w:val="909"/>
     <w:uiPriority w:val="99"/>
     <w:pPr>
       <w:pBdr/>
@@ -17642,9 +18899,9 @@
       </w:tcPr>
     </w:tblStylePr>
   </w:style>
-  <w:style w:type="table" w:styleId="76">
+  <w:style w:type="table" w:styleId="787">
     <w:name w:val="List Table 2 - Accent 1"/>
-    <w:basedOn w:val="665"/>
+    <w:basedOn w:val="909"/>
     <w:uiPriority w:val="99"/>
     <w:pPr>
       <w:pBdr/>
@@ -17880,9 +19137,9 @@
       </w:tcPr>
     </w:tblStylePr>
   </w:style>
-  <w:style w:type="table" w:styleId="77">
+  <w:style w:type="table" w:styleId="788">
     <w:name w:val="List Table 2 - Accent 2"/>
-    <w:basedOn w:val="665"/>
+    <w:basedOn w:val="909"/>
     <w:uiPriority w:val="99"/>
     <w:pPr>
       <w:pBdr/>
@@ -18118,9 +19375,9 @@
       </w:tcPr>
     </w:tblStylePr>
   </w:style>
-  <w:style w:type="table" w:styleId="78">
+  <w:style w:type="table" w:styleId="789">
     <w:name w:val="List Table 2 - Accent 3"/>
-    <w:basedOn w:val="665"/>
+    <w:basedOn w:val="909"/>
     <w:uiPriority w:val="99"/>
     <w:pPr>
       <w:pBdr/>
@@ -18356,9 +19613,9 @@
       </w:tcPr>
     </w:tblStylePr>
   </w:style>
-  <w:style w:type="table" w:styleId="79">
+  <w:style w:type="table" w:styleId="790">
     <w:name w:val="List Table 2 - Accent 4"/>
-    <w:basedOn w:val="665"/>
+    <w:basedOn w:val="909"/>
     <w:uiPriority w:val="99"/>
     <w:pPr>
       <w:pBdr/>
@@ -18594,9 +19851,9 @@
       </w:tcPr>
     </w:tblStylePr>
   </w:style>
-  <w:style w:type="table" w:styleId="80">
+  <w:style w:type="table" w:styleId="791">
     <w:name w:val="List Table 2 - Accent 5"/>
-    <w:basedOn w:val="665"/>
+    <w:basedOn w:val="909"/>
     <w:uiPriority w:val="99"/>
     <w:pPr>
       <w:pBdr/>
@@ -18832,9 +20089,9 @@
       </w:tcPr>
     </w:tblStylePr>
   </w:style>
-  <w:style w:type="table" w:styleId="81">
+  <w:style w:type="table" w:styleId="792">
     <w:name w:val="List Table 2 - Accent 6"/>
-    <w:basedOn w:val="665"/>
+    <w:basedOn w:val="909"/>
     <w:uiPriority w:val="99"/>
     <w:pPr>
       <w:pBdr/>
@@ -19070,9 +20327,9 @@
       </w:tcPr>
     </w:tblStylePr>
   </w:style>
-  <w:style w:type="table" w:styleId="82">
+  <w:style w:type="table" w:styleId="793">
     <w:name w:val="List Table 3"/>
-    <w:basedOn w:val="665"/>
+    <w:basedOn w:val="909"/>
     <w:uiPriority w:val="99"/>
     <w:pPr>
       <w:pBdr/>
@@ -19298,9 +20555,9 @@
       </w:tcPr>
     </w:tblStylePr>
   </w:style>
-  <w:style w:type="table" w:styleId="83">
+  <w:style w:type="table" w:styleId="794">
     <w:name w:val="List Table 3 - Accent 1"/>
-    <w:basedOn w:val="665"/>
+    <w:basedOn w:val="909"/>
     <w:uiPriority w:val="99"/>
     <w:pPr>
       <w:pBdr/>
@@ -19526,9 +20783,9 @@
       </w:tcPr>
     </w:tblStylePr>
   </w:style>
-  <w:style w:type="table" w:styleId="84">
+  <w:style w:type="table" w:styleId="795">
     <w:name w:val="List Table 3 - Accent 2"/>
-    <w:basedOn w:val="665"/>
+    <w:basedOn w:val="909"/>
     <w:uiPriority w:val="99"/>
     <w:pPr>
       <w:pBdr/>
@@ -19754,9 +21011,9 @@
       </w:tcPr>
     </w:tblStylePr>
   </w:style>
-  <w:style w:type="table" w:styleId="85">
+  <w:style w:type="table" w:styleId="796">
     <w:name w:val="List Table 3 - Accent 3"/>
-    <w:basedOn w:val="665"/>
+    <w:basedOn w:val="909"/>
     <w:uiPriority w:val="99"/>
     <w:pPr>
       <w:pBdr/>
@@ -19982,9 +21239,9 @@
       </w:tcPr>
     </w:tblStylePr>
   </w:style>
-  <w:style w:type="table" w:styleId="86">
+  <w:style w:type="table" w:styleId="797">
     <w:name w:val="List Table 3 - Accent 4"/>
-    <w:basedOn w:val="665"/>
+    <w:basedOn w:val="909"/>
     <w:uiPriority w:val="99"/>
     <w:pPr>
       <w:pBdr/>
@@ -20210,9 +21467,9 @@
       </w:tcPr>
     </w:tblStylePr>
   </w:style>
-  <w:style w:type="table" w:styleId="87">
+  <w:style w:type="table" w:styleId="798">
     <w:name w:val="List Table 3 - Accent 5"/>
-    <w:basedOn w:val="665"/>
+    <w:basedOn w:val="909"/>
     <w:uiPriority w:val="99"/>
     <w:pPr>
       <w:pBdr/>
@@ -20438,9 +21695,9 @@
       </w:tcPr>
     </w:tblStylePr>
   </w:style>
-  <w:style w:type="table" w:styleId="88">
+  <w:style w:type="table" w:styleId="799">
     <w:name w:val="List Table 3 - Accent 6"/>
-    <w:basedOn w:val="665"/>
+    <w:basedOn w:val="909"/>
     <w:uiPriority w:val="99"/>
     <w:pPr>
       <w:pBdr/>
@@ -20666,9 +21923,9 @@
       </w:tcPr>
     </w:tblStylePr>
   </w:style>
-  <w:style w:type="table" w:styleId="89">
+  <w:style w:type="table" w:styleId="800">
     <w:name w:val="List Table 4"/>
-    <w:basedOn w:val="665"/>
+    <w:basedOn w:val="909"/>
     <w:uiPriority w:val="99"/>
     <w:pPr>
       <w:pBdr/>
@@ -20891,9 +22148,9 @@
       </w:tcPr>
     </w:tblStylePr>
   </w:style>
-  <w:style w:type="table" w:styleId="90">
+  <w:style w:type="table" w:styleId="801">
     <w:name w:val="List Table 4 - Accent 1"/>
-    <w:basedOn w:val="665"/>
+    <w:basedOn w:val="909"/>
     <w:uiPriority w:val="99"/>
     <w:pPr>
       <w:pBdr/>
@@ -21116,9 +22373,9 @@
       </w:tcPr>
     </w:tblStylePr>
   </w:style>
-  <w:style w:type="table" w:styleId="91">
+  <w:style w:type="table" w:styleId="802">
     <w:name w:val="List Table 4 - Accent 2"/>
-    <w:basedOn w:val="665"/>
+    <w:basedOn w:val="909"/>
     <w:uiPriority w:val="99"/>
     <w:pPr>
       <w:pBdr/>
@@ -21341,9 +22598,9 @@
       </w:tcPr>
     </w:tblStylePr>
   </w:style>
-  <w:style w:type="table" w:styleId="92">
+  <w:style w:type="table" w:styleId="803">
     <w:name w:val="List Table 4 - Accent 3"/>
-    <w:basedOn w:val="665"/>
+    <w:basedOn w:val="909"/>
     <w:uiPriority w:val="99"/>
     <w:pPr>
       <w:pBdr/>
@@ -21566,9 +22823,9 @@
       </w:tcPr>
     </w:tblStylePr>
   </w:style>
-  <w:style w:type="table" w:styleId="93">
+  <w:style w:type="table" w:styleId="804">
     <w:name w:val="List Table 4 - Accent 4"/>
-    <w:basedOn w:val="665"/>
+    <w:basedOn w:val="909"/>
     <w:uiPriority w:val="99"/>
     <w:pPr>
       <w:pBdr/>
@@ -21791,9 +23048,9 @@
       </w:tcPr>
     </w:tblStylePr>
   </w:style>
-  <w:style w:type="table" w:styleId="94">
+  <w:style w:type="table" w:styleId="805">
     <w:name w:val="List Table 4 - Accent 5"/>
-    <w:basedOn w:val="665"/>
+    <w:basedOn w:val="909"/>
     <w:uiPriority w:val="99"/>
     <w:pPr>
       <w:pBdr/>
@@ -22016,9 +23273,9 @@
       </w:tcPr>
     </w:tblStylePr>
   </w:style>
-  <w:style w:type="table" w:styleId="95">
+  <w:style w:type="table" w:styleId="806">
     <w:name w:val="List Table 4 - Accent 6"/>
-    <w:basedOn w:val="665"/>
+    <w:basedOn w:val="909"/>
     <w:uiPriority w:val="99"/>
     <w:pPr>
       <w:pBdr/>
@@ -22241,9 +23498,9 @@
       </w:tcPr>
     </w:tblStylePr>
   </w:style>
-  <w:style w:type="table" w:styleId="96">
+  <w:style w:type="table" w:styleId="807">
     <w:name w:val="List Table 5 Dark"/>
-    <w:basedOn w:val="665"/>
+    <w:basedOn w:val="909"/>
     <w:uiPriority w:val="99"/>
     <w:pPr>
       <w:pBdr/>
@@ -22483,9 +23740,9 @@
       </w:tcPr>
     </w:tblStylePr>
   </w:style>
-  <w:style w:type="table" w:styleId="97">
+  <w:style w:type="table" w:styleId="808">
     <w:name w:val="List Table 5 Dark - Accent 1"/>
-    <w:basedOn w:val="665"/>
+    <w:basedOn w:val="909"/>
     <w:uiPriority w:val="99"/>
     <w:pPr>
       <w:pBdr/>
@@ -22725,9 +23982,9 @@
       </w:tcPr>
     </w:tblStylePr>
   </w:style>
-  <w:style w:type="table" w:styleId="98">
+  <w:style w:type="table" w:styleId="809">
     <w:name w:val="List Table 5 Dark - Accent 2"/>
-    <w:basedOn w:val="665"/>
+    <w:basedOn w:val="909"/>
     <w:uiPriority w:val="99"/>
     <w:pPr>
       <w:pBdr/>
@@ -22967,9 +24224,9 @@
       </w:tcPr>
     </w:tblStylePr>
   </w:style>
-  <w:style w:type="table" w:styleId="99">
+  <w:style w:type="table" w:styleId="810">
     <w:name w:val="List Table 5 Dark - Accent 3"/>
-    <w:basedOn w:val="665"/>
+    <w:basedOn w:val="909"/>
     <w:uiPriority w:val="99"/>
     <w:pPr>
       <w:pBdr/>
@@ -23209,9 +24466,9 @@
       </w:tcPr>
     </w:tblStylePr>
   </w:style>
-  <w:style w:type="table" w:styleId="100">
+  <w:style w:type="table" w:styleId="811">
     <w:name w:val="List Table 5 Dark - Accent 4"/>
-    <w:basedOn w:val="665"/>
+    <w:basedOn w:val="909"/>
     <w:uiPriority w:val="99"/>
     <w:pPr>
       <w:pBdr/>
@@ -23451,9 +24708,9 @@
       </w:tcPr>
     </w:tblStylePr>
   </w:style>
-  <w:style w:type="table" w:styleId="101">
+  <w:style w:type="table" w:styleId="812">
     <w:name w:val="List Table 5 Dark - Accent 5"/>
-    <w:basedOn w:val="665"/>
+    <w:basedOn w:val="909"/>
     <w:uiPriority w:val="99"/>
     <w:pPr>
       <w:pBdr/>
@@ -23693,9 +24950,9 @@
       </w:tcPr>
     </w:tblStylePr>
   </w:style>
-  <w:style w:type="table" w:styleId="102">
+  <w:style w:type="table" w:styleId="813">
     <w:name w:val="List Table 5 Dark - Accent 6"/>
-    <w:basedOn w:val="665"/>
+    <w:basedOn w:val="909"/>
     <w:uiPriority w:val="99"/>
     <w:pPr>
       <w:pBdr/>
@@ -23935,9 +25192,9 @@
       </w:tcPr>
     </w:tblStylePr>
   </w:style>
-  <w:style w:type="table" w:styleId="103">
+  <w:style w:type="table" w:styleId="814">
     <w:name w:val="List Table 6 Colorful"/>
-    <w:basedOn w:val="665"/>
+    <w:basedOn w:val="909"/>
     <w:uiPriority w:val="99"/>
     <w:pPr>
       <w:pBdr/>
@@ -24158,9 +25415,9 @@
       </w:tcPr>
     </w:tblStylePr>
   </w:style>
-  <w:style w:type="table" w:styleId="104">
+  <w:style w:type="table" w:styleId="815">
     <w:name w:val="List Table 6 Colorful - Accent 1"/>
-    <w:basedOn w:val="665"/>
+    <w:basedOn w:val="909"/>
     <w:uiPriority w:val="99"/>
     <w:pPr>
       <w:pBdr/>
@@ -24381,9 +25638,9 @@
       </w:tcPr>
     </w:tblStylePr>
   </w:style>
-  <w:style w:type="table" w:styleId="105">
+  <w:style w:type="table" w:styleId="816">
     <w:name w:val="List Table 6 Colorful - Accent 2"/>
-    <w:basedOn w:val="665"/>
+    <w:basedOn w:val="909"/>
     <w:uiPriority w:val="99"/>
     <w:pPr>
       <w:pBdr/>
@@ -24604,9 +25861,9 @@
       </w:tcPr>
     </w:tblStylePr>
   </w:style>
-  <w:style w:type="table" w:styleId="106">
+  <w:style w:type="table" w:styleId="817">
     <w:name w:val="List Table 6 Colorful - Accent 3"/>
-    <w:basedOn w:val="665"/>
+    <w:basedOn w:val="909"/>
     <w:uiPriority w:val="99"/>
     <w:pPr>
       <w:pBdr/>
@@ -24827,9 +26084,9 @@
       </w:tcPr>
     </w:tblStylePr>
   </w:style>
-  <w:style w:type="table" w:styleId="107">
+  <w:style w:type="table" w:styleId="818">
     <w:name w:val="List Table 6 Colorful - Accent 4"/>
-    <w:basedOn w:val="665"/>
+    <w:basedOn w:val="909"/>
     <w:uiPriority w:val="99"/>
     <w:pPr>
       <w:pBdr/>
@@ -25050,9 +26307,9 @@
       </w:tcPr>
     </w:tblStylePr>
   </w:style>
-  <w:style w:type="table" w:styleId="108">
+  <w:style w:type="table" w:styleId="819">
     <w:name w:val="List Table 6 Colorful - Accent 5"/>
-    <w:basedOn w:val="665"/>
+    <w:basedOn w:val="909"/>
     <w:uiPriority w:val="99"/>
     <w:pPr>
       <w:pBdr/>
@@ -25273,9 +26530,9 @@
       </w:tcPr>
     </w:tblStylePr>
   </w:style>
-  <w:style w:type="table" w:styleId="109">
+  <w:style w:type="table" w:styleId="820">
     <w:name w:val="List Table 6 Colorful - Accent 6"/>
-    <w:basedOn w:val="665"/>
+    <w:basedOn w:val="909"/>
     <w:uiPriority w:val="99"/>
     <w:pPr>
       <w:pBdr/>
@@ -25496,9 +26753,9 @@
       </w:tcPr>
     </w:tblStylePr>
   </w:style>
-  <w:style w:type="table" w:styleId="110">
+  <w:style w:type="table" w:styleId="821">
     <w:name w:val="List Table 7 Colorful"/>
-    <w:basedOn w:val="665"/>
+    <w:basedOn w:val="909"/>
     <w:uiPriority w:val="99"/>
     <w:pPr>
       <w:pBdr/>
@@ -25597,11 +26854,11 @@
         <w:tblBorders/>
       </w:tblPr>
       <w:tcPr>
-        <w:shd w:color="ffffff"/>
+        <w:shd w:val="clear" w:color="ffffff"/>
         <w:tcBorders>
-          <w:top w:val="none"/>
-          <w:left w:val="none"/>
-          <w:bottom w:val="none"/>
+          <w:top w:val="none" w:color="000000" w:sz="4" w:space="0"/>
+          <w:left w:val="none" w:color="000000" w:sz="4" w:space="0"/>
+          <w:bottom w:val="none" w:color="000000" w:sz="4" w:space="0"/>
           <w:right w:val="single" w:color="000000" w:themeColor="text1" w:themeTint="80" w:sz="4" w:space="0"/>
         </w:tcBorders>
       </w:tcPr>
@@ -25624,10 +26881,10 @@
       <w:tcPr>
         <w:shd w:val="clear" w:color="ffffff" w:themeColor="light1" w:fill="ffffff" w:themeFill="light1"/>
         <w:tcBorders>
-          <w:top w:val="none"/>
-          <w:left w:val="none"/>
+          <w:top w:val="none" w:color="000000" w:sz="4" w:space="0"/>
+          <w:left w:val="none" w:color="000000" w:sz="4" w:space="0"/>
           <w:bottom w:val="single" w:color="000000" w:themeColor="text1" w:themeTint="80" w:sz="4" w:space="0"/>
-          <w:right w:val="none"/>
+          <w:right w:val="none" w:color="000000" w:sz="4" w:space="0"/>
         </w:tcBorders>
       </w:tcPr>
     </w:tblStylePr>
@@ -25647,12 +26904,12 @@
         <w:tblBorders/>
       </w:tblPr>
       <w:tcPr>
-        <w:shd w:color="ffffff"/>
+        <w:shd w:val="clear" w:color="ffffff"/>
         <w:tcBorders>
-          <w:top w:val="none"/>
+          <w:top w:val="none" w:color="000000" w:sz="4" w:space="0"/>
           <w:left w:val="single" w:color="000000" w:themeColor="text1" w:themeTint="80" w:sz="4" w:space="0"/>
-          <w:bottom w:val="none"/>
-          <w:right w:val="none"/>
+          <w:bottom w:val="none" w:color="000000" w:sz="4" w:space="0"/>
+          <w:right w:val="none" w:color="000000" w:sz="4" w:space="0"/>
         </w:tcBorders>
       </w:tcPr>
     </w:tblStylePr>
@@ -25675,9 +26932,9 @@
         <w:shd w:val="clear" w:color="ffffff" w:themeColor="light1" w:fill="ffffff" w:themeFill="light1"/>
         <w:tcBorders>
           <w:top w:val="single" w:color="000000" w:themeColor="text1" w:themeTint="80" w:sz="4" w:space="0"/>
-          <w:left w:val="none"/>
-          <w:bottom w:val="none"/>
-          <w:right w:val="none"/>
+          <w:left w:val="none" w:color="000000" w:sz="4" w:space="0"/>
+          <w:bottom w:val="none" w:color="000000" w:sz="4" w:space="0"/>
+          <w:right w:val="none" w:color="000000" w:sz="4" w:space="0"/>
         </w:tcBorders>
       </w:tcPr>
     </w:tblStylePr>
@@ -25752,9 +27009,9 @@
       </w:tcPr>
     </w:tblStylePr>
   </w:style>
-  <w:style w:type="table" w:styleId="111">
+  <w:style w:type="table" w:styleId="822">
     <w:name w:val="List Table 7 Colorful - Accent 1"/>
-    <w:basedOn w:val="665"/>
+    <w:basedOn w:val="909"/>
     <w:uiPriority w:val="99"/>
     <w:pPr>
       <w:pBdr/>
@@ -25853,11 +27110,11 @@
         <w:tblBorders/>
       </w:tblPr>
       <w:tcPr>
-        <w:shd w:color="ffffff"/>
+        <w:shd w:val="clear" w:color="ffffff"/>
         <w:tcBorders>
-          <w:top w:val="none"/>
-          <w:left w:val="none"/>
-          <w:bottom w:val="none"/>
+          <w:top w:val="none" w:color="000000" w:sz="4" w:space="0"/>
+          <w:left w:val="none" w:color="000000" w:sz="4" w:space="0"/>
+          <w:bottom w:val="none" w:color="000000" w:sz="4" w:space="0"/>
           <w:right w:val="single" w:color="000000" w:themeColor="accent1" w:sz="4" w:space="0"/>
         </w:tcBorders>
       </w:tcPr>
@@ -25880,10 +27137,10 @@
       <w:tcPr>
         <w:shd w:val="clear" w:color="ffffff" w:themeColor="light1" w:fill="ffffff" w:themeFill="light1"/>
         <w:tcBorders>
-          <w:top w:val="none"/>
-          <w:left w:val="none"/>
+          <w:top w:val="none" w:color="000000" w:sz="4" w:space="0"/>
+          <w:left w:val="none" w:color="000000" w:sz="4" w:space="0"/>
           <w:bottom w:val="single" w:color="000000" w:themeColor="accent1" w:sz="4" w:space="0"/>
-          <w:right w:val="none"/>
+          <w:right w:val="none" w:color="000000" w:sz="4" w:space="0"/>
         </w:tcBorders>
       </w:tcPr>
     </w:tblStylePr>
@@ -25903,12 +27160,12 @@
         <w:tblBorders/>
       </w:tblPr>
       <w:tcPr>
-        <w:shd w:color="ffffff"/>
+        <w:shd w:val="clear" w:color="ffffff"/>
         <w:tcBorders>
-          <w:top w:val="none"/>
+          <w:top w:val="none" w:color="000000" w:sz="4" w:space="0"/>
           <w:left w:val="single" w:color="000000" w:themeColor="accent1" w:sz="4" w:space="0"/>
-          <w:bottom w:val="none"/>
-          <w:right w:val="none"/>
+          <w:bottom w:val="none" w:color="000000" w:sz="4" w:space="0"/>
+          <w:right w:val="none" w:color="000000" w:sz="4" w:space="0"/>
         </w:tcBorders>
       </w:tcPr>
     </w:tblStylePr>
@@ -25931,9 +27188,9 @@
         <w:shd w:val="clear" w:color="ffffff" w:themeColor="light1" w:fill="ffffff" w:themeFill="light1"/>
         <w:tcBorders>
           <w:top w:val="single" w:color="000000" w:themeColor="accent1" w:sz="4" w:space="0"/>
-          <w:left w:val="none"/>
-          <w:bottom w:val="none"/>
-          <w:right w:val="none"/>
+          <w:left w:val="none" w:color="000000" w:sz="4" w:space="0"/>
+          <w:bottom w:val="none" w:color="000000" w:sz="4" w:space="0"/>
+          <w:right w:val="none" w:color="000000" w:sz="4" w:space="0"/>
         </w:tcBorders>
       </w:tcPr>
     </w:tblStylePr>
@@ -26008,9 +27265,9 @@
       </w:tcPr>
     </w:tblStylePr>
   </w:style>
-  <w:style w:type="table" w:styleId="112">
+  <w:style w:type="table" w:styleId="823">
     <w:name w:val="List Table 7 Colorful - Accent 2"/>
-    <w:basedOn w:val="665"/>
+    <w:basedOn w:val="909"/>
     <w:uiPriority w:val="99"/>
     <w:pPr>
       <w:pBdr/>
@@ -26109,11 +27366,11 @@
         <w:tblBorders/>
       </w:tblPr>
       <w:tcPr>
-        <w:shd w:color="ffffff"/>
+        <w:shd w:val="clear" w:color="ffffff"/>
         <w:tcBorders>
-          <w:top w:val="none"/>
-          <w:left w:val="none"/>
-          <w:bottom w:val="none"/>
+          <w:top w:val="none" w:color="000000" w:sz="4" w:space="0"/>
+          <w:left w:val="none" w:color="000000" w:sz="4" w:space="0"/>
+          <w:bottom w:val="none" w:color="000000" w:sz="4" w:space="0"/>
           <w:right w:val="single" w:color="000000" w:themeColor="accent2" w:themeTint="97" w:sz="4" w:space="0"/>
         </w:tcBorders>
       </w:tcPr>
@@ -26136,10 +27393,10 @@
       <w:tcPr>
         <w:shd w:val="clear" w:color="ffffff" w:themeColor="light1" w:fill="ffffff" w:themeFill="light1"/>
         <w:tcBorders>
-          <w:top w:val="none"/>
-          <w:left w:val="none"/>
+          <w:top w:val="none" w:color="000000" w:sz="4" w:space="0"/>
+          <w:left w:val="none" w:color="000000" w:sz="4" w:space="0"/>
           <w:bottom w:val="single" w:color="000000" w:themeColor="accent2" w:themeTint="97" w:sz="4" w:space="0"/>
-          <w:right w:val="none"/>
+          <w:right w:val="none" w:color="000000" w:sz="4" w:space="0"/>
         </w:tcBorders>
       </w:tcPr>
     </w:tblStylePr>
@@ -26159,12 +27416,12 @@
         <w:tblBorders/>
       </w:tblPr>
       <w:tcPr>
-        <w:shd w:color="ffffff"/>
+        <w:shd w:val="clear" w:color="ffffff"/>
         <w:tcBorders>
-          <w:top w:val="none"/>
+          <w:top w:val="none" w:color="000000" w:sz="4" w:space="0"/>
           <w:left w:val="single" w:color="000000" w:themeColor="accent2" w:themeTint="97" w:sz="4" w:space="0"/>
-          <w:bottom w:val="none"/>
-          <w:right w:val="none"/>
+          <w:bottom w:val="none" w:color="000000" w:sz="4" w:space="0"/>
+          <w:right w:val="none" w:color="000000" w:sz="4" w:space="0"/>
         </w:tcBorders>
       </w:tcPr>
     </w:tblStylePr>
@@ -26187,9 +27444,9 @@
         <w:shd w:val="clear" w:color="ffffff" w:themeColor="light1" w:fill="ffffff" w:themeFill="light1"/>
         <w:tcBorders>
           <w:top w:val="single" w:color="000000" w:themeColor="accent2" w:themeTint="97" w:sz="4" w:space="0"/>
-          <w:left w:val="none"/>
-          <w:bottom w:val="none"/>
-          <w:right w:val="none"/>
+          <w:left w:val="none" w:color="000000" w:sz="4" w:space="0"/>
+          <w:bottom w:val="none" w:color="000000" w:sz="4" w:space="0"/>
+          <w:right w:val="none" w:color="000000" w:sz="4" w:space="0"/>
         </w:tcBorders>
       </w:tcPr>
     </w:tblStylePr>
@@ -26264,9 +27521,9 @@
       </w:tcPr>
     </w:tblStylePr>
   </w:style>
-  <w:style w:type="table" w:styleId="113">
+  <w:style w:type="table" w:styleId="824">
     <w:name w:val="List Table 7 Colorful - Accent 3"/>
-    <w:basedOn w:val="665"/>
+    <w:basedOn w:val="909"/>
     <w:uiPriority w:val="99"/>
     <w:pPr>
       <w:pBdr/>
@@ -26365,11 +27622,11 @@
         <w:tblBorders/>
       </w:tblPr>
       <w:tcPr>
-        <w:shd w:color="ffffff"/>
+        <w:shd w:val="clear" w:color="ffffff"/>
         <w:tcBorders>
-          <w:top w:val="none"/>
-          <w:left w:val="none"/>
-          <w:bottom w:val="none"/>
+          <w:top w:val="none" w:color="000000" w:sz="4" w:space="0"/>
+          <w:left w:val="none" w:color="000000" w:sz="4" w:space="0"/>
+          <w:bottom w:val="none" w:color="000000" w:sz="4" w:space="0"/>
           <w:right w:val="single" w:color="000000" w:themeColor="accent3" w:themeTint="98" w:sz="4" w:space="0"/>
         </w:tcBorders>
       </w:tcPr>
@@ -26392,10 +27649,10 @@
       <w:tcPr>
         <w:shd w:val="clear" w:color="ffffff" w:themeColor="light1" w:fill="ffffff" w:themeFill="light1"/>
         <w:tcBorders>
-          <w:top w:val="none"/>
-          <w:left w:val="none"/>
+          <w:top w:val="none" w:color="000000" w:sz="4" w:space="0"/>
+          <w:left w:val="none" w:color="000000" w:sz="4" w:space="0"/>
           <w:bottom w:val="single" w:color="000000" w:themeColor="accent3" w:themeTint="98" w:sz="4" w:space="0"/>
-          <w:right w:val="none"/>
+          <w:right w:val="none" w:color="000000" w:sz="4" w:space="0"/>
         </w:tcBorders>
       </w:tcPr>
     </w:tblStylePr>
@@ -26415,12 +27672,12 @@
         <w:tblBorders/>
       </w:tblPr>
       <w:tcPr>
-        <w:shd w:color="ffffff"/>
+        <w:shd w:val="clear" w:color="ffffff"/>
         <w:tcBorders>
-          <w:top w:val="none"/>
+          <w:top w:val="none" w:color="000000" w:sz="4" w:space="0"/>
           <w:left w:val="single" w:color="000000" w:themeColor="accent3" w:themeTint="98" w:sz="4" w:space="0"/>
-          <w:bottom w:val="none"/>
-          <w:right w:val="none"/>
+          <w:bottom w:val="none" w:color="000000" w:sz="4" w:space="0"/>
+          <w:right w:val="none" w:color="000000" w:sz="4" w:space="0"/>
         </w:tcBorders>
       </w:tcPr>
     </w:tblStylePr>
@@ -26443,9 +27700,9 @@
         <w:shd w:val="clear" w:color="ffffff" w:themeColor="light1" w:fill="ffffff" w:themeFill="light1"/>
         <w:tcBorders>
           <w:top w:val="single" w:color="000000" w:themeColor="accent3" w:themeTint="98" w:sz="4" w:space="0"/>
-          <w:left w:val="none"/>
-          <w:bottom w:val="none"/>
-          <w:right w:val="none"/>
+          <w:left w:val="none" w:color="000000" w:sz="4" w:space="0"/>
+          <w:bottom w:val="none" w:color="000000" w:sz="4" w:space="0"/>
+          <w:right w:val="none" w:color="000000" w:sz="4" w:space="0"/>
         </w:tcBorders>
       </w:tcPr>
     </w:tblStylePr>
@@ -26520,9 +27777,9 @@
       </w:tcPr>
     </w:tblStylePr>
   </w:style>
-  <w:style w:type="table" w:styleId="114">
+  <w:style w:type="table" w:styleId="825">
     <w:name w:val="List Table 7 Colorful - Accent 4"/>
-    <w:basedOn w:val="665"/>
+    <w:basedOn w:val="909"/>
     <w:uiPriority w:val="99"/>
     <w:pPr>
       <w:pBdr/>
@@ -26621,11 +27878,11 @@
         <w:tblBorders/>
       </w:tblPr>
       <w:tcPr>
-        <w:shd w:color="ffffff"/>
+        <w:shd w:val="clear" w:color="ffffff"/>
         <w:tcBorders>
-          <w:top w:val="none"/>
-          <w:left w:val="none"/>
-          <w:bottom w:val="none"/>
+          <w:top w:val="none" w:color="000000" w:sz="4" w:space="0"/>
+          <w:left w:val="none" w:color="000000" w:sz="4" w:space="0"/>
+          <w:bottom w:val="none" w:color="000000" w:sz="4" w:space="0"/>
           <w:right w:val="single" w:color="000000" w:themeColor="accent4" w:themeTint="9A" w:sz="4" w:space="0"/>
         </w:tcBorders>
       </w:tcPr>
@@ -26648,10 +27905,10 @@
       <w:tcPr>
         <w:shd w:val="clear" w:color="ffffff" w:themeColor="light1" w:fill="ffffff" w:themeFill="light1"/>
         <w:tcBorders>
-          <w:top w:val="none"/>
-          <w:left w:val="none"/>
+          <w:top w:val="none" w:color="000000" w:sz="4" w:space="0"/>
+          <w:left w:val="none" w:color="000000" w:sz="4" w:space="0"/>
           <w:bottom w:val="single" w:color="000000" w:themeColor="accent4" w:themeTint="9A" w:sz="4" w:space="0"/>
-          <w:right w:val="none"/>
+          <w:right w:val="none" w:color="000000" w:sz="4" w:space="0"/>
         </w:tcBorders>
       </w:tcPr>
     </w:tblStylePr>
@@ -26671,12 +27928,12 @@
         <w:tblBorders/>
       </w:tblPr>
       <w:tcPr>
-        <w:shd w:color="ffffff"/>
+        <w:shd w:val="clear" w:color="ffffff"/>
         <w:tcBorders>
-          <w:top w:val="none"/>
+          <w:top w:val="none" w:color="000000" w:sz="4" w:space="0"/>
           <w:left w:val="single" w:color="000000" w:themeColor="accent4" w:themeTint="9A" w:sz="4" w:space="0"/>
-          <w:bottom w:val="none"/>
-          <w:right w:val="none"/>
+          <w:bottom w:val="none" w:color="000000" w:sz="4" w:space="0"/>
+          <w:right w:val="none" w:color="000000" w:sz="4" w:space="0"/>
         </w:tcBorders>
       </w:tcPr>
     </w:tblStylePr>
@@ -26699,9 +27956,9 @@
         <w:shd w:val="clear" w:color="ffffff" w:themeColor="light1" w:fill="ffffff" w:themeFill="light1"/>
         <w:tcBorders>
           <w:top w:val="single" w:color="000000" w:themeColor="accent4" w:themeTint="9A" w:sz="4" w:space="0"/>
-          <w:left w:val="none"/>
-          <w:bottom w:val="none"/>
-          <w:right w:val="none"/>
+          <w:left w:val="none" w:color="000000" w:sz="4" w:space="0"/>
+          <w:bottom w:val="none" w:color="000000" w:sz="4" w:space="0"/>
+          <w:right w:val="none" w:color="000000" w:sz="4" w:space="0"/>
         </w:tcBorders>
       </w:tcPr>
     </w:tblStylePr>
@@ -26776,9 +28033,9 @@
       </w:tcPr>
     </w:tblStylePr>
   </w:style>
-  <w:style w:type="table" w:styleId="115">
+  <w:style w:type="table" w:styleId="826">
     <w:name w:val="List Table 7 Colorful - Accent 5"/>
-    <w:basedOn w:val="665"/>
+    <w:basedOn w:val="909"/>
     <w:uiPriority w:val="99"/>
     <w:pPr>
       <w:pBdr/>
@@ -26877,11 +28134,11 @@
         <w:tblBorders/>
       </w:tblPr>
       <w:tcPr>
-        <w:shd w:color="ffffff"/>
+        <w:shd w:val="clear" w:color="ffffff"/>
         <w:tcBorders>
-          <w:top w:val="none"/>
-          <w:left w:val="none"/>
-          <w:bottom w:val="none"/>
+          <w:top w:val="none" w:color="000000" w:sz="4" w:space="0"/>
+          <w:left w:val="none" w:color="000000" w:sz="4" w:space="0"/>
+          <w:bottom w:val="none" w:color="000000" w:sz="4" w:space="0"/>
           <w:right w:val="single" w:color="000000" w:themeColor="accent5" w:themeTint="9A" w:sz="4" w:space="0"/>
         </w:tcBorders>
       </w:tcPr>
@@ -26904,10 +28161,10 @@
       <w:tcPr>
         <w:shd w:val="clear" w:color="ffffff" w:themeColor="light1" w:fill="ffffff" w:themeFill="light1"/>
         <w:tcBorders>
-          <w:top w:val="none"/>
-          <w:left w:val="none"/>
+          <w:top w:val="none" w:color="000000" w:sz="4" w:space="0"/>
+          <w:left w:val="none" w:color="000000" w:sz="4" w:space="0"/>
           <w:bottom w:val="single" w:color="000000" w:themeColor="accent5" w:themeTint="9A" w:sz="4" w:space="0"/>
-          <w:right w:val="none"/>
+          <w:right w:val="none" w:color="000000" w:sz="4" w:space="0"/>
         </w:tcBorders>
       </w:tcPr>
     </w:tblStylePr>
@@ -26927,12 +28184,12 @@
         <w:tblBorders/>
       </w:tblPr>
       <w:tcPr>
-        <w:shd w:color="ffffff"/>
+        <w:shd w:val="clear" w:color="ffffff"/>
         <w:tcBorders>
-          <w:top w:val="none"/>
+          <w:top w:val="none" w:color="000000" w:sz="4" w:space="0"/>
           <w:left w:val="single" w:color="000000" w:themeColor="accent5" w:themeTint="9A" w:sz="4" w:space="0"/>
-          <w:bottom w:val="none"/>
-          <w:right w:val="none"/>
+          <w:bottom w:val="none" w:color="000000" w:sz="4" w:space="0"/>
+          <w:right w:val="none" w:color="000000" w:sz="4" w:space="0"/>
         </w:tcBorders>
       </w:tcPr>
     </w:tblStylePr>
@@ -26955,9 +28212,9 @@
         <w:shd w:val="clear" w:color="ffffff" w:themeColor="light1" w:fill="ffffff" w:themeFill="light1"/>
         <w:tcBorders>
           <w:top w:val="single" w:color="000000" w:themeColor="accent5" w:themeTint="9A" w:sz="4" w:space="0"/>
-          <w:left w:val="none"/>
-          <w:bottom w:val="none"/>
-          <w:right w:val="none"/>
+          <w:left w:val="none" w:color="000000" w:sz="4" w:space="0"/>
+          <w:bottom w:val="none" w:color="000000" w:sz="4" w:space="0"/>
+          <w:right w:val="none" w:color="000000" w:sz="4" w:space="0"/>
         </w:tcBorders>
       </w:tcPr>
     </w:tblStylePr>
@@ -27032,9 +28289,9 @@
       </w:tcPr>
     </w:tblStylePr>
   </w:style>
-  <w:style w:type="table" w:styleId="116">
+  <w:style w:type="table" w:styleId="827">
     <w:name w:val="List Table 7 Colorful - Accent 6"/>
-    <w:basedOn w:val="665"/>
+    <w:basedOn w:val="909"/>
     <w:uiPriority w:val="99"/>
     <w:pPr>
       <w:pBdr/>
@@ -27133,11 +28390,11 @@
         <w:tblBorders/>
       </w:tblPr>
       <w:tcPr>
-        <w:shd w:color="ffffff"/>
+        <w:shd w:val="clear" w:color="ffffff"/>
         <w:tcBorders>
-          <w:top w:val="none"/>
-          <w:left w:val="none"/>
-          <w:bottom w:val="none"/>
+          <w:top w:val="none" w:color="000000" w:sz="4" w:space="0"/>
+          <w:left w:val="none" w:color="000000" w:sz="4" w:space="0"/>
+          <w:bottom w:val="none" w:color="000000" w:sz="4" w:space="0"/>
           <w:right w:val="single" w:color="000000" w:themeColor="accent6" w:themeTint="98" w:sz="4" w:space="0"/>
         </w:tcBorders>
       </w:tcPr>
@@ -27160,10 +28417,10 @@
       <w:tcPr>
         <w:shd w:val="clear" w:color="ffffff" w:themeColor="light1" w:fill="ffffff" w:themeFill="light1"/>
         <w:tcBorders>
-          <w:top w:val="none"/>
-          <w:left w:val="none"/>
+          <w:top w:val="none" w:color="000000" w:sz="4" w:space="0"/>
+          <w:left w:val="none" w:color="000000" w:sz="4" w:space="0"/>
           <w:bottom w:val="single" w:color="000000" w:themeColor="accent6" w:themeTint="98" w:sz="4" w:space="0"/>
-          <w:right w:val="none"/>
+          <w:right w:val="none" w:color="000000" w:sz="4" w:space="0"/>
         </w:tcBorders>
       </w:tcPr>
     </w:tblStylePr>
@@ -27183,12 +28440,12 @@
         <w:tblBorders/>
       </w:tblPr>
       <w:tcPr>
-        <w:shd w:color="ffffff"/>
+        <w:shd w:val="clear" w:color="ffffff"/>
         <w:tcBorders>
-          <w:top w:val="none"/>
+          <w:top w:val="none" w:color="000000" w:sz="4" w:space="0"/>
           <w:left w:val="single" w:color="000000" w:themeColor="accent6" w:themeTint="98" w:sz="4" w:space="0"/>
-          <w:bottom w:val="none"/>
-          <w:right w:val="none"/>
+          <w:bottom w:val="none" w:color="000000" w:sz="4" w:space="0"/>
+          <w:right w:val="none" w:color="000000" w:sz="4" w:space="0"/>
         </w:tcBorders>
       </w:tcPr>
     </w:tblStylePr>
@@ -27211,9 +28468,9 @@
         <w:shd w:val="clear" w:color="ffffff" w:themeColor="light1" w:fill="ffffff" w:themeFill="light1"/>
         <w:tcBorders>
           <w:top w:val="single" w:color="000000" w:themeColor="accent6" w:themeTint="98" w:sz="4" w:space="0"/>
-          <w:left w:val="none"/>
-          <w:bottom w:val="none"/>
-          <w:right w:val="none"/>
+          <w:left w:val="none" w:color="000000" w:sz="4" w:space="0"/>
+          <w:bottom w:val="none" w:color="000000" w:sz="4" w:space="0"/>
+          <w:right w:val="none" w:color="000000" w:sz="4" w:space="0"/>
         </w:tcBorders>
       </w:tcPr>
     </w:tblStylePr>
@@ -27288,9 +28545,9 @@
       </w:tcPr>
     </w:tblStylePr>
   </w:style>
-  <w:style w:type="table" w:styleId="117">
+  <w:style w:type="table" w:styleId="828">
     <w:name w:val="Lined - Accent"/>
-    <w:basedOn w:val="665"/>
+    <w:basedOn w:val="909"/>
     <w:uiPriority w:val="99"/>
     <w:pPr>
       <w:pBdr/>
@@ -27525,9 +28782,9 @@
       </w:tcPr>
     </w:tblStylePr>
   </w:style>
-  <w:style w:type="table" w:styleId="118">
+  <w:style w:type="table" w:styleId="829">
     <w:name w:val="Lined - Accent 1"/>
-    <w:basedOn w:val="665"/>
+    <w:basedOn w:val="909"/>
     <w:uiPriority w:val="99"/>
     <w:pPr>
       <w:pBdr/>
@@ -27762,9 +29019,9 @@
       </w:tcPr>
     </w:tblStylePr>
   </w:style>
-  <w:style w:type="table" w:styleId="119">
+  <w:style w:type="table" w:styleId="830">
     <w:name w:val="Lined - Accent 2"/>
-    <w:basedOn w:val="665"/>
+    <w:basedOn w:val="909"/>
     <w:uiPriority w:val="99"/>
     <w:pPr>
       <w:pBdr/>
@@ -27999,9 +29256,9 @@
       </w:tcPr>
     </w:tblStylePr>
   </w:style>
-  <w:style w:type="table" w:styleId="120">
+  <w:style w:type="table" w:styleId="831">
     <w:name w:val="Lined - Accent 3"/>
-    <w:basedOn w:val="665"/>
+    <w:basedOn w:val="909"/>
     <w:uiPriority w:val="99"/>
     <w:pPr>
       <w:pBdr/>
@@ -28236,9 +29493,9 @@
       </w:tcPr>
     </w:tblStylePr>
   </w:style>
-  <w:style w:type="table" w:styleId="121">
+  <w:style w:type="table" w:styleId="832">
     <w:name w:val="Lined - Accent 4"/>
-    <w:basedOn w:val="665"/>
+    <w:basedOn w:val="909"/>
     <w:uiPriority w:val="99"/>
     <w:pPr>
       <w:pBdr/>
@@ -28473,9 +29730,9 @@
       </w:tcPr>
     </w:tblStylePr>
   </w:style>
-  <w:style w:type="table" w:styleId="122">
+  <w:style w:type="table" w:styleId="833">
     <w:name w:val="Lined - Accent 5"/>
-    <w:basedOn w:val="665"/>
+    <w:basedOn w:val="909"/>
     <w:uiPriority w:val="99"/>
     <w:pPr>
       <w:pBdr/>
@@ -28710,9 +29967,9 @@
       </w:tcPr>
     </w:tblStylePr>
   </w:style>
-  <w:style w:type="table" w:styleId="123">
+  <w:style w:type="table" w:styleId="834">
     <w:name w:val="Lined - Accent 6"/>
-    <w:basedOn w:val="665"/>
+    <w:basedOn w:val="909"/>
     <w:uiPriority w:val="99"/>
     <w:pPr>
       <w:pBdr/>
@@ -28947,9 +30204,9 @@
       </w:tcPr>
     </w:tblStylePr>
   </w:style>
-  <w:style w:type="table" w:styleId="124">
+  <w:style w:type="table" w:styleId="835">
     <w:name w:val="Bordered &amp; Lined - Accent"/>
-    <w:basedOn w:val="665"/>
+    <w:basedOn w:val="909"/>
     <w:uiPriority w:val="99"/>
     <w:pPr>
       <w:pBdr/>
@@ -29191,9 +30448,9 @@
       </w:tcPr>
     </w:tblStylePr>
   </w:style>
-  <w:style w:type="table" w:styleId="125">
+  <w:style w:type="table" w:styleId="836">
     <w:name w:val="Bordered &amp; Lined - Accent 1"/>
-    <w:basedOn w:val="665"/>
+    <w:basedOn w:val="909"/>
     <w:uiPriority w:val="99"/>
     <w:pPr>
       <w:pBdr/>
@@ -29435,9 +30692,9 @@
       </w:tcPr>
     </w:tblStylePr>
   </w:style>
-  <w:style w:type="table" w:styleId="126">
+  <w:style w:type="table" w:styleId="837">
     <w:name w:val="Bordered &amp; Lined - Accent 2"/>
-    <w:basedOn w:val="665"/>
+    <w:basedOn w:val="909"/>
     <w:uiPriority w:val="99"/>
     <w:pPr>
       <w:pBdr/>
@@ -29679,9 +30936,9 @@
       </w:tcPr>
     </w:tblStylePr>
   </w:style>
-  <w:style w:type="table" w:styleId="127">
+  <w:style w:type="table" w:styleId="838">
     <w:name w:val="Bordered &amp; Lined - Accent 3"/>
-    <w:basedOn w:val="665"/>
+    <w:basedOn w:val="909"/>
     <w:uiPriority w:val="99"/>
     <w:pPr>
       <w:pBdr/>
@@ -29923,9 +31180,9 @@
       </w:tcPr>
     </w:tblStylePr>
   </w:style>
-  <w:style w:type="table" w:styleId="128">
+  <w:style w:type="table" w:styleId="839">
     <w:name w:val="Bordered &amp; Lined - Accent 4"/>
-    <w:basedOn w:val="665"/>
+    <w:basedOn w:val="909"/>
     <w:uiPriority w:val="99"/>
     <w:pPr>
       <w:pBdr/>
@@ -30167,9 +31424,9 @@
       </w:tcPr>
     </w:tblStylePr>
   </w:style>
-  <w:style w:type="table" w:styleId="129">
+  <w:style w:type="table" w:styleId="840">
     <w:name w:val="Bordered &amp; Lined - Accent 5"/>
-    <w:basedOn w:val="665"/>
+    <w:basedOn w:val="909"/>
     <w:uiPriority w:val="99"/>
     <w:pPr>
       <w:pBdr/>
@@ -30411,9 +31668,9 @@
       </w:tcPr>
     </w:tblStylePr>
   </w:style>
-  <w:style w:type="table" w:styleId="130">
+  <w:style w:type="table" w:styleId="841">
     <w:name w:val="Bordered &amp; Lined - Accent 6"/>
-    <w:basedOn w:val="665"/>
+    <w:basedOn w:val="909"/>
     <w:uiPriority w:val="99"/>
     <w:pPr>
       <w:pBdr/>
@@ -30655,9 +31912,9 @@
       </w:tcPr>
     </w:tblStylePr>
   </w:style>
-  <w:style w:type="table" w:styleId="131">
+  <w:style w:type="table" w:styleId="842">
     <w:name w:val="Bordered"/>
-    <w:basedOn w:val="665"/>
+    <w:basedOn w:val="909"/>
     <w:uiPriority w:val="99"/>
     <w:pPr>
       <w:pBdr/>
@@ -30886,9 +32143,9 @@
       </w:tcPr>
     </w:tblStylePr>
   </w:style>
-  <w:style w:type="table" w:styleId="132">
+  <w:style w:type="table" w:styleId="843">
     <w:name w:val="Bordered - Accent 1"/>
-    <w:basedOn w:val="665"/>
+    <w:basedOn w:val="909"/>
     <w:uiPriority w:val="99"/>
     <w:pPr>
       <w:pBdr/>
@@ -31117,9 +32374,9 @@
       </w:tcPr>
     </w:tblStylePr>
   </w:style>
-  <w:style w:type="table" w:styleId="133">
+  <w:style w:type="table" w:styleId="844">
     <w:name w:val="Bordered - Accent 2"/>
-    <w:basedOn w:val="665"/>
+    <w:basedOn w:val="909"/>
     <w:uiPriority w:val="99"/>
     <w:pPr>
       <w:pBdr/>
@@ -31348,9 +32605,9 @@
       </w:tcPr>
     </w:tblStylePr>
   </w:style>
-  <w:style w:type="table" w:styleId="134">
+  <w:style w:type="table" w:styleId="845">
     <w:name w:val="Bordered - Accent 3"/>
-    <w:basedOn w:val="665"/>
+    <w:basedOn w:val="909"/>
     <w:uiPriority w:val="99"/>
     <w:pPr>
       <w:pBdr/>
@@ -31579,9 +32836,9 @@
       </w:tcPr>
     </w:tblStylePr>
   </w:style>
-  <w:style w:type="table" w:styleId="135">
+  <w:style w:type="table" w:styleId="846">
     <w:name w:val="Bordered - Accent 4"/>
-    <w:basedOn w:val="665"/>
+    <w:basedOn w:val="909"/>
     <w:uiPriority w:val="99"/>
     <w:pPr>
       <w:pBdr/>
@@ -31810,9 +33067,9 @@
       </w:tcPr>
     </w:tblStylePr>
   </w:style>
-  <w:style w:type="table" w:styleId="136">
+  <w:style w:type="table" w:styleId="847">
     <w:name w:val="Bordered - Accent 5"/>
-    <w:basedOn w:val="665"/>
+    <w:basedOn w:val="909"/>
     <w:uiPriority w:val="99"/>
     <w:pPr>
       <w:pBdr/>
@@ -32041,9 +33298,9 @@
       </w:tcPr>
     </w:tblStylePr>
   </w:style>
-  <w:style w:type="table" w:styleId="137">
+  <w:style w:type="table" w:styleId="848">
     <w:name w:val="Bordered - Accent 6"/>
-    <w:basedOn w:val="665"/>
+    <w:basedOn w:val="909"/>
     <w:uiPriority w:val="99"/>
     <w:pPr>
       <w:pBdr/>
@@ -32272,11 +33529,11 @@
       </w:tcPr>
     </w:tblStylePr>
   </w:style>
-  <w:style w:type="paragraph" w:styleId="139">
+  <w:style w:type="paragraph" w:styleId="849">
     <w:name w:val="Heading 1"/>
-    <w:basedOn w:val="664"/>
-    <w:next w:val="664"/>
-    <w:link w:val="150"/>
+    <w:basedOn w:val="908"/>
+    <w:next w:val="908"/>
+    <w:link w:val="859"/>
     <w:uiPriority w:val="9"/>
     <w:qFormat/>
     <w:pPr>
@@ -32294,11 +33551,11 @@
       <w:szCs w:val="40"/>
     </w:rPr>
   </w:style>
-  <w:style w:type="paragraph" w:styleId="140">
+  <w:style w:type="paragraph" w:styleId="850">
     <w:name w:val="Heading 2"/>
-    <w:basedOn w:val="664"/>
-    <w:next w:val="664"/>
-    <w:link w:val="151"/>
+    <w:basedOn w:val="908"/>
+    <w:next w:val="908"/>
+    <w:link w:val="860"/>
     <w:uiPriority w:val="9"/>
     <w:unhideWhenUsed/>
     <w:qFormat/>
@@ -32317,11 +33574,11 @@
       <w:szCs w:val="32"/>
     </w:rPr>
   </w:style>
-  <w:style w:type="paragraph" w:styleId="141">
+  <w:style w:type="paragraph" w:styleId="851">
     <w:name w:val="Heading 3"/>
-    <w:basedOn w:val="664"/>
-    <w:next w:val="664"/>
-    <w:link w:val="152"/>
+    <w:basedOn w:val="908"/>
+    <w:next w:val="908"/>
+    <w:link w:val="861"/>
     <w:uiPriority w:val="9"/>
     <w:unhideWhenUsed/>
     <w:qFormat/>
@@ -32340,11 +33597,11 @@
       <w:szCs w:val="28"/>
     </w:rPr>
   </w:style>
-  <w:style w:type="paragraph" w:styleId="142">
+  <w:style w:type="paragraph" w:styleId="852">
     <w:name w:val="Heading 4"/>
-    <w:basedOn w:val="664"/>
-    <w:next w:val="664"/>
-    <w:link w:val="153"/>
+    <w:basedOn w:val="908"/>
+    <w:next w:val="908"/>
+    <w:link w:val="862"/>
     <w:uiPriority w:val="9"/>
     <w:unhideWhenUsed/>
     <w:qFormat/>
@@ -32363,11 +33620,11 @@
       <w:color w:val="0f4761" w:themeColor="accent1" w:themeShade="BF"/>
     </w:rPr>
   </w:style>
-  <w:style w:type="paragraph" w:styleId="143">
+  <w:style w:type="paragraph" w:styleId="853">
     <w:name w:val="Heading 5"/>
-    <w:basedOn w:val="664"/>
-    <w:next w:val="664"/>
-    <w:link w:val="154"/>
+    <w:basedOn w:val="908"/>
+    <w:next w:val="908"/>
+    <w:link w:val="863"/>
     <w:uiPriority w:val="9"/>
     <w:unhideWhenUsed/>
     <w:qFormat/>
@@ -32384,11 +33641,11 @@
       <w:color w:val="0f4761" w:themeColor="accent1" w:themeShade="BF"/>
     </w:rPr>
   </w:style>
-  <w:style w:type="paragraph" w:styleId="144">
+  <w:style w:type="paragraph" w:styleId="854">
     <w:name w:val="Heading 6"/>
-    <w:basedOn w:val="664"/>
-    <w:next w:val="664"/>
-    <w:link w:val="155"/>
+    <w:basedOn w:val="908"/>
+    <w:next w:val="908"/>
+    <w:link w:val="864"/>
     <w:uiPriority w:val="9"/>
     <w:unhideWhenUsed/>
     <w:qFormat/>
@@ -32407,11 +33664,11 @@
       <w:color w:val="595959" w:themeColor="text1" w:themeTint="A6"/>
     </w:rPr>
   </w:style>
-  <w:style w:type="paragraph" w:styleId="145">
+  <w:style w:type="paragraph" w:styleId="855">
     <w:name w:val="Heading 7"/>
-    <w:basedOn w:val="664"/>
-    <w:next w:val="664"/>
-    <w:link w:val="156"/>
+    <w:basedOn w:val="908"/>
+    <w:next w:val="908"/>
+    <w:link w:val="865"/>
     <w:uiPriority w:val="9"/>
     <w:unhideWhenUsed/>
     <w:qFormat/>
@@ -32428,11 +33685,11 @@
       <w:color w:val="595959" w:themeColor="text1" w:themeTint="A6"/>
     </w:rPr>
   </w:style>
-  <w:style w:type="paragraph" w:styleId="146">
+  <w:style w:type="paragraph" w:styleId="856">
     <w:name w:val="Heading 8"/>
-    <w:basedOn w:val="664"/>
-    <w:next w:val="664"/>
-    <w:link w:val="157"/>
+    <w:basedOn w:val="908"/>
+    <w:next w:val="908"/>
+    <w:link w:val="866"/>
     <w:uiPriority w:val="9"/>
     <w:unhideWhenUsed/>
     <w:qFormat/>
@@ -32451,11 +33708,11 @@
       <w:color w:val="272727" w:themeColor="text1" w:themeTint="D8"/>
     </w:rPr>
   </w:style>
-  <w:style w:type="paragraph" w:styleId="147">
+  <w:style w:type="paragraph" w:styleId="857">
     <w:name w:val="Heading 9"/>
-    <w:basedOn w:val="664"/>
-    <w:next w:val="664"/>
-    <w:link w:val="158"/>
+    <w:basedOn w:val="908"/>
+    <w:next w:val="908"/>
+    <w:link w:val="867"/>
     <w:uiPriority w:val="9"/>
     <w:unhideWhenUsed/>
     <w:qFormat/>
@@ -32474,7 +33731,7 @@
       <w:color w:val="272727" w:themeColor="text1" w:themeTint="D8"/>
     </w:rPr>
   </w:style>
-  <w:style w:type="character" w:styleId="148" w:default="1">
+  <w:style w:type="character" w:styleId="858" w:default="1">
     <w:name w:val="Default Paragraph Font"/>
     <w:uiPriority w:val="1"/>
     <w:semiHidden/>
@@ -32485,10 +33742,10 @@
       <w:ind/>
     </w:pPr>
   </w:style>
-  <w:style w:type="character" w:styleId="150">
+  <w:style w:type="character" w:styleId="859">
     <w:name w:val="Heading 1 Char"/>
-    <w:basedOn w:val="148"/>
-    <w:link w:val="139"/>
+    <w:basedOn w:val="858"/>
+    <w:link w:val="849"/>
     <w:uiPriority w:val="9"/>
     <w:pPr>
       <w:pBdr/>
@@ -32502,10 +33759,10 @@
       <w:szCs w:val="40"/>
     </w:rPr>
   </w:style>
-  <w:style w:type="character" w:styleId="151">
+  <w:style w:type="character" w:styleId="860">
     <w:name w:val="Heading 2 Char"/>
-    <w:basedOn w:val="148"/>
-    <w:link w:val="140"/>
+    <w:basedOn w:val="858"/>
+    <w:link w:val="850"/>
     <w:uiPriority w:val="9"/>
     <w:pPr>
       <w:pBdr/>
@@ -32519,10 +33776,10 @@
       <w:szCs w:val="32"/>
     </w:rPr>
   </w:style>
-  <w:style w:type="character" w:styleId="152">
+  <w:style w:type="character" w:styleId="861">
     <w:name w:val="Heading 3 Char"/>
-    <w:basedOn w:val="148"/>
-    <w:link w:val="141"/>
+    <w:basedOn w:val="858"/>
+    <w:link w:val="851"/>
     <w:uiPriority w:val="9"/>
     <w:pPr>
       <w:pBdr/>
@@ -32536,10 +33793,10 @@
       <w:szCs w:val="28"/>
     </w:rPr>
   </w:style>
-  <w:style w:type="character" w:styleId="153">
+  <w:style w:type="character" w:styleId="862">
     <w:name w:val="Heading 4 Char"/>
-    <w:basedOn w:val="148"/>
-    <w:link w:val="142"/>
+    <w:basedOn w:val="858"/>
+    <w:link w:val="852"/>
     <w:uiPriority w:val="9"/>
     <w:pPr>
       <w:pBdr/>
@@ -32553,10 +33810,10 @@
       <w:color w:val="0f4761" w:themeColor="accent1" w:themeShade="BF"/>
     </w:rPr>
   </w:style>
-  <w:style w:type="character" w:styleId="154">
+  <w:style w:type="character" w:styleId="863">
     <w:name w:val="Heading 5 Char"/>
-    <w:basedOn w:val="148"/>
-    <w:link w:val="143"/>
+    <w:basedOn w:val="858"/>
+    <w:link w:val="853"/>
     <w:uiPriority w:val="9"/>
     <w:pPr>
       <w:pBdr/>
@@ -32568,10 +33825,10 @@
       <w:color w:val="0f4761" w:themeColor="accent1" w:themeShade="BF"/>
     </w:rPr>
   </w:style>
-  <w:style w:type="character" w:styleId="155">
+  <w:style w:type="character" w:styleId="864">
     <w:name w:val="Heading 6 Char"/>
-    <w:basedOn w:val="148"/>
-    <w:link w:val="144"/>
+    <w:basedOn w:val="858"/>
+    <w:link w:val="854"/>
     <w:uiPriority w:val="9"/>
     <w:pPr>
       <w:pBdr/>
@@ -32585,10 +33842,10 @@
       <w:color w:val="595959" w:themeColor="text1" w:themeTint="A6"/>
     </w:rPr>
   </w:style>
-  <w:style w:type="character" w:styleId="156">
+  <w:style w:type="character" w:styleId="865">
     <w:name w:val="Heading 7 Char"/>
-    <w:basedOn w:val="148"/>
-    <w:link w:val="145"/>
+    <w:basedOn w:val="858"/>
+    <w:link w:val="855"/>
     <w:uiPriority w:val="9"/>
     <w:pPr>
       <w:pBdr/>
@@ -32600,10 +33857,10 @@
       <w:color w:val="595959" w:themeColor="text1" w:themeTint="A6"/>
     </w:rPr>
   </w:style>
-  <w:style w:type="character" w:styleId="157">
+  <w:style w:type="character" w:styleId="866">
     <w:name w:val="Heading 8 Char"/>
-    <w:basedOn w:val="148"/>
-    <w:link w:val="146"/>
+    <w:basedOn w:val="858"/>
+    <w:link w:val="856"/>
     <w:uiPriority w:val="9"/>
     <w:pPr>
       <w:pBdr/>
@@ -32617,10 +33874,10 @@
       <w:color w:val="272727" w:themeColor="text1" w:themeTint="D8"/>
     </w:rPr>
   </w:style>
-  <w:style w:type="character" w:styleId="158">
+  <w:style w:type="character" w:styleId="867">
     <w:name w:val="Heading 9 Char"/>
-    <w:basedOn w:val="148"/>
-    <w:link w:val="147"/>
+    <w:basedOn w:val="858"/>
+    <w:link w:val="857"/>
     <w:uiPriority w:val="9"/>
     <w:pPr>
       <w:pBdr/>
@@ -32634,11 +33891,11 @@
       <w:color w:val="272727" w:themeColor="text1" w:themeTint="D8"/>
     </w:rPr>
   </w:style>
-  <w:style w:type="paragraph" w:styleId="159">
+  <w:style w:type="paragraph" w:styleId="868">
     <w:name w:val="Title"/>
-    <w:basedOn w:val="664"/>
-    <w:next w:val="664"/>
-    <w:link w:val="160"/>
+    <w:basedOn w:val="908"/>
+    <w:next w:val="908"/>
+    <w:link w:val="869"/>
     <w:uiPriority w:val="10"/>
     <w:qFormat/>
     <w:pPr>
@@ -32654,10 +33911,10 @@
       <w:szCs w:val="56"/>
     </w:rPr>
   </w:style>
-  <w:style w:type="character" w:styleId="160">
+  <w:style w:type="character" w:styleId="869">
     <w:name w:val="Title Char"/>
-    <w:basedOn w:val="148"/>
-    <w:link w:val="159"/>
+    <w:basedOn w:val="858"/>
+    <w:link w:val="868"/>
     <w:uiPriority w:val="10"/>
     <w:pPr>
       <w:pBdr/>
@@ -32671,11 +33928,11 @@
       <w:szCs w:val="56"/>
     </w:rPr>
   </w:style>
-  <w:style w:type="paragraph" w:styleId="161">
+  <w:style w:type="paragraph" w:styleId="870">
     <w:name w:val="Subtitle"/>
-    <w:basedOn w:val="664"/>
-    <w:next w:val="664"/>
-    <w:link w:val="162"/>
+    <w:basedOn w:val="908"/>
+    <w:next w:val="908"/>
+    <w:link w:val="871"/>
     <w:uiPriority w:val="11"/>
     <w:qFormat/>
     <w:pPr>
@@ -32693,10 +33950,10 @@
       <w:szCs w:val="28"/>
     </w:rPr>
   </w:style>
-  <w:style w:type="character" w:styleId="162">
+  <w:style w:type="character" w:styleId="871">
     <w:name w:val="Subtitle Char"/>
-    <w:basedOn w:val="148"/>
-    <w:link w:val="161"/>
+    <w:basedOn w:val="858"/>
+    <w:link w:val="870"/>
     <w:uiPriority w:val="11"/>
     <w:pPr>
       <w:pBdr/>
@@ -32710,11 +33967,11 @@
       <w:szCs w:val="28"/>
     </w:rPr>
   </w:style>
-  <w:style w:type="paragraph" w:styleId="163">
+  <w:style w:type="paragraph" w:styleId="872">
     <w:name w:val="Quote"/>
-    <w:basedOn w:val="664"/>
-    <w:next w:val="664"/>
-    <w:link w:val="164"/>
+    <w:basedOn w:val="908"/>
+    <w:next w:val="908"/>
+    <w:link w:val="873"/>
     <w:uiPriority w:val="29"/>
     <w:qFormat/>
     <w:pPr>
@@ -32729,10 +33986,10 @@
       <w:color w:val="404040" w:themeColor="text1" w:themeTint="BF"/>
     </w:rPr>
   </w:style>
-  <w:style w:type="character" w:styleId="164">
+  <w:style w:type="character" w:styleId="873">
     <w:name w:val="Quote Char"/>
-    <w:basedOn w:val="148"/>
-    <w:link w:val="163"/>
+    <w:basedOn w:val="858"/>
+    <w:link w:val="872"/>
     <w:uiPriority w:val="29"/>
     <w:pPr>
       <w:pBdr/>
@@ -32745,9 +34002,9 @@
       <w:color w:val="404040" w:themeColor="text1" w:themeTint="BF"/>
     </w:rPr>
   </w:style>
-  <w:style w:type="character" w:styleId="166">
+  <w:style w:type="character" w:styleId="874">
     <w:name w:val="Intense Emphasis"/>
-    <w:basedOn w:val="148"/>
+    <w:basedOn w:val="858"/>
     <w:uiPriority w:val="21"/>
     <w:qFormat/>
     <w:pPr>
@@ -32761,11 +34018,11 @@
       <w:color w:val="0f4761" w:themeColor="accent1" w:themeShade="BF"/>
     </w:rPr>
   </w:style>
-  <w:style w:type="paragraph" w:styleId="167">
+  <w:style w:type="paragraph" w:styleId="875">
     <w:name w:val="Intense Quote"/>
-    <w:basedOn w:val="664"/>
-    <w:next w:val="664"/>
-    <w:link w:val="168"/>
+    <w:basedOn w:val="908"/>
+    <w:next w:val="908"/>
+    <w:link w:val="876"/>
     <w:uiPriority w:val="30"/>
     <w:qFormat/>
     <w:pPr>
@@ -32783,10 +34040,10 @@
       <w:color w:val="0f4761" w:themeColor="accent1" w:themeShade="BF"/>
     </w:rPr>
   </w:style>
-  <w:style w:type="character" w:styleId="168">
+  <w:style w:type="character" w:styleId="876">
     <w:name w:val="Intense Quote Char"/>
-    <w:basedOn w:val="148"/>
-    <w:link w:val="167"/>
+    <w:basedOn w:val="858"/>
+    <w:link w:val="875"/>
     <w:uiPriority w:val="30"/>
     <w:pPr>
       <w:pBdr/>
@@ -32799,9 +34056,9 @@
       <w:color w:val="0f4761" w:themeColor="accent1" w:themeShade="BF"/>
     </w:rPr>
   </w:style>
-  <w:style w:type="character" w:styleId="169">
+  <w:style w:type="character" w:styleId="877">
     <w:name w:val="Intense Reference"/>
-    <w:basedOn w:val="148"/>
+    <w:basedOn w:val="858"/>
     <w:uiPriority w:val="32"/>
     <w:qFormat/>
     <w:pPr>
@@ -32817,9 +34074,9 @@
       <w:spacing w:val="5"/>
     </w:rPr>
   </w:style>
-  <w:style w:type="character" w:styleId="171">
+  <w:style w:type="character" w:styleId="878">
     <w:name w:val="Subtle Emphasis"/>
-    <w:basedOn w:val="148"/>
+    <w:basedOn w:val="858"/>
     <w:uiPriority w:val="19"/>
     <w:qFormat/>
     <w:pPr>
@@ -32833,9 +34090,9 @@
       <w:color w:val="404040" w:themeColor="text1" w:themeTint="BF"/>
     </w:rPr>
   </w:style>
-  <w:style w:type="character" w:styleId="172">
+  <w:style w:type="character" w:styleId="879">
     <w:name w:val="Emphasis"/>
-    <w:basedOn w:val="148"/>
+    <w:basedOn w:val="858"/>
     <w:uiPriority w:val="20"/>
     <w:qFormat/>
     <w:pPr>
@@ -32848,9 +34105,9 @@
       <w:iCs/>
     </w:rPr>
   </w:style>
-  <w:style w:type="character" w:styleId="173">
+  <w:style w:type="character" w:styleId="880">
     <w:name w:val="Strong"/>
-    <w:basedOn w:val="148"/>
+    <w:basedOn w:val="858"/>
     <w:uiPriority w:val="22"/>
     <w:qFormat/>
     <w:pPr>
@@ -32863,9 +34120,9 @@
       <w:bCs/>
     </w:rPr>
   </w:style>
-  <w:style w:type="character" w:styleId="174">
+  <w:style w:type="character" w:styleId="881">
     <w:name w:val="Subtle Reference"/>
-    <w:basedOn w:val="148"/>
+    <w:basedOn w:val="858"/>
     <w:uiPriority w:val="31"/>
     <w:qFormat/>
     <w:pPr>
@@ -32878,9 +34135,9 @@
       <w:color w:val="5a5a5a" w:themeColor="text1" w:themeTint="A5"/>
     </w:rPr>
   </w:style>
-  <w:style w:type="character" w:styleId="175">
+  <w:style w:type="character" w:styleId="882">
     <w:name w:val="Book Title"/>
-    <w:basedOn w:val="148"/>
+    <w:basedOn w:val="858"/>
     <w:uiPriority w:val="33"/>
     <w:qFormat/>
     <w:pPr>
@@ -32896,10 +34153,10 @@
       <w:spacing w:val="5"/>
     </w:rPr>
   </w:style>
-  <w:style w:type="paragraph" w:styleId="176">
+  <w:style w:type="paragraph" w:styleId="883">
     <w:name w:val="Header"/>
-    <w:basedOn w:val="664"/>
-    <w:link w:val="177"/>
+    <w:basedOn w:val="908"/>
+    <w:link w:val="884"/>
     <w:uiPriority w:val="99"/>
     <w:unhideWhenUsed/>
     <w:pPr>
@@ -32912,10 +34169,10 @@
       <w:ind/>
     </w:pPr>
   </w:style>
-  <w:style w:type="character" w:styleId="177">
+  <w:style w:type="character" w:styleId="884">
     <w:name w:val="Header Char"/>
-    <w:basedOn w:val="148"/>
-    <w:link w:val="176"/>
+    <w:basedOn w:val="858"/>
+    <w:link w:val="883"/>
     <w:uiPriority w:val="99"/>
     <w:pPr>
       <w:pBdr/>
@@ -32923,10 +34180,10 @@
       <w:ind/>
     </w:pPr>
   </w:style>
-  <w:style w:type="paragraph" w:styleId="178">
+  <w:style w:type="paragraph" w:styleId="885">
     <w:name w:val="Footer"/>
-    <w:basedOn w:val="664"/>
-    <w:link w:val="179"/>
+    <w:basedOn w:val="908"/>
+    <w:link w:val="886"/>
     <w:uiPriority w:val="99"/>
     <w:unhideWhenUsed/>
     <w:pPr>
@@ -32939,10 +34196,10 @@
       <w:ind/>
     </w:pPr>
   </w:style>
-  <w:style w:type="character" w:styleId="179">
+  <w:style w:type="character" w:styleId="886">
     <w:name w:val="Footer Char"/>
-    <w:basedOn w:val="148"/>
-    <w:link w:val="178"/>
+    <w:basedOn w:val="858"/>
+    <w:link w:val="885"/>
     <w:uiPriority w:val="99"/>
     <w:pPr>
       <w:pBdr/>
@@ -32950,10 +34207,10 @@
       <w:ind/>
     </w:pPr>
   </w:style>
-  <w:style w:type="paragraph" w:styleId="180">
+  <w:style w:type="paragraph" w:styleId="887">
     <w:name w:val="Caption"/>
-    <w:basedOn w:val="664"/>
-    <w:next w:val="664"/>
+    <w:basedOn w:val="908"/>
+    <w:next w:val="908"/>
     <w:uiPriority w:val="35"/>
     <w:unhideWhenUsed/>
     <w:qFormat/>
@@ -32970,10 +34227,10 @@
       <w:szCs w:val="18"/>
     </w:rPr>
   </w:style>
-  <w:style w:type="paragraph" w:styleId="181">
+  <w:style w:type="paragraph" w:styleId="888">
     <w:name w:val="footnote text"/>
-    <w:basedOn w:val="664"/>
-    <w:link w:val="182"/>
+    <w:basedOn w:val="908"/>
+    <w:link w:val="889"/>
     <w:uiPriority w:val="99"/>
     <w:semiHidden/>
     <w:unhideWhenUsed/>
@@ -32987,10 +34244,10 @@
       <w:szCs w:val="20"/>
     </w:rPr>
   </w:style>
-  <w:style w:type="character" w:styleId="182">
+  <w:style w:type="character" w:styleId="889">
     <w:name w:val="Footnote Text Char"/>
-    <w:basedOn w:val="148"/>
-    <w:link w:val="181"/>
+    <w:basedOn w:val="858"/>
+    <w:link w:val="888"/>
     <w:uiPriority w:val="99"/>
     <w:semiHidden/>
     <w:pPr>
@@ -33003,9 +34260,9 @@
       <w:szCs w:val="20"/>
     </w:rPr>
   </w:style>
-  <w:style w:type="character" w:styleId="183">
+  <w:style w:type="character" w:styleId="890">
     <w:name w:val="footnote reference"/>
-    <w:basedOn w:val="148"/>
+    <w:basedOn w:val="858"/>
     <w:uiPriority w:val="99"/>
     <w:semiHidden/>
     <w:unhideWhenUsed/>
@@ -33018,10 +34275,10 @@
       <w:vertAlign w:val="superscript"/>
     </w:rPr>
   </w:style>
-  <w:style w:type="paragraph" w:styleId="184">
+  <w:style w:type="paragraph" w:styleId="891">
     <w:name w:val="endnote text"/>
-    <w:basedOn w:val="664"/>
-    <w:link w:val="185"/>
+    <w:basedOn w:val="908"/>
+    <w:link w:val="892"/>
     <w:uiPriority w:val="99"/>
     <w:semiHidden/>
     <w:unhideWhenUsed/>
@@ -33035,10 +34292,10 @@
       <w:szCs w:val="20"/>
     </w:rPr>
   </w:style>
-  <w:style w:type="character" w:styleId="185">
+  <w:style w:type="character" w:styleId="892">
     <w:name w:val="Endnote Text Char"/>
-    <w:basedOn w:val="148"/>
-    <w:link w:val="184"/>
+    <w:basedOn w:val="858"/>
+    <w:link w:val="891"/>
     <w:uiPriority w:val="99"/>
     <w:semiHidden/>
     <w:pPr>
@@ -33051,9 +34308,9 @@
       <w:szCs w:val="20"/>
     </w:rPr>
   </w:style>
-  <w:style w:type="character" w:styleId="186">
+  <w:style w:type="character" w:styleId="893">
     <w:name w:val="endnote reference"/>
-    <w:basedOn w:val="148"/>
+    <w:basedOn w:val="858"/>
     <w:uiPriority w:val="99"/>
     <w:semiHidden/>
     <w:unhideWhenUsed/>
@@ -33066,9 +34323,9 @@
       <w:vertAlign w:val="superscript"/>
     </w:rPr>
   </w:style>
-  <w:style w:type="character" w:styleId="187">
+  <w:style w:type="character" w:styleId="894">
     <w:name w:val="Hyperlink"/>
-    <w:basedOn w:val="148"/>
+    <w:basedOn w:val="858"/>
     <w:uiPriority w:val="99"/>
     <w:unhideWhenUsed/>
     <w:pPr>
@@ -33081,9 +34338,9 @@
       <w:u w:val="single"/>
     </w:rPr>
   </w:style>
-  <w:style w:type="character" w:styleId="188">
+  <w:style w:type="character" w:styleId="895">
     <w:name w:val="FollowedHyperlink"/>
-    <w:basedOn w:val="148"/>
+    <w:basedOn w:val="858"/>
     <w:uiPriority w:val="99"/>
     <w:semiHidden/>
     <w:unhideWhenUsed/>
@@ -33097,10 +34354,10 @@
       <w:u w:val="single"/>
     </w:rPr>
   </w:style>
-  <w:style w:type="paragraph" w:styleId="189">
+  <w:style w:type="paragraph" w:styleId="896">
     <w:name w:val="toc 1"/>
-    <w:basedOn w:val="664"/>
-    <w:next w:val="664"/>
+    <w:basedOn w:val="908"/>
+    <w:next w:val="908"/>
     <w:uiPriority w:val="39"/>
     <w:unhideWhenUsed/>
     <w:pPr>
@@ -33109,10 +34366,10 @@
       <w:ind/>
     </w:pPr>
   </w:style>
-  <w:style w:type="paragraph" w:styleId="190">
+  <w:style w:type="paragraph" w:styleId="897">
     <w:name w:val="toc 2"/>
-    <w:basedOn w:val="664"/>
-    <w:next w:val="664"/>
+    <w:basedOn w:val="908"/>
+    <w:next w:val="908"/>
     <w:uiPriority w:val="39"/>
     <w:unhideWhenUsed/>
     <w:pPr>
@@ -33121,10 +34378,10 @@
       <w:ind w:left="220"/>
     </w:pPr>
   </w:style>
-  <w:style w:type="paragraph" w:styleId="191">
+  <w:style w:type="paragraph" w:styleId="898">
     <w:name w:val="toc 3"/>
-    <w:basedOn w:val="664"/>
-    <w:next w:val="664"/>
+    <w:basedOn w:val="908"/>
+    <w:next w:val="908"/>
     <w:uiPriority w:val="39"/>
     <w:unhideWhenUsed/>
     <w:pPr>
@@ -33133,10 +34390,10 @@
       <w:ind w:left="440"/>
     </w:pPr>
   </w:style>
-  <w:style w:type="paragraph" w:styleId="192">
+  <w:style w:type="paragraph" w:styleId="899">
     <w:name w:val="toc 4"/>
-    <w:basedOn w:val="664"/>
-    <w:next w:val="664"/>
+    <w:basedOn w:val="908"/>
+    <w:next w:val="908"/>
     <w:uiPriority w:val="39"/>
     <w:unhideWhenUsed/>
     <w:pPr>
@@ -33145,10 +34402,10 @@
       <w:ind w:left="660"/>
     </w:pPr>
   </w:style>
-  <w:style w:type="paragraph" w:styleId="193">
+  <w:style w:type="paragraph" w:styleId="900">
     <w:name w:val="toc 5"/>
-    <w:basedOn w:val="664"/>
-    <w:next w:val="664"/>
+    <w:basedOn w:val="908"/>
+    <w:next w:val="908"/>
     <w:uiPriority w:val="39"/>
     <w:unhideWhenUsed/>
     <w:pPr>
@@ -33157,10 +34414,10 @@
       <w:ind w:left="880"/>
     </w:pPr>
   </w:style>
-  <w:style w:type="paragraph" w:styleId="194">
+  <w:style w:type="paragraph" w:styleId="901">
     <w:name w:val="toc 6"/>
-    <w:basedOn w:val="664"/>
-    <w:next w:val="664"/>
+    <w:basedOn w:val="908"/>
+    <w:next w:val="908"/>
     <w:uiPriority w:val="39"/>
     <w:unhideWhenUsed/>
     <w:pPr>
@@ -33169,10 +34426,10 @@
       <w:ind w:left="1100"/>
     </w:pPr>
   </w:style>
-  <w:style w:type="paragraph" w:styleId="195">
+  <w:style w:type="paragraph" w:styleId="902">
     <w:name w:val="toc 7"/>
-    <w:basedOn w:val="664"/>
-    <w:next w:val="664"/>
+    <w:basedOn w:val="908"/>
+    <w:next w:val="908"/>
     <w:uiPriority w:val="39"/>
     <w:unhideWhenUsed/>
     <w:pPr>
@@ -33181,10 +34438,10 @@
       <w:ind w:left="1320"/>
     </w:pPr>
   </w:style>
-  <w:style w:type="paragraph" w:styleId="196">
+  <w:style w:type="paragraph" w:styleId="903">
     <w:name w:val="toc 8"/>
-    <w:basedOn w:val="664"/>
-    <w:next w:val="664"/>
+    <w:basedOn w:val="908"/>
+    <w:next w:val="908"/>
     <w:uiPriority w:val="39"/>
     <w:unhideWhenUsed/>
     <w:pPr>
@@ -33193,10 +34450,10 @@
       <w:ind w:left="1540"/>
     </w:pPr>
   </w:style>
-  <w:style w:type="paragraph" w:styleId="197">
+  <w:style w:type="paragraph" w:styleId="904">
     <w:name w:val="toc 9"/>
-    <w:basedOn w:val="664"/>
-    <w:next w:val="664"/>
+    <w:basedOn w:val="908"/>
+    <w:next w:val="908"/>
     <w:uiPriority w:val="39"/>
     <w:unhideWhenUsed/>
     <w:pPr>
@@ -33205,9 +34462,9 @@
       <w:ind w:left="1760"/>
     </w:pPr>
   </w:style>
-  <w:style w:type="character" w:styleId="198">
+  <w:style w:type="character" w:styleId="905">
     <w:name w:val="Placeholder Text"/>
-    <w:basedOn w:val="148"/>
+    <w:basedOn w:val="858"/>
     <w:uiPriority w:val="99"/>
     <w:semiHidden/>
     <w:pPr>
@@ -33219,7 +34476,7 @@
       <w:color w:val="666666"/>
     </w:rPr>
   </w:style>
-  <w:style w:type="paragraph" w:styleId="208">
+  <w:style w:type="paragraph" w:styleId="906">
     <w:name w:val="TOC Heading"/>
     <w:uiPriority w:val="39"/>
     <w:unhideWhenUsed/>
@@ -33229,10 +34486,10 @@
       <w:ind/>
     </w:pPr>
   </w:style>
-  <w:style w:type="paragraph" w:styleId="209">
+  <w:style w:type="paragraph" w:styleId="907">
     <w:name w:val="table of figures"/>
-    <w:basedOn w:val="664"/>
-    <w:next w:val="664"/>
+    <w:basedOn w:val="908"/>
+    <w:next w:val="908"/>
     <w:uiPriority w:val="99"/>
     <w:unhideWhenUsed/>
     <w:pPr>
@@ -33241,7 +34498,7 @@
       <w:ind/>
     </w:pPr>
   </w:style>
-  <w:style w:type="paragraph" w:styleId="664" w:default="1">
+  <w:style w:type="paragraph" w:styleId="908" w:default="1">
     <w:name w:val="Normal"/>
     <w:qFormat/>
     <w:pPr>
@@ -33250,7 +34507,7 @@
       <w:ind/>
     </w:pPr>
   </w:style>
-  <w:style w:type="table" w:styleId="665" w:default="1">
+  <w:style w:type="table" w:styleId="909" w:default="1">
     <w:name w:val="Normal Table"/>
     <w:uiPriority w:val="99"/>
     <w:semiHidden/>
@@ -33443,7 +34700,7 @@
       </w:tcPr>
     </w:tblStylePr>
   </w:style>
-  <w:style w:type="numbering" w:styleId="666" w:default="1">
+  <w:style w:type="numbering" w:styleId="910" w:default="1">
     <w:name w:val="No List"/>
     <w:uiPriority w:val="99"/>
     <w:semiHidden/>
@@ -33454,9 +34711,9 @@
       <w:ind/>
     </w:pPr>
   </w:style>
-  <w:style w:type="paragraph" w:styleId="667">
+  <w:style w:type="paragraph" w:styleId="911">
     <w:name w:val="No Spacing"/>
-    <w:basedOn w:val="664"/>
+    <w:basedOn w:val="908"/>
     <w:uiPriority w:val="1"/>
     <w:qFormat/>
     <w:pPr>
@@ -33465,9 +34722,9 @@
       <w:ind/>
     </w:pPr>
   </w:style>
-  <w:style w:type="paragraph" w:styleId="668">
+  <w:style w:type="paragraph" w:styleId="912">
     <w:name w:val="List Paragraph"/>
-    <w:basedOn w:val="664"/>
+    <w:basedOn w:val="908"/>
     <w:uiPriority w:val="34"/>
     <w:qFormat/>
     <w:pPr>
